--- a/research resources.docx
+++ b/research resources.docx
@@ -3,30 +3,418 @@
 <w:document xmlns:wpc="http://schemas.microsoft.com/office/word/2010/wordprocessingCanvas" xmlns:cx="http://schemas.microsoft.com/office/drawing/2014/chartex" xmlns:cx1="http://schemas.microsoft.com/office/drawing/2015/9/8/chartex" xmlns:cx2="http://schemas.microsoft.com/office/drawing/2015/10/21/chartex" xmlns:cx3="http://schemas.microsoft.com/office/drawing/2016/5/9/chartex" xmlns:cx4="http://schemas.microsoft.com/office/drawing/2016/5/10/chartex" xmlns:cx5="http://schemas.microsoft.com/office/drawing/2016/5/11/chartex" xmlns:cx6="http://schemas.microsoft.com/office/drawing/2016/5/12/chartex" xmlns:cx7="http://schemas.microsoft.com/office/drawing/2016/5/13/chartex" xmlns:cx8="http://schemas.microsoft.com/office/drawing/2016/5/14/chartex" xmlns:mc="http://schemas.openxmlformats.org/markup-compatibility/2006" xmlns:aink="http://schemas.microsoft.com/office/drawing/2016/ink" xmlns:am3d="http://schemas.microsoft.com/office/drawing/2017/model3d" xmlns:o="urn:schemas-microsoft-com:office:office" xmlns:oel="http://schemas.microsoft.com/office/2019/extlst" xmlns:r="http://schemas.openxmlformats.org/officeDocument/2006/relationships" xmlns:m="http://schemas.openxmlformats.org/officeDocument/2006/math" xmlns:v="urn:schemas-microsoft-com:vml" xmlns:wp14="http://schemas.microsoft.com/office/word/2010/wordprocessingDrawing" xmlns:wp="http://schemas.openxmlformats.org/drawingml/2006/wordprocessingDrawing" xmlns:w10="urn:schemas-microsoft-com:office:word" xmlns:w="http://schemas.openxmlformats.org/wordprocessingml/2006/main" xmlns:w14="http://schemas.microsoft.com/office/word/2010/wordml" xmlns:w15="http://schemas.microsoft.com/office/word/2012/wordml" xmlns:w16cex="http://schemas.microsoft.com/office/word/2018/wordml/cex" xmlns:w16cid="http://schemas.microsoft.com/office/word/2016/wordml/cid" xmlns:w16="http://schemas.microsoft.com/office/word/2018/wordml" xmlns:w16du="http://schemas.microsoft.com/office/word/2023/wordml/word16du" xmlns:w16sdtdh="http://schemas.microsoft.com/office/word/2020/wordml/sdtdatahash" xmlns:w16sdtfl="http://schemas.microsoft.com/office/word/2024/wordml/sdtformatlock" xmlns:w16se="http://schemas.microsoft.com/office/word/2015/wordml/symex" xmlns:wpg="http://schemas.microsoft.com/office/word/2010/wordprocessingGroup" xmlns:wpi="http://schemas.microsoft.com/office/word/2010/wordprocessingInk" xmlns:wne="http://schemas.microsoft.com/office/word/2006/wordml" xmlns:wps="http://schemas.microsoft.com/office/word/2010/wordprocessingShape" mc:Ignorable="w14 w15 w16se w16cid w16 w16cex w16sdtdh w16sdtfl w16du wp14">
   <w:body>
     <w:p>
-      <w:r>
-        <w:rPr>
-          <w:rFonts w:hint="eastAsia"/>
-        </w:rPr>
-        <w:t>[</w:t>
+      <w:pPr>
+        <w:pStyle w:val="1"/>
+      </w:pPr>
+      <w:r>
+        <w:rPr>
+          <w:rFonts w:hint="eastAsia"/>
+        </w:rPr>
+        <w:t>RESEARCH GUIDE</w:t>
+      </w:r>
+    </w:p>
+    <w:p>
+      <w:pPr>
+        <w:pStyle w:val="a9"/>
+        <w:numPr>
+          <w:ilvl w:val="0"/>
+          <w:numId w:val="6"/>
+        </w:numPr>
+        <w:rPr>
+          <w:rFonts w:hint="eastAsia"/>
+        </w:rPr>
+      </w:pPr>
+      <w:r>
+        <w:rPr>
+          <w:b/>
+          <w:bCs/>
+        </w:rPr>
+        <w:t>Research Guide: International Investment Law (WHU COIL)</w:t>
+      </w:r>
+      <w:r>
+        <w:rPr>
+          <w:rFonts w:hint="eastAsia"/>
+          <w:b/>
+          <w:bCs/>
+        </w:rPr>
+        <w:t xml:space="preserve"> </w:t>
+      </w:r>
+      <w:r>
+        <w:t>https://whucoil.github.io/IIL-research-guide/</w:t>
+      </w:r>
+    </w:p>
+    <w:p/>
+    <w:p>
+      <w:pPr>
+        <w:pStyle w:val="1"/>
+        <w:rPr>
+          <w:rFonts w:hint="eastAsia"/>
+        </w:rPr>
+      </w:pPr>
+      <w:r>
+        <w:t xml:space="preserve">Books &amp; </w:t>
+      </w:r>
+      <w:r>
+        <w:rPr>
+          <w:rFonts w:hint="eastAsia"/>
+        </w:rPr>
+        <w:t xml:space="preserve">book chapters </w:t>
+      </w:r>
+      <w:r>
+        <w:rPr>
+          <w:rFonts w:hint="eastAsia"/>
+        </w:rPr>
+        <w:t>(</w:t>
+      </w:r>
+      <w:r>
+        <w:rPr>
+          <w:rFonts w:hint="eastAsia"/>
+        </w:rPr>
+        <w:t>按照时间先后排序</w:t>
+      </w:r>
+      <w:r>
+        <w:rPr>
+          <w:rFonts w:hint="eastAsia"/>
+        </w:rPr>
+        <w:t>)</w:t>
+      </w:r>
+    </w:p>
+    <w:p>
+      <w:pPr>
+        <w:numPr>
+          <w:ilvl w:val="0"/>
+          <w:numId w:val="2"/>
+        </w:numPr>
+      </w:pPr>
+      <w:r>
+        <w:t>Huiping Chen, </w:t>
+      </w:r>
+      <w:hyperlink r:id="rId7" w:anchor="about-this-book" w:tgtFrame="_blank" w:history="1">
+        <w:r>
+          <w:rPr>
+            <w:rStyle w:val="af2"/>
+            <w:b/>
+            <w:bCs/>
+          </w:rPr>
+          <w:t>China's Practice in International Investment Law</w:t>
+        </w:r>
+      </w:hyperlink>
+      <w:r>
+        <w:t> (Springer, 2025).</w:t>
+      </w:r>
+    </w:p>
+    <w:p>
+      <w:pPr>
+        <w:numPr>
+          <w:ilvl w:val="0"/>
+          <w:numId w:val="2"/>
+        </w:numPr>
+      </w:pPr>
+      <w:r>
+        <w:t>Shen Wei, </w:t>
+      </w:r>
+      <w:hyperlink r:id="rId8" w:tgtFrame="_blank" w:history="1">
+        <w:r>
+          <w:rPr>
+            <w:rStyle w:val="af2"/>
+            <w:b/>
+            <w:bCs/>
+          </w:rPr>
+          <w:t>Decoding Chinese Bilateral Investment Treaties</w:t>
+        </w:r>
+      </w:hyperlink>
+      <w:r>
+        <w:t> (Cambridge University Press, 2021).</w:t>
+      </w:r>
+    </w:p>
+    <w:p>
+      <w:pPr>
+        <w:numPr>
+          <w:ilvl w:val="0"/>
+          <w:numId w:val="2"/>
+        </w:numPr>
+      </w:pPr>
+      <w:r>
+        <w:rPr>
+          <w:rFonts w:hint="eastAsia"/>
+        </w:rPr>
+        <w:t>张建，“</w:t>
+      </w:r>
+      <w:r>
+        <w:t>涉华国际投资仲裁法律适用问题及实践评述</w:t>
+      </w:r>
+      <w:r>
+        <w:rPr>
+          <w:rFonts w:hint="eastAsia"/>
+        </w:rPr>
+        <w:t>”，</w:t>
       </w:r>
       <w:proofErr w:type="gramStart"/>
       <w:r>
         <w:rPr>
           <w:rFonts w:hint="eastAsia"/>
         </w:rPr>
-        <w:t>1]</w:t>
-      </w:r>
+        <w:t>载张建</w:t>
+      </w:r>
+      <w:proofErr w:type="gramEnd"/>
+      <w:r>
+        <w:rPr>
+          <w:rFonts w:hint="eastAsia"/>
+        </w:rPr>
+        <w:t>著，《</w:t>
+      </w:r>
+      <w:r>
+        <w:t>国际投资仲裁法律适用问题研究</w:t>
+      </w:r>
+      <w:r>
+        <w:rPr>
+          <w:rFonts w:hint="eastAsia"/>
+        </w:rPr>
+        <w:t>》中国政法大学出版社</w:t>
+      </w:r>
+      <w:r>
+        <w:rPr>
+          <w:rFonts w:hint="eastAsia"/>
+        </w:rPr>
+        <w:t>2020</w:t>
+      </w:r>
+      <w:r>
+        <w:rPr>
+          <w:rFonts w:hint="eastAsia"/>
+        </w:rPr>
+        <w:t>年</w:t>
+      </w:r>
+      <w:r>
+        <w:rPr>
+          <w:rFonts w:hint="eastAsia"/>
+        </w:rPr>
+        <w:t>11</w:t>
+      </w:r>
+      <w:r>
+        <w:rPr>
+          <w:rFonts w:hint="eastAsia"/>
+        </w:rPr>
+        <w:t>月，</w:t>
+      </w:r>
+      <w:hyperlink r:id="rId9" w:history="1">
+        <w:r>
+          <w:rPr>
+            <w:rStyle w:val="af2"/>
+          </w:rPr>
+          <w:t>https://vstudy.ruc.edu.cn/mystudy/searchDetail/mce69452525c48c534b26bf0b84c5b1b1</w:t>
+        </w:r>
+      </w:hyperlink>
+    </w:p>
+    <w:p>
+      <w:pPr>
+        <w:numPr>
+          <w:ilvl w:val="0"/>
+          <w:numId w:val="2"/>
+        </w:numPr>
+        <w:rPr>
+          <w:b/>
+          <w:bCs/>
+        </w:rPr>
+      </w:pPr>
+      <w:r>
+        <w:rPr>
+          <w:rFonts w:hint="eastAsia"/>
+        </w:rPr>
+        <w:t>龚柏华</w:t>
+      </w:r>
+      <w:r>
+        <w:rPr>
+          <w:rFonts w:hint="eastAsia"/>
+        </w:rPr>
+        <w:t>、</w:t>
+      </w:r>
+      <w:r>
+        <w:rPr>
+          <w:rFonts w:hint="eastAsia"/>
+        </w:rPr>
+        <w:t>伍穗龙</w:t>
+      </w:r>
+      <w:r>
+        <w:rPr>
+          <w:rFonts w:hint="eastAsia"/>
+        </w:rPr>
+        <w:t>，《</w:t>
+      </w:r>
+      <w:r>
+        <w:rPr>
+          <w:b/>
+          <w:bCs/>
+        </w:rPr>
+        <w:t> </w:t>
+      </w:r>
+      <w:r>
+        <w:rPr>
+          <w:b/>
+          <w:bCs/>
+        </w:rPr>
+        <w:t>涉华投资者</w:t>
+      </w:r>
+      <w:r>
+        <w:rPr>
+          <w:b/>
+          <w:bCs/>
+        </w:rPr>
+        <w:t>-</w:t>
+      </w:r>
+      <w:r>
+        <w:rPr>
+          <w:b/>
+          <w:bCs/>
+        </w:rPr>
+        <w:t>东道国仲裁案述评</w:t>
+      </w:r>
+      <w:r>
+        <w:rPr>
+          <w:rFonts w:hint="eastAsia"/>
+        </w:rPr>
+        <w:t>》，上海人民出版社</w:t>
+      </w:r>
+      <w:r>
+        <w:rPr>
+          <w:rFonts w:hint="eastAsia"/>
+        </w:rPr>
+        <w:t>2020</w:t>
+      </w:r>
+      <w:r>
+        <w:rPr>
+          <w:rFonts w:hint="eastAsia"/>
+        </w:rPr>
+        <w:t>年</w:t>
+      </w:r>
+      <w:r>
+        <w:rPr>
+          <w:rFonts w:hint="eastAsia"/>
+        </w:rPr>
+        <w:t>5</w:t>
+      </w:r>
+      <w:r>
+        <w:rPr>
+          <w:rFonts w:hint="eastAsia"/>
+        </w:rPr>
+        <w:t>月，</w:t>
+      </w:r>
+      <w:hyperlink r:id="rId10" w:history="1">
+        <w:r>
+          <w:rPr>
+            <w:rStyle w:val="af2"/>
+          </w:rPr>
+          <w:t>https://product.dangdang.com/28548252.html</w:t>
+        </w:r>
+      </w:hyperlink>
+      <w:r>
+        <w:rPr>
+          <w:rFonts w:hint="eastAsia"/>
+        </w:rPr>
+        <w:t>。</w:t>
+      </w:r>
+    </w:p>
+    <w:p/>
+    <w:p>
+      <w:pPr>
+        <w:pStyle w:val="1"/>
+      </w:pPr>
+      <w:proofErr w:type="gramStart"/>
+      <w:r>
+        <w:rPr>
+          <w:rFonts w:hint="eastAsia"/>
+        </w:rPr>
+        <w:t>REPROTS</w:t>
+      </w:r>
+      <w:r>
+        <w:rPr>
+          <w:rFonts w:hint="eastAsia"/>
+        </w:rPr>
+        <w:t>(</w:t>
+      </w:r>
+      <w:proofErr w:type="gramEnd"/>
+      <w:r>
+        <w:rPr>
+          <w:rFonts w:hint="eastAsia"/>
+        </w:rPr>
+        <w:t>按照时间先后排序</w:t>
+      </w:r>
+      <w:r>
+        <w:rPr>
+          <w:rFonts w:hint="eastAsia"/>
+        </w:rPr>
+        <w:t>)</w:t>
+      </w:r>
+    </w:p>
+    <w:p>
+      <w:pPr>
+        <w:pStyle w:val="a9"/>
+        <w:numPr>
+          <w:ilvl w:val="0"/>
+          <w:numId w:val="3"/>
+        </w:numPr>
+      </w:pPr>
+      <w:proofErr w:type="gramStart"/>
       <w:r>
         <w:rPr>
           <w:rFonts w:hint="eastAsia"/>
         </w:rPr>
         <w:t>池漫郊</w:t>
       </w:r>
+      <w:r>
+        <w:rPr>
+          <w:rFonts w:hint="eastAsia"/>
+        </w:rPr>
+        <w:t>,</w:t>
+      </w:r>
+      <w:r>
+        <w:rPr>
+          <w:rFonts w:hint="eastAsia"/>
+        </w:rPr>
+        <w:t>任清</w:t>
+      </w:r>
       <w:proofErr w:type="gramEnd"/>
       <w:r>
         <w:rPr>
           <w:rFonts w:hint="eastAsia"/>
         </w:rPr>
+        <w:t>.</w:t>
+      </w:r>
+      <w:r>
+        <w:rPr>
+          <w:rFonts w:hint="eastAsia"/>
+        </w:rPr>
+        <w:t>中国国际投资仲裁年度观察（</w:t>
+      </w:r>
+      <w:r>
+        <w:rPr>
+          <w:rFonts w:hint="eastAsia"/>
+        </w:rPr>
+        <w:t>2024</w:t>
+      </w:r>
+      <w:r>
+        <w:rPr>
+          <w:rFonts w:hint="eastAsia"/>
+        </w:rPr>
+        <w:t>）</w:t>
+      </w:r>
+      <w:r>
+        <w:rPr>
+          <w:rFonts w:hint="eastAsia"/>
+        </w:rPr>
+        <w:t>[J].</w:t>
+      </w:r>
+      <w:proofErr w:type="gramStart"/>
+      <w:r>
+        <w:rPr>
+          <w:rFonts w:hint="eastAsia"/>
+        </w:rPr>
+        <w:t>北京仲裁</w:t>
+      </w:r>
+      <w:proofErr w:type="gramEnd"/>
+      <w:r>
+        <w:rPr>
+          <w:rFonts w:hint="eastAsia"/>
+        </w:rPr>
         <w:t>,</w:t>
       </w:r>
       <w:proofErr w:type="gramStart"/>
@@ -34,91 +422,27 @@
         <w:rPr>
           <w:rFonts w:hint="eastAsia"/>
         </w:rPr>
-        <w:t>任清</w:t>
-      </w:r>
-      <w:r>
-        <w:rPr>
-          <w:rFonts w:hint="eastAsia"/>
-        </w:rPr>
-        <w:t>.</w:t>
-      </w:r>
-      <w:r>
-        <w:rPr>
-          <w:rFonts w:hint="eastAsia"/>
-        </w:rPr>
-        <w:t>中国国际投资仲裁年度观察</w:t>
+        <w:t>2024,(</w:t>
       </w:r>
       <w:proofErr w:type="gramEnd"/>
       <w:r>
         <w:rPr>
           <w:rFonts w:hint="eastAsia"/>
         </w:rPr>
-        <w:t>（</w:t>
-      </w:r>
-      <w:r>
-        <w:rPr>
-          <w:rFonts w:hint="eastAsia"/>
-        </w:rPr>
-        <w:t>2024</w:t>
-      </w:r>
-      <w:r>
-        <w:rPr>
-          <w:rFonts w:hint="eastAsia"/>
-        </w:rPr>
-        <w:t>）</w:t>
-      </w:r>
-      <w:r>
-        <w:rPr>
-          <w:rFonts w:hint="eastAsia"/>
-        </w:rPr>
-        <w:t>[J</w:t>
+        <w:t>04</w:t>
       </w:r>
       <w:proofErr w:type="gramStart"/>
       <w:r>
         <w:rPr>
           <w:rFonts w:hint="eastAsia"/>
         </w:rPr>
-        <w:t>].</w:t>
-      </w:r>
-      <w:r>
-        <w:rPr>
-          <w:rFonts w:hint="eastAsia"/>
-        </w:rPr>
-        <w:t>北京仲裁</w:t>
+        <w:t>):1-96.DOI</w:t>
       </w:r>
       <w:proofErr w:type="gramEnd"/>
       <w:r>
         <w:rPr>
           <w:rFonts w:hint="eastAsia"/>
         </w:rPr>
-        <w:t>,</w:t>
-      </w:r>
-      <w:proofErr w:type="gramStart"/>
-      <w:r>
-        <w:rPr>
-          <w:rFonts w:hint="eastAsia"/>
-        </w:rPr>
-        <w:t>2024,(</w:t>
-      </w:r>
-      <w:proofErr w:type="gramEnd"/>
-      <w:r>
-        <w:rPr>
-          <w:rFonts w:hint="eastAsia"/>
-        </w:rPr>
-        <w:t>04</w:t>
-      </w:r>
-      <w:proofErr w:type="gramStart"/>
-      <w:r>
-        <w:rPr>
-          <w:rFonts w:hint="eastAsia"/>
-        </w:rPr>
-        <w:t>):1-96.DOI</w:t>
-      </w:r>
-      <w:proofErr w:type="gramEnd"/>
-      <w:r>
-        <w:rPr>
-          <w:rFonts w:hint="eastAsia"/>
-        </w:rPr>
         <w:t>:10.13611/b.cnki.978-7-5093-3452-2.2024.04.007.</w:t>
       </w:r>
       <w:r>
@@ -127,7 +451,7 @@
         </w:rPr>
         <w:t xml:space="preserve"> </w:t>
       </w:r>
-      <w:hyperlink r:id="rId6" w:history="1">
+      <w:hyperlink r:id="rId11" w:history="1">
         <w:r>
           <w:rPr>
             <w:rStyle w:val="af2"/>
@@ -139,30 +463,75 @@
     </w:p>
     <w:p/>
     <w:p>
-      <w:r>
-        <w:rPr>
-          <w:rFonts w:hint="eastAsia"/>
-        </w:rPr>
-        <w:t>[</w:t>
-      </w:r>
+      <w:pPr>
+        <w:pStyle w:val="a9"/>
+        <w:numPr>
+          <w:ilvl w:val="0"/>
+          <w:numId w:val="3"/>
+        </w:numPr>
+      </w:pPr>
       <w:proofErr w:type="gramStart"/>
       <w:r>
         <w:rPr>
           <w:rFonts w:hint="eastAsia"/>
         </w:rPr>
-        <w:t>1]</w:t>
-      </w:r>
-      <w:r>
-        <w:rPr>
-          <w:rFonts w:hint="eastAsia"/>
-        </w:rPr>
         <w:t>池漫郊</w:t>
       </w:r>
+      <w:r>
+        <w:rPr>
+          <w:rFonts w:hint="eastAsia"/>
+        </w:rPr>
+        <w:t>,</w:t>
+      </w:r>
+      <w:r>
+        <w:rPr>
+          <w:rFonts w:hint="eastAsia"/>
+        </w:rPr>
+        <w:t>任清</w:t>
+      </w:r>
       <w:proofErr w:type="gramEnd"/>
       <w:r>
         <w:rPr>
           <w:rFonts w:hint="eastAsia"/>
         </w:rPr>
+        <w:t>.</w:t>
+      </w:r>
+      <w:r>
+        <w:rPr>
+          <w:rFonts w:hint="eastAsia"/>
+        </w:rPr>
+        <w:t>中国国际投资仲裁年度观察（</w:t>
+      </w:r>
+      <w:r>
+        <w:rPr>
+          <w:rFonts w:hint="eastAsia"/>
+        </w:rPr>
+        <w:t>2023</w:t>
+      </w:r>
+      <w:r>
+        <w:rPr>
+          <w:rFonts w:hint="eastAsia"/>
+        </w:rPr>
+        <w:t>）</w:t>
+      </w:r>
+      <w:r>
+        <w:rPr>
+          <w:rFonts w:hint="eastAsia"/>
+        </w:rPr>
+        <w:t>[J].</w:t>
+      </w:r>
+      <w:proofErr w:type="gramStart"/>
+      <w:r>
+        <w:rPr>
+          <w:rFonts w:hint="eastAsia"/>
+        </w:rPr>
+        <w:t>北京仲裁</w:t>
+      </w:r>
+      <w:proofErr w:type="gramEnd"/>
+      <w:r>
+        <w:rPr>
+          <w:rFonts w:hint="eastAsia"/>
+        </w:rPr>
         <w:t>,</w:t>
       </w:r>
       <w:proofErr w:type="gramStart"/>
@@ -170,91 +539,27 @@
         <w:rPr>
           <w:rFonts w:hint="eastAsia"/>
         </w:rPr>
-        <w:t>任清</w:t>
-      </w:r>
-      <w:r>
-        <w:rPr>
-          <w:rFonts w:hint="eastAsia"/>
-        </w:rPr>
-        <w:t>.</w:t>
-      </w:r>
-      <w:r>
-        <w:rPr>
-          <w:rFonts w:hint="eastAsia"/>
-        </w:rPr>
-        <w:t>中国国际投资仲裁年度观察</w:t>
+        <w:t>2023,(</w:t>
       </w:r>
       <w:proofErr w:type="gramEnd"/>
       <w:r>
         <w:rPr>
           <w:rFonts w:hint="eastAsia"/>
         </w:rPr>
-        <w:t>（</w:t>
-      </w:r>
-      <w:r>
-        <w:rPr>
-          <w:rFonts w:hint="eastAsia"/>
-        </w:rPr>
-        <w:t>2023</w:t>
-      </w:r>
-      <w:r>
-        <w:rPr>
-          <w:rFonts w:hint="eastAsia"/>
-        </w:rPr>
-        <w:t>）</w:t>
-      </w:r>
-      <w:r>
-        <w:rPr>
-          <w:rFonts w:hint="eastAsia"/>
-        </w:rPr>
-        <w:t>[J</w:t>
+        <w:t>02</w:t>
       </w:r>
       <w:proofErr w:type="gramStart"/>
       <w:r>
         <w:rPr>
           <w:rFonts w:hint="eastAsia"/>
         </w:rPr>
-        <w:t>].</w:t>
-      </w:r>
-      <w:r>
-        <w:rPr>
-          <w:rFonts w:hint="eastAsia"/>
-        </w:rPr>
-        <w:t>北京仲裁</w:t>
+        <w:t>):1-78.DOI</w:t>
       </w:r>
       <w:proofErr w:type="gramEnd"/>
       <w:r>
         <w:rPr>
           <w:rFonts w:hint="eastAsia"/>
         </w:rPr>
-        <w:t>,</w:t>
-      </w:r>
-      <w:proofErr w:type="gramStart"/>
-      <w:r>
-        <w:rPr>
-          <w:rFonts w:hint="eastAsia"/>
-        </w:rPr>
-        <w:t>2023,(</w:t>
-      </w:r>
-      <w:proofErr w:type="gramEnd"/>
-      <w:r>
-        <w:rPr>
-          <w:rFonts w:hint="eastAsia"/>
-        </w:rPr>
-        <w:t>02</w:t>
-      </w:r>
-      <w:proofErr w:type="gramStart"/>
-      <w:r>
-        <w:rPr>
-          <w:rFonts w:hint="eastAsia"/>
-        </w:rPr>
-        <w:t>):1-78.DOI</w:t>
-      </w:r>
-      <w:proofErr w:type="gramEnd"/>
-      <w:r>
-        <w:rPr>
-          <w:rFonts w:hint="eastAsia"/>
-        </w:rPr>
         <w:t>:10.13611/b.cnki.978-7-5093-3452-2.2023.02.006.</w:t>
       </w:r>
       <w:r>
@@ -263,42 +568,100 @@
         </w:rPr>
         <w:t xml:space="preserve"> </w:t>
       </w:r>
-      <w:hyperlink r:id="rId7" w:history="1">
+      <w:hyperlink r:id="rId12" w:history="1">
         <w:r>
           <w:rPr>
             <w:rStyle w:val="af2"/>
             <w:rFonts w:hint="eastAsia"/>
           </w:rPr>
-          <w:t>https://kns.cnki.net/kcms2/article/abstract?v=dSUnQCB_TmPlVKI2JcxovGdMq-5yUZkRFFVt4U9i3XGS3rcpVpBfF9Q-buI3tMghTRL0oyBB84rMg-NCFAlRavHjE4zDTvrjXSo6qLTB8m97JHrMTVFDzV22UDCS4Ho_wkSg4gykLBXkMmK5itwWTUAmQ7Gn22wFpDlcIsc9fB0=&amp;uniplatform=NZKPT</w:t>
+          <w:t>https://kns.cnki.net/kcms2/article/abstract?v=dSUnQCB_TmPlVKI2JcxovGdMq-5yUZkRFFVt4U9i3XGS3rcpVpBfF9Q-buI3tMghTRL0oyBB84rMg-</w:t>
+        </w:r>
+        <w:r>
+          <w:rPr>
+            <w:rStyle w:val="af2"/>
+            <w:rFonts w:hint="eastAsia"/>
+          </w:rPr>
+          <w:lastRenderedPageBreak/>
+          <w:t>NCFAlRavHjE4zDTvrjXSo6qLTB8m97JHrMTVFDzV22UDCS4Ho_wkSg4gykLBXkMmK5itwWTUAmQ7Gn22wFpDlcIsc9fB0=&amp;uniplatform=NZKPT</w:t>
         </w:r>
       </w:hyperlink>
     </w:p>
+    <w:p>
+      <w:pPr>
+        <w:pStyle w:val="a9"/>
+      </w:pPr>
+    </w:p>
     <w:p/>
     <w:p>
-      <w:r>
-        <w:rPr>
-          <w:rFonts w:hint="eastAsia"/>
-        </w:rPr>
-        <w:t>[</w:t>
-      </w:r>
+      <w:pPr>
+        <w:pStyle w:val="a9"/>
+        <w:numPr>
+          <w:ilvl w:val="0"/>
+          <w:numId w:val="3"/>
+        </w:numPr>
+      </w:pPr>
       <w:proofErr w:type="gramStart"/>
       <w:r>
         <w:rPr>
           <w:rFonts w:hint="eastAsia"/>
         </w:rPr>
-        <w:t>1]</w:t>
-      </w:r>
-      <w:r>
-        <w:rPr>
-          <w:rFonts w:hint="eastAsia"/>
-        </w:rPr>
         <w:t>池漫郊</w:t>
       </w:r>
+      <w:r>
+        <w:rPr>
+          <w:rFonts w:hint="eastAsia"/>
+        </w:rPr>
+        <w:t>,</w:t>
+      </w:r>
+      <w:r>
+        <w:rPr>
+          <w:rFonts w:hint="eastAsia"/>
+        </w:rPr>
+        <w:t>任清</w:t>
+      </w:r>
       <w:proofErr w:type="gramEnd"/>
       <w:r>
         <w:rPr>
           <w:rFonts w:hint="eastAsia"/>
         </w:rPr>
+        <w:t>.</w:t>
+      </w:r>
+      <w:r>
+        <w:rPr>
+          <w:rFonts w:hint="eastAsia"/>
+        </w:rPr>
+        <w:t>中国国际投资仲裁年度观察（</w:t>
+      </w:r>
+      <w:r>
+        <w:rPr>
+          <w:rFonts w:hint="eastAsia"/>
+        </w:rPr>
+        <w:t>2022</w:t>
+      </w:r>
+      <w:r>
+        <w:rPr>
+          <w:rFonts w:hint="eastAsia"/>
+        </w:rPr>
+        <w:t>）</w:t>
+      </w:r>
+      <w:r>
+        <w:rPr>
+          <w:rFonts w:hint="eastAsia"/>
+        </w:rPr>
+        <w:t>[J].</w:t>
+      </w:r>
+      <w:proofErr w:type="gramStart"/>
+      <w:r>
+        <w:rPr>
+          <w:rFonts w:hint="eastAsia"/>
+        </w:rPr>
+        <w:t>北京仲裁</w:t>
+      </w:r>
+      <w:proofErr w:type="gramEnd"/>
+      <w:r>
+        <w:rPr>
+          <w:rFonts w:hint="eastAsia"/>
+        </w:rPr>
         <w:t>,</w:t>
       </w:r>
       <w:proofErr w:type="gramStart"/>
@@ -306,91 +669,27 @@
         <w:rPr>
           <w:rFonts w:hint="eastAsia"/>
         </w:rPr>
-        <w:t>任清</w:t>
-      </w:r>
-      <w:r>
-        <w:rPr>
-          <w:rFonts w:hint="eastAsia"/>
-        </w:rPr>
-        <w:t>.</w:t>
-      </w:r>
-      <w:r>
-        <w:rPr>
-          <w:rFonts w:hint="eastAsia"/>
-        </w:rPr>
-        <w:t>中国国际投资仲裁年度观察</w:t>
+        <w:t>2022,(</w:t>
       </w:r>
       <w:proofErr w:type="gramEnd"/>
       <w:r>
         <w:rPr>
           <w:rFonts w:hint="eastAsia"/>
         </w:rPr>
-        <w:t>（</w:t>
-      </w:r>
-      <w:r>
-        <w:rPr>
-          <w:rFonts w:hint="eastAsia"/>
-        </w:rPr>
-        <w:t>2022</w:t>
-      </w:r>
-      <w:r>
-        <w:rPr>
-          <w:rFonts w:hint="eastAsia"/>
-        </w:rPr>
-        <w:t>）</w:t>
-      </w:r>
-      <w:r>
-        <w:rPr>
-          <w:rFonts w:hint="eastAsia"/>
-        </w:rPr>
-        <w:t>[J</w:t>
+        <w:t>02</w:t>
       </w:r>
       <w:proofErr w:type="gramStart"/>
       <w:r>
         <w:rPr>
           <w:rFonts w:hint="eastAsia"/>
         </w:rPr>
-        <w:t>].</w:t>
-      </w:r>
-      <w:r>
-        <w:rPr>
-          <w:rFonts w:hint="eastAsia"/>
-        </w:rPr>
-        <w:t>北京仲裁</w:t>
+        <w:t>):1-76.DOI</w:t>
       </w:r>
       <w:proofErr w:type="gramEnd"/>
       <w:r>
         <w:rPr>
           <w:rFonts w:hint="eastAsia"/>
         </w:rPr>
-        <w:t>,</w:t>
-      </w:r>
-      <w:proofErr w:type="gramStart"/>
-      <w:r>
-        <w:rPr>
-          <w:rFonts w:hint="eastAsia"/>
-        </w:rPr>
-        <w:t>2022,(</w:t>
-      </w:r>
-      <w:proofErr w:type="gramEnd"/>
-      <w:r>
-        <w:rPr>
-          <w:rFonts w:hint="eastAsia"/>
-        </w:rPr>
-        <w:t>02</w:t>
-      </w:r>
-      <w:proofErr w:type="gramStart"/>
-      <w:r>
-        <w:rPr>
-          <w:rFonts w:hint="eastAsia"/>
-        </w:rPr>
-        <w:t>):1-76.DOI</w:t>
-      </w:r>
-      <w:proofErr w:type="gramEnd"/>
-      <w:r>
-        <w:rPr>
-          <w:rFonts w:hint="eastAsia"/>
-        </w:rPr>
         <w:t>:10.13611/b.cnki.978-7-5093-3452-2.2022.02.007.</w:t>
       </w:r>
       <w:r>
@@ -399,7 +698,7 @@
         </w:rPr>
         <w:t xml:space="preserve"> </w:t>
       </w:r>
-      <w:hyperlink r:id="rId8" w:history="1">
+      <w:hyperlink r:id="rId13" w:history="1">
         <w:r>
           <w:rPr>
             <w:rStyle w:val="af2"/>
@@ -411,79 +710,52 @@
     </w:p>
     <w:p/>
     <w:p>
-      <w:r>
-        <w:rPr>
-          <w:rFonts w:hint="eastAsia"/>
-        </w:rPr>
-        <w:t>[</w:t>
-      </w:r>
+      <w:pPr>
+        <w:pStyle w:val="a9"/>
+        <w:numPr>
+          <w:ilvl w:val="0"/>
+          <w:numId w:val="3"/>
+        </w:numPr>
+      </w:pPr>
       <w:proofErr w:type="gramStart"/>
       <w:r>
         <w:rPr>
           <w:rFonts w:hint="eastAsia"/>
         </w:rPr>
-        <w:t>1]</w:t>
-      </w:r>
-      <w:r>
-        <w:rPr>
-          <w:rFonts w:hint="eastAsia"/>
-        </w:rPr>
         <w:t>池漫郊</w:t>
       </w:r>
+      <w:r>
+        <w:rPr>
+          <w:rFonts w:hint="eastAsia"/>
+        </w:rPr>
+        <w:t>,</w:t>
+      </w:r>
+      <w:r>
+        <w:rPr>
+          <w:rFonts w:hint="eastAsia"/>
+        </w:rPr>
+        <w:t>任清</w:t>
+      </w:r>
       <w:proofErr w:type="gramEnd"/>
       <w:r>
         <w:rPr>
           <w:rFonts w:hint="eastAsia"/>
         </w:rPr>
-        <w:t>,</w:t>
+        <w:t>.</w:t>
+      </w:r>
+      <w:r>
+        <w:rPr>
+          <w:rFonts w:hint="eastAsia"/>
+        </w:rPr>
+        <w:t>中国国际投资仲裁年度观察</w:t>
+      </w:r>
+      <w:r>
+        <w:rPr>
+          <w:rFonts w:hint="eastAsia"/>
+        </w:rPr>
+        <w:t>(2021)[J].</w:t>
       </w:r>
       <w:proofErr w:type="gramStart"/>
-      <w:r>
-        <w:rPr>
-          <w:rFonts w:hint="eastAsia"/>
-        </w:rPr>
-        <w:t>任清</w:t>
-      </w:r>
-      <w:r>
-        <w:rPr>
-          <w:rFonts w:hint="eastAsia"/>
-        </w:rPr>
-        <w:t>.</w:t>
-      </w:r>
-      <w:r>
-        <w:rPr>
-          <w:rFonts w:hint="eastAsia"/>
-        </w:rPr>
-        <w:t>中国国际投资仲裁年度观察</w:t>
-      </w:r>
-      <w:proofErr w:type="gramEnd"/>
-      <w:r>
-        <w:rPr>
-          <w:rFonts w:hint="eastAsia"/>
-        </w:rPr>
-        <w:t>(</w:t>
-      </w:r>
-      <w:proofErr w:type="gramStart"/>
-      <w:r>
-        <w:rPr>
-          <w:rFonts w:hint="eastAsia"/>
-        </w:rPr>
-        <w:t>2021)[</w:t>
-      </w:r>
-      <w:proofErr w:type="gramEnd"/>
-      <w:r>
-        <w:rPr>
-          <w:rFonts w:hint="eastAsia"/>
-        </w:rPr>
-        <w:t>J</w:t>
-      </w:r>
-      <w:proofErr w:type="gramStart"/>
-      <w:r>
-        <w:rPr>
-          <w:rFonts w:hint="eastAsia"/>
-        </w:rPr>
-        <w:t>].</w:t>
-      </w:r>
       <w:r>
         <w:rPr>
           <w:rFonts w:hint="eastAsia"/>
@@ -535,7 +807,7 @@
         </w:rPr>
         <w:t xml:space="preserve"> </w:t>
       </w:r>
-      <w:hyperlink r:id="rId9" w:history="1">
+      <w:hyperlink r:id="rId14" w:history="1">
         <w:r>
           <w:rPr>
             <w:rStyle w:val="af2"/>
@@ -545,82 +817,59 @@
         </w:r>
       </w:hyperlink>
     </w:p>
-    <w:p/>
+    <w:p>
+      <w:pPr>
+        <w:pStyle w:val="a9"/>
+      </w:pPr>
+    </w:p>
     <w:p/>
     <w:p>
-      <w:r>
-        <w:rPr>
-          <w:rFonts w:hint="eastAsia"/>
-        </w:rPr>
-        <w:t>[</w:t>
-      </w:r>
+      <w:pPr>
+        <w:pStyle w:val="a9"/>
+        <w:numPr>
+          <w:ilvl w:val="0"/>
+          <w:numId w:val="3"/>
+        </w:numPr>
+      </w:pPr>
       <w:proofErr w:type="gramStart"/>
       <w:r>
         <w:rPr>
           <w:rFonts w:hint="eastAsia"/>
         </w:rPr>
-        <w:t>1]</w:t>
-      </w:r>
-      <w:r>
-        <w:rPr>
-          <w:rFonts w:hint="eastAsia"/>
-        </w:rPr>
         <w:t>池漫郊</w:t>
       </w:r>
+      <w:r>
+        <w:rPr>
+          <w:rFonts w:hint="eastAsia"/>
+        </w:rPr>
+        <w:t>,</w:t>
+      </w:r>
+      <w:r>
+        <w:rPr>
+          <w:rFonts w:hint="eastAsia"/>
+        </w:rPr>
+        <w:t>任清</w:t>
+      </w:r>
       <w:proofErr w:type="gramEnd"/>
       <w:r>
         <w:rPr>
           <w:rFonts w:hint="eastAsia"/>
         </w:rPr>
-        <w:t>,</w:t>
+        <w:t>.</w:t>
+      </w:r>
+      <w:r>
+        <w:rPr>
+          <w:rFonts w:hint="eastAsia"/>
+        </w:rPr>
+        <w:t>中国国际投资仲裁年度观察</w:t>
+      </w:r>
+      <w:r>
+        <w:rPr>
+          <w:rFonts w:hint="eastAsia"/>
+        </w:rPr>
+        <w:t>(2020)[J].</w:t>
       </w:r>
       <w:proofErr w:type="gramStart"/>
-      <w:r>
-        <w:rPr>
-          <w:rFonts w:hint="eastAsia"/>
-        </w:rPr>
-        <w:t>任清</w:t>
-      </w:r>
-      <w:r>
-        <w:rPr>
-          <w:rFonts w:hint="eastAsia"/>
-        </w:rPr>
-        <w:t>.</w:t>
-      </w:r>
-      <w:r>
-        <w:rPr>
-          <w:rFonts w:hint="eastAsia"/>
-        </w:rPr>
-        <w:t>中国国际投资仲裁年度观察</w:t>
-      </w:r>
-      <w:proofErr w:type="gramEnd"/>
-      <w:r>
-        <w:rPr>
-          <w:rFonts w:hint="eastAsia"/>
-        </w:rPr>
-        <w:t>(</w:t>
-      </w:r>
-      <w:proofErr w:type="gramStart"/>
-      <w:r>
-        <w:rPr>
-          <w:rFonts w:hint="eastAsia"/>
-        </w:rPr>
-        <w:t>2020)[</w:t>
-      </w:r>
-      <w:proofErr w:type="gramEnd"/>
-      <w:r>
-        <w:rPr>
-          <w:rFonts w:hint="eastAsia"/>
-        </w:rPr>
-        <w:t>J</w:t>
-      </w:r>
-      <w:proofErr w:type="gramStart"/>
-      <w:r>
-        <w:rPr>
-          <w:rFonts w:hint="eastAsia"/>
-        </w:rPr>
-        <w:t>].</w:t>
-      </w:r>
       <w:r>
         <w:rPr>
           <w:rFonts w:hint="eastAsia"/>
@@ -672,24 +921,1547 @@
         </w:rPr>
         <w:t xml:space="preserve"> </w:t>
       </w:r>
-      <w:hyperlink r:id="rId10" w:history="1">
+      <w:hyperlink r:id="rId15" w:history="1">
         <w:r>
           <w:rPr>
             <w:rStyle w:val="af2"/>
             <w:rFonts w:hint="eastAsia"/>
           </w:rPr>
-          <w:t>https://kns.cnki.net/kcms2/article/abstract?v=dSUnQCB_TmOmABIIutcLfZLc3pPddhYi0WQsF5UmmIo7zfJbZZ8OmHG7dWSFRYRcB9xIbxbaq9BHX1gpExSKkbVJP_29VOxHq</w:t>
+          <w:t>https://kns.cnki.net/kcms2/article/abstract?v=dSUnQCB_TmOmABIIutcLfZLc3pPddhYi0WQsF5UmmIo7zfJbZZ8OmHG7dWSFRYRcB9xIbxbaq9BHX1gpExSKkbVJP_29VOxHqWDIYK4BZ2fNCBTPGkYaqDWz62x_1vsWRXo-8jBfMgUmMJkMPInNsXIcCCj_cC8WNiG5Y0LEQ6Y=&amp;uniplatform=NZKPT</w:t>
         </w:r>
+      </w:hyperlink>
+    </w:p>
+    <w:p/>
+    <w:p/>
+    <w:p/>
+    <w:p/>
+    <w:p>
+      <w:pPr>
+        <w:rPr>
+          <w:rFonts w:hint="eastAsia"/>
+        </w:rPr>
+      </w:pPr>
+    </w:p>
+    <w:p>
+      <w:pPr>
+        <w:pStyle w:val="1"/>
+      </w:pPr>
+      <w:r>
+        <w:lastRenderedPageBreak/>
+        <w:t>Journal Articles</w:t>
+      </w:r>
+      <w:r>
+        <w:rPr>
+          <w:rFonts w:hint="eastAsia"/>
+        </w:rPr>
+        <w:t>(</w:t>
+      </w:r>
+      <w:r>
+        <w:rPr>
+          <w:rFonts w:hint="eastAsia"/>
+        </w:rPr>
+        <w:t>按照时间先后排序</w:t>
+      </w:r>
+      <w:r>
+        <w:rPr>
+          <w:rFonts w:hint="eastAsia"/>
+        </w:rPr>
+        <w:t>)</w:t>
+      </w:r>
+    </w:p>
+    <w:p/>
+    <w:p>
+      <w:pPr>
+        <w:pStyle w:val="a9"/>
+        <w:numPr>
+          <w:ilvl w:val="0"/>
+          <w:numId w:val="10"/>
+        </w:numPr>
+      </w:pPr>
+      <w:r>
+        <w:rPr>
+          <w:rFonts w:hint="eastAsia"/>
+        </w:rPr>
+        <w:t>杜娟</w:t>
+      </w:r>
+      <w:r>
+        <w:rPr>
+          <w:rFonts w:hint="eastAsia"/>
+        </w:rPr>
+        <w:t>.</w:t>
+      </w:r>
+      <w:r>
+        <w:rPr>
+          <w:rFonts w:hint="eastAsia"/>
+        </w:rPr>
+        <w:t>涉华国际投资仲裁的管辖权困局与</w:t>
+      </w:r>
+      <w:proofErr w:type="gramStart"/>
+      <w:r>
+        <w:rPr>
+          <w:rFonts w:hint="eastAsia"/>
+        </w:rPr>
+        <w:t>纾</w:t>
+      </w:r>
+      <w:proofErr w:type="gramEnd"/>
+      <w:r>
+        <w:rPr>
+          <w:rFonts w:hint="eastAsia"/>
+        </w:rPr>
+        <w:t>困——以限制性争端解决条款为核心</w:t>
+      </w:r>
+      <w:r>
+        <w:rPr>
+          <w:rFonts w:hint="eastAsia"/>
+        </w:rPr>
+        <w:t>[J].</w:t>
+      </w:r>
+      <w:proofErr w:type="gramStart"/>
+      <w:r>
+        <w:rPr>
+          <w:rFonts w:hint="eastAsia"/>
+        </w:rPr>
+        <w:t>法治论坛</w:t>
+      </w:r>
+      <w:proofErr w:type="gramEnd"/>
+      <w:r>
+        <w:rPr>
+          <w:rFonts w:hint="eastAsia"/>
+        </w:rPr>
+        <w:t>,</w:t>
+      </w:r>
+      <w:proofErr w:type="gramStart"/>
+      <w:r>
+        <w:rPr>
+          <w:rFonts w:hint="eastAsia"/>
+        </w:rPr>
+        <w:t>2024,(</w:t>
+      </w:r>
+      <w:proofErr w:type="gramEnd"/>
+      <w:r>
+        <w:rPr>
+          <w:rFonts w:hint="eastAsia"/>
+        </w:rPr>
+        <w:t>02):214-232.</w:t>
+      </w:r>
+      <w:r>
+        <w:rPr>
+          <w:rFonts w:ascii="微软雅黑" w:eastAsia="微软雅黑" w:hAnsi="微软雅黑" w:hint="eastAsia"/>
+          <w:color w:val="666666"/>
+          <w:sz w:val="18"/>
+          <w:szCs w:val="18"/>
+          <w:shd w:val="clear" w:color="auto" w:fill="FFFFFF"/>
+        </w:rPr>
+        <w:t xml:space="preserve"> </w:t>
+      </w:r>
+      <w:hyperlink r:id="rId16" w:history="1">
         <w:r>
           <w:rPr>
             <w:rStyle w:val="af2"/>
             <w:rFonts w:hint="eastAsia"/>
           </w:rPr>
-          <w:lastRenderedPageBreak/>
-          <w:t>WDIYK4BZ2fNCBTPGkYaqDWz62x_1vsWRXo-8jBfMgUmMJkMPInNsXIcCCj_cC8WNiG5Y0LEQ6Y=&amp;uniplatform=NZKPT</w:t>
+          <w:t>https://kns.cnki.net/kcms2/article/abstract?v=dSUnQCB_TmP-pvYYOGA25J8OkiStw7os_d6rLrJOt9ovJ2O9NWqIfPzEVwhF44KTvqYWhUC0UYs5ZkRueXvWaBi5imhAcaODWpf4zbtm7Gni_Uj377pUO5AUGux4Y7fpZFE-cE1WfOhlLamwk2_ZwY7oZpOdGpQu4j9yuskOLaQ=&amp;uniplatform=NZKPT</w:t>
         </w:r>
       </w:hyperlink>
     </w:p>
+    <w:p>
+      <w:pPr>
+        <w:pStyle w:val="a9"/>
+        <w:rPr>
+          <w:rFonts w:hint="eastAsia"/>
+        </w:rPr>
+      </w:pPr>
+    </w:p>
+    <w:p>
+      <w:pPr>
+        <w:pStyle w:val="a9"/>
+        <w:numPr>
+          <w:ilvl w:val="0"/>
+          <w:numId w:val="10"/>
+        </w:numPr>
+      </w:pPr>
+      <w:proofErr w:type="gramStart"/>
+      <w:r>
+        <w:rPr>
+          <w:rFonts w:hint="eastAsia"/>
+        </w:rPr>
+        <w:t>魏颖</w:t>
+      </w:r>
+      <w:proofErr w:type="gramEnd"/>
+      <w:r>
+        <w:rPr>
+          <w:rFonts w:hint="eastAsia"/>
+        </w:rPr>
+        <w:t>.</w:t>
+      </w:r>
+      <w:r>
+        <w:rPr>
+          <w:rFonts w:hint="eastAsia"/>
+        </w:rPr>
+        <w:t>有效解释原则适用视角下中国投资协定仲裁条款研究</w:t>
+      </w:r>
+      <w:r>
+        <w:rPr>
+          <w:rFonts w:hint="eastAsia"/>
+        </w:rPr>
+        <w:t>[J].</w:t>
+      </w:r>
+      <w:proofErr w:type="gramStart"/>
+      <w:r>
+        <w:rPr>
+          <w:rFonts w:hint="eastAsia"/>
+        </w:rPr>
+        <w:t>北京仲裁</w:t>
+      </w:r>
+      <w:proofErr w:type="gramEnd"/>
+      <w:r>
+        <w:rPr>
+          <w:rFonts w:hint="eastAsia"/>
+        </w:rPr>
+        <w:t>,</w:t>
+      </w:r>
+      <w:proofErr w:type="gramStart"/>
+      <w:r>
+        <w:rPr>
+          <w:rFonts w:hint="eastAsia"/>
+        </w:rPr>
+        <w:t>2024,(</w:t>
+      </w:r>
+      <w:proofErr w:type="gramEnd"/>
+      <w:r>
+        <w:rPr>
+          <w:rFonts w:hint="eastAsia"/>
+        </w:rPr>
+        <w:t>03</w:t>
+      </w:r>
+      <w:proofErr w:type="gramStart"/>
+      <w:r>
+        <w:rPr>
+          <w:rFonts w:hint="eastAsia"/>
+        </w:rPr>
+        <w:t>):111-135.DOI</w:t>
+      </w:r>
+      <w:proofErr w:type="gramEnd"/>
+      <w:r>
+        <w:rPr>
+          <w:rFonts w:hint="eastAsia"/>
+        </w:rPr>
+        <w:t>:10.13611/b.cnki.978-7-5093-3452-2.2024.03.009.</w:t>
+      </w:r>
+      <w:r>
+        <w:t xml:space="preserve"> </w:t>
+      </w:r>
+      <w:hyperlink r:id="rId17" w:history="1">
+        <w:r>
+          <w:rPr>
+            <w:rStyle w:val="af2"/>
+          </w:rPr>
+          <w:t>https://kns.cnki.net/kcms2/article/abstract?v=UsPV4INcYzg0uqbrrCwU86nDrI_5cjZ89dd0Vn836WzyjsoaALcgi8OAe59W943COOwW7lUpPso1ea2nJPGuEEDYxMQ1hVQK9BGJLJkouaQki6FVCX9jh7I4orlb1T0USlA3wIDkUABPPxiMv3FgKp4ftNbRLluAe7A9iMt9n7s=&amp;uniplatform=NZKPT</w:t>
+        </w:r>
+      </w:hyperlink>
+    </w:p>
+    <w:p>
+      <w:pPr>
+        <w:pStyle w:val="a9"/>
+      </w:pPr>
+    </w:p>
+    <w:p/>
+    <w:p>
+      <w:pPr>
+        <w:pStyle w:val="a9"/>
+        <w:numPr>
+          <w:ilvl w:val="0"/>
+          <w:numId w:val="10"/>
+        </w:numPr>
+      </w:pPr>
+      <w:r>
+        <w:rPr>
+          <w:rFonts w:hint="eastAsia"/>
+        </w:rPr>
+        <w:t>Keer Huang</w:t>
+      </w:r>
+      <w:r>
+        <w:t xml:space="preserve">, Between Old and New: Rethinking Modernization of China's IIA Regime (March 31, 2023). Asian Journal of WTO &amp; International Health Law and Policy, Vol. 18, No. 1, pp. 181-230, March </w:t>
+      </w:r>
+      <w:proofErr w:type="gramStart"/>
+      <w:r>
+        <w:t>2023 ,</w:t>
+      </w:r>
+      <w:proofErr w:type="gramEnd"/>
+      <w:r>
+        <w:t xml:space="preserve"> Available at SSRN: </w:t>
+      </w:r>
+      <w:hyperlink r:id="rId18" w:tgtFrame="_blank" w:history="1">
+        <w:r>
+          <w:rPr>
+            <w:rStyle w:val="af2"/>
+          </w:rPr>
+          <w:t>https://ssrn.com/abstract=4410994</w:t>
+        </w:r>
+      </w:hyperlink>
+    </w:p>
+    <w:p/>
+    <w:p>
+      <w:pPr>
+        <w:pStyle w:val="a9"/>
+        <w:numPr>
+          <w:ilvl w:val="0"/>
+          <w:numId w:val="10"/>
+        </w:numPr>
+      </w:pPr>
+      <w:r>
+        <w:rPr>
+          <w:rFonts w:hint="eastAsia"/>
+        </w:rPr>
+        <w:t>龚柏华</w:t>
+      </w:r>
+      <w:r>
+        <w:rPr>
+          <w:rFonts w:hint="eastAsia"/>
+        </w:rPr>
+        <w:t>.</w:t>
+      </w:r>
+      <w:r>
+        <w:rPr>
+          <w:rFonts w:hint="eastAsia"/>
+        </w:rPr>
+        <w:t>涉华投资者—东道国仲裁</w:t>
+      </w:r>
+      <w:proofErr w:type="gramStart"/>
+      <w:r>
+        <w:rPr>
+          <w:rFonts w:hint="eastAsia"/>
+        </w:rPr>
+        <w:t>案法律</w:t>
+      </w:r>
+      <w:proofErr w:type="gramEnd"/>
+      <w:r>
+        <w:rPr>
+          <w:rFonts w:hint="eastAsia"/>
+        </w:rPr>
+        <w:t>要点及应对</w:t>
+      </w:r>
+      <w:r>
+        <w:rPr>
+          <w:rFonts w:hint="eastAsia"/>
+        </w:rPr>
+        <w:t>[J].</w:t>
+      </w:r>
+      <w:proofErr w:type="gramStart"/>
+      <w:r>
+        <w:rPr>
+          <w:rFonts w:hint="eastAsia"/>
+        </w:rPr>
+        <w:t>上海对外经贸大学学报</w:t>
+      </w:r>
+      <w:proofErr w:type="gramEnd"/>
+      <w:r>
+        <w:rPr>
+          <w:rFonts w:hint="eastAsia"/>
+        </w:rPr>
+        <w:t>,2022,29(02</w:t>
+      </w:r>
+      <w:proofErr w:type="gramStart"/>
+      <w:r>
+        <w:rPr>
+          <w:rFonts w:hint="eastAsia"/>
+        </w:rPr>
+        <w:t>):79-92.DOI</w:t>
+      </w:r>
+      <w:proofErr w:type="gramEnd"/>
+      <w:r>
+        <w:rPr>
+          <w:rFonts w:hint="eastAsia"/>
+        </w:rPr>
+        <w:t>:10.16060/j.cnki.issn2095-8072.2022.02.006.</w:t>
+      </w:r>
+      <w:r>
+        <w:rPr>
+          <w:rFonts w:ascii="微软雅黑" w:eastAsia="微软雅黑" w:hAnsi="微软雅黑" w:hint="eastAsia"/>
+          <w:color w:val="666666"/>
+          <w:sz w:val="18"/>
+          <w:szCs w:val="18"/>
+          <w:shd w:val="clear" w:color="auto" w:fill="FFFFFF"/>
+        </w:rPr>
+        <w:t xml:space="preserve"> </w:t>
+      </w:r>
+      <w:hyperlink r:id="rId19" w:history="1">
+        <w:r>
+          <w:rPr>
+            <w:rStyle w:val="af2"/>
+            <w:rFonts w:hint="eastAsia"/>
+          </w:rPr>
+          <w:t>https://kns.cnki.net/kcms2/article/abstract?v=dSUnQCB_TmNV4_3WJZYraV7baMyEme3Gm20UW3M7qdhJL5LFcsMicDXc9An7rB18iDFTz3jfvPIPeaVEu2k6nw2cTNqPthIaDhe8Sc0IaFR_C0fP5-wbv1qR9zdA3IQY43U8eF6kdW3Sx-b6yBVgGINESVqBYZ3X9VHmqHv_lZs=&amp;uniplatform=NZKPT</w:t>
+        </w:r>
+      </w:hyperlink>
+    </w:p>
+    <w:p/>
+    <w:p>
+      <w:pPr>
+        <w:pStyle w:val="a9"/>
+        <w:numPr>
+          <w:ilvl w:val="0"/>
+          <w:numId w:val="10"/>
+        </w:numPr>
+      </w:pPr>
+      <w:r>
+        <w:rPr>
+          <w:rFonts w:hint="eastAsia"/>
+        </w:rPr>
+        <w:t>Juan Du</w:t>
+      </w:r>
+      <w:r>
+        <w:t xml:space="preserve"> (2022). Restrictive ISDS clauses under Chinese BITs: interpretations and implications for China. </w:t>
+      </w:r>
+      <w:r>
+        <w:rPr>
+          <w:i/>
+          <w:iCs/>
+        </w:rPr>
+        <w:t>Asia Pacific Law Review</w:t>
+      </w:r>
+      <w:r>
+        <w:t>, </w:t>
+      </w:r>
+      <w:r>
+        <w:rPr>
+          <w:i/>
+          <w:iCs/>
+        </w:rPr>
+        <w:t>30</w:t>
+      </w:r>
+      <w:r>
+        <w:t xml:space="preserve">(2), 382–400. </w:t>
+      </w:r>
+      <w:hyperlink r:id="rId20" w:history="1">
+        <w:r>
+          <w:rPr>
+            <w:rStyle w:val="af2"/>
+          </w:rPr>
+          <w:t>https://doi.org/10.1080/10192557.2022.2085411</w:t>
+        </w:r>
+      </w:hyperlink>
+      <w:r>
+        <w:rPr>
+          <w:rFonts w:hint="eastAsia"/>
+        </w:rPr>
+        <w:t xml:space="preserve"> </w:t>
+      </w:r>
+      <w:hyperlink r:id="rId21" w:history="1">
+        <w:r>
+          <w:rPr>
+            <w:rStyle w:val="af2"/>
+          </w:rPr>
+          <w:t>https://www.tandfonline.com/doi/abs/10.1080/10192557.2022.2085411?utm_source=chatgpt.com</w:t>
+        </w:r>
+      </w:hyperlink>
+    </w:p>
+    <w:p/>
+    <w:p>
+      <w:pPr>
+        <w:pStyle w:val="a9"/>
+        <w:numPr>
+          <w:ilvl w:val="0"/>
+          <w:numId w:val="12"/>
+        </w:numPr>
+      </w:pPr>
+      <w:r>
+        <w:rPr>
+          <w:rFonts w:hint="eastAsia"/>
+        </w:rPr>
+        <w:lastRenderedPageBreak/>
+        <w:t>蔡凌丽</w:t>
+      </w:r>
+      <w:r>
+        <w:rPr>
+          <w:rFonts w:hint="eastAsia"/>
+        </w:rPr>
+        <w:t>.</w:t>
+      </w:r>
+      <w:proofErr w:type="gramStart"/>
+      <w:r>
+        <w:rPr>
+          <w:rFonts w:hint="eastAsia"/>
+        </w:rPr>
+        <w:t>论国际</w:t>
+      </w:r>
+      <w:proofErr w:type="gramEnd"/>
+      <w:r>
+        <w:rPr>
+          <w:rFonts w:hint="eastAsia"/>
+        </w:rPr>
+        <w:t>投资仲裁</w:t>
+      </w:r>
+      <w:proofErr w:type="gramStart"/>
+      <w:r>
+        <w:rPr>
+          <w:rFonts w:hint="eastAsia"/>
+        </w:rPr>
+        <w:t>属事管辖</w:t>
+      </w:r>
+      <w:proofErr w:type="gramEnd"/>
+      <w:r>
+        <w:rPr>
+          <w:rFonts w:hint="eastAsia"/>
+        </w:rPr>
+        <w:t>权争议——</w:t>
+      </w:r>
+      <w:proofErr w:type="gramStart"/>
+      <w:r>
+        <w:rPr>
+          <w:rFonts w:hint="eastAsia"/>
+        </w:rPr>
+        <w:t>以涉华</w:t>
+      </w:r>
+      <w:proofErr w:type="gramEnd"/>
+      <w:r>
+        <w:rPr>
+          <w:rFonts w:hint="eastAsia"/>
+        </w:rPr>
+        <w:t>案例为中心</w:t>
+      </w:r>
+      <w:r>
+        <w:rPr>
+          <w:rFonts w:hint="eastAsia"/>
+        </w:rPr>
+        <w:t>[J].</w:t>
+      </w:r>
+      <w:proofErr w:type="gramStart"/>
+      <w:r>
+        <w:rPr>
+          <w:rFonts w:hint="eastAsia"/>
+        </w:rPr>
+        <w:t>法律适用</w:t>
+      </w:r>
+      <w:proofErr w:type="gramEnd"/>
+      <w:r>
+        <w:rPr>
+          <w:rFonts w:hint="eastAsia"/>
+        </w:rPr>
+        <w:t>,</w:t>
+      </w:r>
+      <w:proofErr w:type="gramStart"/>
+      <w:r>
+        <w:rPr>
+          <w:rFonts w:hint="eastAsia"/>
+        </w:rPr>
+        <w:t>2021,(</w:t>
+      </w:r>
+      <w:proofErr w:type="gramEnd"/>
+      <w:r>
+        <w:rPr>
+          <w:rFonts w:hint="eastAsia"/>
+        </w:rPr>
+        <w:t>04):113-120.</w:t>
+      </w:r>
+      <w:r>
+        <w:rPr>
+          <w:rFonts w:ascii="微软雅黑" w:eastAsia="微软雅黑" w:hAnsi="微软雅黑" w:hint="eastAsia"/>
+          <w:color w:val="666666"/>
+          <w:sz w:val="18"/>
+          <w:szCs w:val="18"/>
+          <w:shd w:val="clear" w:color="auto" w:fill="FFFFFF"/>
+        </w:rPr>
+        <w:t xml:space="preserve"> </w:t>
+      </w:r>
+      <w:hyperlink r:id="rId22" w:history="1">
+        <w:r>
+          <w:rPr>
+            <w:rStyle w:val="af2"/>
+            <w:rFonts w:hint="eastAsia"/>
+          </w:rPr>
+          <w:t>https://kns.cnki.net/kcms2/article/abstract?v=dSUnQCB_TmNJSnNJvftPEZEJRrF70krQtusTHVTB5C8_kLAT8X6pdBUMuiObG6nkmQ2P85i-OMZszstp0APgam0N_PW0qtSlNxBsgk8zWWyrJw0qitUhZrDdi_0oFNKwcLOW9CbQyElAg98wV-1_EIIa0P-FLpjTSsWD-TtqcU0=&amp;uniplatform=NZKPT</w:t>
+        </w:r>
+      </w:hyperlink>
+    </w:p>
+    <w:p/>
+    <w:p>
+      <w:pPr>
+        <w:pStyle w:val="a9"/>
+        <w:numPr>
+          <w:ilvl w:val="0"/>
+          <w:numId w:val="17"/>
+        </w:numPr>
+      </w:pPr>
+      <w:r>
+        <w:rPr>
+          <w:rFonts w:hint="eastAsia"/>
+        </w:rPr>
+        <w:t>Yuwen Li &amp; Cheng Bian,</w:t>
+      </w:r>
+      <w:r>
+        <w:t xml:space="preserve"> China’s Stance on Investor-State Dispute Settlement: Evolution, Challenges, and Reform Options. </w:t>
+      </w:r>
+      <w:r>
+        <w:rPr>
+          <w:i/>
+          <w:iCs/>
+        </w:rPr>
+        <w:t>Neth Int Law Rev</w:t>
+      </w:r>
+      <w:r>
+        <w:t> </w:t>
+      </w:r>
+      <w:r>
+        <w:rPr>
+          <w:b/>
+          <w:bCs/>
+        </w:rPr>
+        <w:t>67</w:t>
+      </w:r>
+      <w:r>
+        <w:t>, 503–551 (2020). https://doi.org/10.1007/s40802-020-00182-3</w:t>
+      </w:r>
+    </w:p>
+    <w:p/>
+    <w:p>
+      <w:pPr>
+        <w:pStyle w:val="a9"/>
+        <w:numPr>
+          <w:ilvl w:val="0"/>
+          <w:numId w:val="12"/>
+        </w:numPr>
+      </w:pPr>
+      <w:r>
+        <w:rPr>
+          <w:rFonts w:hint="eastAsia"/>
+        </w:rPr>
+        <w:t>黄</w:t>
+      </w:r>
+      <w:proofErr w:type="gramStart"/>
+      <w:r>
+        <w:rPr>
+          <w:rFonts w:hint="eastAsia"/>
+        </w:rPr>
+        <w:t>世</w:t>
+      </w:r>
+      <w:proofErr w:type="gramEnd"/>
+      <w:r>
+        <w:rPr>
+          <w:rFonts w:hint="eastAsia"/>
+        </w:rPr>
+        <w:t>席</w:t>
+      </w:r>
+      <w:r>
+        <w:rPr>
+          <w:rFonts w:hint="eastAsia"/>
+        </w:rPr>
+        <w:t>.</w:t>
+      </w:r>
+      <w:r>
+        <w:rPr>
+          <w:rFonts w:hint="eastAsia"/>
+        </w:rPr>
+        <w:t>投资协定“征收补偿款额仲裁条款”的解释分歧及中国应对</w:t>
+      </w:r>
+      <w:r>
+        <w:rPr>
+          <w:rFonts w:hint="eastAsia"/>
+        </w:rPr>
+        <w:t>[J].</w:t>
+      </w:r>
+      <w:proofErr w:type="gramStart"/>
+      <w:r>
+        <w:rPr>
+          <w:rFonts w:hint="eastAsia"/>
+        </w:rPr>
+        <w:t>法学</w:t>
+      </w:r>
+      <w:proofErr w:type="gramEnd"/>
+      <w:r>
+        <w:rPr>
+          <w:rFonts w:hint="eastAsia"/>
+        </w:rPr>
+        <w:t>,</w:t>
+      </w:r>
+      <w:proofErr w:type="gramStart"/>
+      <w:r>
+        <w:rPr>
+          <w:rFonts w:hint="eastAsia"/>
+        </w:rPr>
+        <w:t>2019,(</w:t>
+      </w:r>
+      <w:proofErr w:type="gramEnd"/>
+      <w:r>
+        <w:rPr>
+          <w:rFonts w:hint="eastAsia"/>
+        </w:rPr>
+        <w:t>02):165-182.</w:t>
+      </w:r>
+      <w:r>
+        <w:rPr>
+          <w:rFonts w:ascii="微软雅黑" w:eastAsia="微软雅黑" w:hAnsi="微软雅黑" w:hint="eastAsia"/>
+          <w:color w:val="666666"/>
+          <w:sz w:val="18"/>
+          <w:szCs w:val="18"/>
+          <w:shd w:val="clear" w:color="auto" w:fill="FFFFFF"/>
+        </w:rPr>
+        <w:t xml:space="preserve"> </w:t>
+      </w:r>
+      <w:hyperlink r:id="rId23" w:history="1">
+        <w:r>
+          <w:rPr>
+            <w:rStyle w:val="af2"/>
+            <w:rFonts w:hint="eastAsia"/>
+          </w:rPr>
+          <w:t>https://kns.cnki.net/kcms2/article/abstract?v=UsPV4INcYzisHsOODLQg-3cnKuI2M5RoixpC7MQzmkzpJld6R6DW2WBC3ldppwDWCCFFfmyl8kxeH6DAFOd0YfeA8FAUuYF1kN-td6axO1Ma4SEx71MKJZRZ3-3WlrwcJ_5z0RuEf_VycOhPjhyZxGVADHlwumoo5HGBs7_rv1s=&amp;uniplatform=NZKPT</w:t>
+        </w:r>
+      </w:hyperlink>
+    </w:p>
+    <w:p>
+      <w:pPr>
+        <w:pStyle w:val="a9"/>
+      </w:pPr>
+    </w:p>
+    <w:p>
+      <w:pPr>
+        <w:pStyle w:val="a9"/>
+      </w:pPr>
+    </w:p>
+    <w:p>
+      <w:pPr>
+        <w:pStyle w:val="a9"/>
+        <w:numPr>
+          <w:ilvl w:val="0"/>
+          <w:numId w:val="12"/>
+        </w:numPr>
+      </w:pPr>
+      <w:r>
+        <w:rPr>
+          <w:rFonts w:hint="eastAsia"/>
+        </w:rPr>
+        <w:t>刘雪红</w:t>
+      </w:r>
+      <w:r>
+        <w:rPr>
+          <w:rFonts w:hint="eastAsia"/>
+        </w:rPr>
+        <w:t>.</w:t>
+      </w:r>
+      <w:r>
+        <w:rPr>
+          <w:rFonts w:hint="eastAsia"/>
+        </w:rPr>
+        <w:t>中国海外投资保护的法律障碍与制度重构——基于北京城建诉也门等五案的分析</w:t>
+      </w:r>
+      <w:r>
+        <w:rPr>
+          <w:rFonts w:hint="eastAsia"/>
+        </w:rPr>
+        <w:t>[J].</w:t>
+      </w:r>
+      <w:r>
+        <w:rPr>
+          <w:rFonts w:hint="eastAsia"/>
+        </w:rPr>
+        <w:t>华东政法大学学报</w:t>
+      </w:r>
+      <w:r>
+        <w:rPr>
+          <w:rFonts w:hint="eastAsia"/>
+        </w:rPr>
+        <w:t>,2019(2)</w:t>
+      </w:r>
+      <w:r>
+        <w:rPr>
+          <w:rFonts w:ascii="微软雅黑" w:eastAsia="微软雅黑" w:hAnsi="微软雅黑" w:hint="eastAsia"/>
+          <w:color w:val="666666"/>
+          <w:sz w:val="18"/>
+          <w:szCs w:val="18"/>
+          <w:shd w:val="clear" w:color="auto" w:fill="FFFFFF"/>
+        </w:rPr>
+        <w:t xml:space="preserve"> </w:t>
+      </w:r>
+      <w:hyperlink r:id="rId24" w:history="1">
+        <w:r>
+          <w:rPr>
+            <w:rStyle w:val="af2"/>
+            <w:rFonts w:hint="eastAsia"/>
+          </w:rPr>
+          <w:t>https://kns.cnki.net/kcms2/article/abstract?v=UsPV4INcYziAScDdHsnBHLSGpWoGltO0H1Mf3MnCa_2ajCUrVn6b2IrfZjqW_Vg7nA8Y6YiSlfJtXn4QZHXhV3V0z4G5Q0KoRXRLvT3xXCtRwjwiQ-Czlg-XwrABjzNDLRX_IhYgKnUQ54kbC9J1A6KOQF1uaea801Y4RF-nTVw=&amp;uniplatform=NZKPT</w:t>
+        </w:r>
+      </w:hyperlink>
+    </w:p>
+    <w:p/>
+    <w:p>
+      <w:pPr>
+        <w:pStyle w:val="a9"/>
+      </w:pPr>
+    </w:p>
+    <w:p>
+      <w:pPr>
+        <w:pStyle w:val="a9"/>
+        <w:numPr>
+          <w:ilvl w:val="0"/>
+          <w:numId w:val="12"/>
+        </w:numPr>
+      </w:pPr>
+      <w:r>
+        <w:rPr>
+          <w:rFonts w:hint="eastAsia"/>
+        </w:rPr>
+        <w:t>易在成</w:t>
+      </w:r>
+      <w:r>
+        <w:rPr>
+          <w:rFonts w:hint="eastAsia"/>
+        </w:rPr>
+        <w:t>,</w:t>
+      </w:r>
+      <w:r>
+        <w:rPr>
+          <w:rFonts w:hint="eastAsia"/>
+        </w:rPr>
+        <w:t>朱怡</w:t>
+      </w:r>
+      <w:r>
+        <w:rPr>
+          <w:rFonts w:hint="eastAsia"/>
+        </w:rPr>
+        <w:t>.</w:t>
+      </w:r>
+      <w:r>
+        <w:rPr>
+          <w:rFonts w:hint="eastAsia"/>
+        </w:rPr>
+        <w:t>港澳投资者适用中外</w:t>
+      </w:r>
+      <w:r>
+        <w:rPr>
+          <w:rFonts w:hint="eastAsia"/>
+        </w:rPr>
+        <w:t>BITs</w:t>
+      </w:r>
+      <w:r>
+        <w:rPr>
+          <w:rFonts w:hint="eastAsia"/>
+        </w:rPr>
+        <w:t>问题研究——以“谢业深案”与“世能案”为视角</w:t>
+      </w:r>
+      <w:r>
+        <w:rPr>
+          <w:rFonts w:hint="eastAsia"/>
+        </w:rPr>
+        <w:t>[J].</w:t>
+      </w:r>
+      <w:r>
+        <w:rPr>
+          <w:rFonts w:hint="eastAsia"/>
+        </w:rPr>
+        <w:t>国际商务研究</w:t>
+      </w:r>
+      <w:r>
+        <w:rPr>
+          <w:rFonts w:hint="eastAsia"/>
+        </w:rPr>
+        <w:t>,2018,39(02):</w:t>
+      </w:r>
+      <w:proofErr w:type="gramStart"/>
+      <w:r>
+        <w:rPr>
+          <w:rFonts w:hint="eastAsia"/>
+        </w:rPr>
+        <w:t>67-76.DOI:10.13680/j.cnki.ibr</w:t>
+      </w:r>
+      <w:proofErr w:type="gramEnd"/>
+      <w:r>
+        <w:rPr>
+          <w:rFonts w:hint="eastAsia"/>
+        </w:rPr>
+        <w:t>.2018.02.006.</w:t>
+      </w:r>
+      <w:r>
+        <w:rPr>
+          <w:rFonts w:hint="eastAsia"/>
+        </w:rPr>
+        <w:t xml:space="preserve"> </w:t>
+      </w:r>
+      <w:hyperlink r:id="rId25" w:history="1">
+        <w:r>
+          <w:rPr>
+            <w:rStyle w:val="af2"/>
+            <w:rFonts w:hint="eastAsia"/>
+          </w:rPr>
+          <w:t>https://kns.cnki.net/kcms2/article/abstract?v=UsPV4INcYzgJyyMrpyF4u8BnMuNGaBpIixkPznubehT1ODtDCShduOE0iPuFOqBcOq9XdRHQFjwnV8SGhyzBYAvGWcqBfo45MySp1vV9-av8p6-HlsaB_dX8oiIeXkhZ93UaXburfuSQ-salzjuBYXr_a8B4ZX97_M4hsEtcGoY=&amp;uniplatform=NZKPT</w:t>
+        </w:r>
+      </w:hyperlink>
+    </w:p>
+    <w:p/>
+    <w:p/>
+    <w:p>
+      <w:pPr>
+        <w:pStyle w:val="a9"/>
+        <w:numPr>
+          <w:ilvl w:val="0"/>
+          <w:numId w:val="16"/>
+        </w:numPr>
+      </w:pPr>
+      <w:r>
+        <w:rPr>
+          <w:rFonts w:hint="eastAsia"/>
+        </w:rPr>
+        <w:t>戴瑞君</w:t>
+      </w:r>
+      <w:r>
+        <w:rPr>
+          <w:rFonts w:hint="eastAsia"/>
+        </w:rPr>
+        <w:t>.</w:t>
+      </w:r>
+      <w:r>
+        <w:rPr>
+          <w:rFonts w:hint="eastAsia"/>
+        </w:rPr>
+        <w:t>双边国际条约适用于港澳的挑战</w:t>
+      </w:r>
+      <w:r>
+        <w:rPr>
+          <w:rFonts w:hint="eastAsia"/>
+        </w:rPr>
+        <w:t>[N].</w:t>
+      </w:r>
+      <w:r>
+        <w:rPr>
+          <w:rFonts w:hint="eastAsia"/>
+        </w:rPr>
+        <w:t>中国社会科学报</w:t>
+      </w:r>
+      <w:r>
+        <w:rPr>
+          <w:rFonts w:hint="eastAsia"/>
+        </w:rPr>
+        <w:t>,2018-01-10</w:t>
+      </w:r>
+      <w:r>
+        <w:rPr>
+          <w:rFonts w:hint="eastAsia"/>
+        </w:rPr>
+        <w:t xml:space="preserve"> </w:t>
+      </w:r>
+      <w:hyperlink r:id="rId26" w:history="1">
+        <w:r>
+          <w:rPr>
+            <w:rStyle w:val="af2"/>
+          </w:rPr>
+          <w:t>http://www.cass.cn/xueshuchengguo/shehuizhengfaxuebu/201801/t20180110_3809524.shtml</w:t>
+        </w:r>
+      </w:hyperlink>
+    </w:p>
+    <w:p>
+      <w:pPr>
+        <w:rPr>
+          <w:rFonts w:hint="eastAsia"/>
+        </w:rPr>
+      </w:pPr>
+    </w:p>
+    <w:p>
+      <w:pPr>
+        <w:pStyle w:val="a9"/>
+        <w:numPr>
+          <w:ilvl w:val="0"/>
+          <w:numId w:val="16"/>
+        </w:numPr>
+      </w:pPr>
+      <w:r>
+        <w:t>John Shijian Mo, </w:t>
+      </w:r>
+      <w:r>
+        <w:rPr>
+          <w:i/>
+          <w:iCs/>
+        </w:rPr>
+        <w:t>The Dilemma of Applying Bilateral Investment Treaties of China to Hong Kong and Macao: Challenge Raised by Sanum Investments to China</w:t>
+      </w:r>
+      <w:r>
+        <w:t> , </w:t>
+      </w:r>
+      <w:r>
+        <w:rPr>
+          <w:i/>
+          <w:iCs/>
+        </w:rPr>
+        <w:t>ICSID Review - Foreign Investment Law Journal</w:t>
+      </w:r>
+      <w:r>
+        <w:t>, Volume 33, Issue 1, Winter 2018, Pages 125–155, </w:t>
+      </w:r>
+      <w:hyperlink r:id="rId27" w:history="1">
+        <w:r>
+          <w:rPr>
+            <w:rStyle w:val="af2"/>
+          </w:rPr>
+          <w:t>https://doi.org/10.1093/icsidreview/six034</w:t>
+        </w:r>
+      </w:hyperlink>
+    </w:p>
+    <w:p>
+      <w:pPr>
+        <w:ind w:left="360"/>
+      </w:pPr>
+    </w:p>
+    <w:p>
+      <w:pPr>
+        <w:pStyle w:val="a9"/>
+        <w:numPr>
+          <w:ilvl w:val="0"/>
+          <w:numId w:val="17"/>
+        </w:numPr>
+      </w:pPr>
+      <w:r>
+        <w:t>Dilini Pathirana</w:t>
+      </w:r>
+      <w:r>
+        <w:rPr>
+          <w:rFonts w:hint="eastAsia"/>
+        </w:rPr>
+        <w:t xml:space="preserve">, </w:t>
+      </w:r>
+      <w:r>
+        <w:t>A Look into China’s Slowly Increasing Appearance in ISDS Cases</w:t>
+      </w:r>
+      <w:r>
+        <w:rPr>
+          <w:rFonts w:hint="eastAsia"/>
+        </w:rPr>
+        <w:t xml:space="preserve">, </w:t>
+      </w:r>
+      <w:hyperlink r:id="rId28" w:history="1">
+        <w:r>
+          <w:rPr>
+            <w:rStyle w:val="af2"/>
+          </w:rPr>
+          <w:t>https://www.iisd.org/itn/2017/09/26/a-look-into-chinas-slowly-increasing-appearance-in-isds-cases-dilini-pathirana/</w:t>
+        </w:r>
+      </w:hyperlink>
+    </w:p>
+    <w:p>
+      <w:pPr>
+        <w:pStyle w:val="a9"/>
+      </w:pPr>
+    </w:p>
+    <w:p>
+      <w:pPr>
+        <w:rPr>
+          <w:rFonts w:hint="eastAsia"/>
+        </w:rPr>
+      </w:pPr>
+    </w:p>
+    <w:p>
+      <w:pPr>
+        <w:pStyle w:val="a9"/>
+        <w:numPr>
+          <w:ilvl w:val="0"/>
+          <w:numId w:val="5"/>
+        </w:numPr>
+      </w:pPr>
+      <w:r>
+        <w:rPr>
+          <w:rFonts w:hint="eastAsia"/>
+        </w:rPr>
+        <w:t>梁咏</w:t>
+      </w:r>
+      <w:r>
+        <w:rPr>
+          <w:rFonts w:hint="eastAsia"/>
+        </w:rPr>
+        <w:t>.</w:t>
+      </w:r>
+      <w:r>
+        <w:rPr>
+          <w:rFonts w:hint="eastAsia"/>
+        </w:rPr>
+        <w:t>国际投资仲裁中的涉华案例研究——中国经验和完善建议</w:t>
+      </w:r>
+      <w:r>
+        <w:rPr>
+          <w:rFonts w:hint="eastAsia"/>
+        </w:rPr>
+        <w:t>[J].</w:t>
+      </w:r>
+      <w:proofErr w:type="gramStart"/>
+      <w:r>
+        <w:rPr>
+          <w:rFonts w:hint="eastAsia"/>
+        </w:rPr>
+        <w:t>国际法研究</w:t>
+      </w:r>
+      <w:proofErr w:type="gramEnd"/>
+      <w:r>
+        <w:rPr>
+          <w:rFonts w:hint="eastAsia"/>
+        </w:rPr>
+        <w:t>,</w:t>
+      </w:r>
+      <w:proofErr w:type="gramStart"/>
+      <w:r>
+        <w:rPr>
+          <w:rFonts w:hint="eastAsia"/>
+        </w:rPr>
+        <w:t>2017,(</w:t>
+      </w:r>
+      <w:proofErr w:type="gramEnd"/>
+      <w:r>
+        <w:rPr>
+          <w:rFonts w:hint="eastAsia"/>
+        </w:rPr>
+        <w:t>05):98-116.</w:t>
+      </w:r>
+      <w:r>
+        <w:rPr>
+          <w:rFonts w:hint="eastAsia"/>
+        </w:rPr>
+        <w:t xml:space="preserve"> </w:t>
+      </w:r>
+      <w:hyperlink r:id="rId29" w:history="1">
+        <w:r>
+          <w:rPr>
+            <w:rStyle w:val="af2"/>
+            <w:rFonts w:hint="eastAsia"/>
+          </w:rPr>
+          <w:t>https://kns.cnki.net/kcms2/article/abstract?v=dSUnQCB_TmN1T5Xy7SDSJGulqry0d18w6EDvy3hSmvYIg8J-VWA-9bdB7auobKljr9CMAfvCOuWtwUIB1rIgif6qP3_Ks2g29Ba7LM_Z0wX60XLCzYTFtWGc-DlZ-hBEjSYj4o_zEirsbp15TlNk-Dq7v2rkm_qZqrKSoY8CQaA=&amp;uniplatform=NZKPT</w:t>
+        </w:r>
+      </w:hyperlink>
+    </w:p>
+    <w:p/>
+    <w:p/>
+    <w:p>
+      <w:pPr>
+        <w:pStyle w:val="a9"/>
+        <w:numPr>
+          <w:ilvl w:val="0"/>
+          <w:numId w:val="16"/>
+        </w:numPr>
+      </w:pPr>
+      <w:r>
+        <w:rPr>
+          <w:rFonts w:hint="eastAsia"/>
+        </w:rPr>
+        <w:t>徐宏</w:t>
+      </w:r>
+      <w:r>
+        <w:rPr>
+          <w:rFonts w:hint="eastAsia"/>
+        </w:rPr>
+        <w:t>.</w:t>
+      </w:r>
+      <w:r>
+        <w:rPr>
+          <w:rFonts w:hint="eastAsia"/>
+        </w:rPr>
+        <w:t>国际条约适用香港和澳门特区的实践</w:t>
+      </w:r>
+      <w:r>
+        <w:rPr>
+          <w:rFonts w:hint="eastAsia"/>
+        </w:rPr>
+        <w:t>[N].</w:t>
+      </w:r>
+      <w:r>
+        <w:rPr>
+          <w:rFonts w:hint="eastAsia"/>
+        </w:rPr>
+        <w:t>法制日报</w:t>
+      </w:r>
+      <w:r>
+        <w:rPr>
+          <w:rFonts w:hint="eastAsia"/>
+        </w:rPr>
+        <w:t>,2016-10-26.</w:t>
+      </w:r>
+      <w:r>
+        <w:rPr>
+          <w:rFonts w:hint="eastAsia"/>
+        </w:rPr>
+        <w:t xml:space="preserve"> </w:t>
+      </w:r>
+      <w:hyperlink r:id="rId30" w:history="1">
+        <w:r>
+          <w:rPr>
+            <w:rStyle w:val="af2"/>
+          </w:rPr>
+          <w:t>http://hm.people.com.cn/n1/2016/1023/c42272-28800115.html</w:t>
+        </w:r>
+      </w:hyperlink>
+      <w:r>
+        <w:rPr>
+          <w:rFonts w:hint="eastAsia"/>
+        </w:rPr>
+        <w:t xml:space="preserve"> </w:t>
+      </w:r>
+    </w:p>
+    <w:p/>
+    <w:p>
+      <w:pPr>
+        <w:pStyle w:val="a9"/>
+        <w:numPr>
+          <w:ilvl w:val="0"/>
+          <w:numId w:val="5"/>
+        </w:numPr>
+      </w:pPr>
+      <w:r>
+        <w:rPr>
+          <w:rFonts w:hint="eastAsia"/>
+        </w:rPr>
+        <w:t>漆</w:t>
+      </w:r>
+      <w:proofErr w:type="gramStart"/>
+      <w:r>
+        <w:rPr>
+          <w:rFonts w:hint="eastAsia"/>
+        </w:rPr>
+        <w:t>彤</w:t>
+      </w:r>
+      <w:proofErr w:type="gramEnd"/>
+      <w:r>
+        <w:rPr>
+          <w:rFonts w:hint="eastAsia"/>
+        </w:rPr>
+        <w:t>.</w:t>
+      </w:r>
+      <w:r>
+        <w:rPr>
+          <w:rFonts w:hint="eastAsia"/>
+        </w:rPr>
+        <w:t>论中国海外投资者对国际投资仲裁机制的利用</w:t>
+      </w:r>
+      <w:r>
+        <w:rPr>
+          <w:rFonts w:hint="eastAsia"/>
+        </w:rPr>
+        <w:t>[J].</w:t>
+      </w:r>
+      <w:r>
+        <w:rPr>
+          <w:rFonts w:hint="eastAsia"/>
+        </w:rPr>
+        <w:t>东方法学</w:t>
+      </w:r>
+      <w:r>
+        <w:rPr>
+          <w:rFonts w:hint="eastAsia"/>
+        </w:rPr>
+        <w:t>,2014,(03):</w:t>
+      </w:r>
+      <w:proofErr w:type="gramStart"/>
+      <w:r>
+        <w:rPr>
+          <w:rFonts w:hint="eastAsia"/>
+        </w:rPr>
+        <w:t>89-96.DOI:10.19404/j.cnki.dffx</w:t>
+      </w:r>
+      <w:proofErr w:type="gramEnd"/>
+      <w:r>
+        <w:rPr>
+          <w:rFonts w:hint="eastAsia"/>
+        </w:rPr>
+        <w:t>.2014.03.009.</w:t>
+      </w:r>
+      <w:r>
+        <w:rPr>
+          <w:rFonts w:hint="eastAsia"/>
+        </w:rPr>
+        <w:t xml:space="preserve"> </w:t>
+      </w:r>
+      <w:hyperlink r:id="rId31" w:history="1">
+        <w:r>
+          <w:rPr>
+            <w:rStyle w:val="af2"/>
+            <w:rFonts w:hint="eastAsia"/>
+          </w:rPr>
+          <w:t>https://kns.cnki.net/kcms2/article/abstract?v=dSUnQCB_TmMtwq7_WyOkhHX1xCtEssny-sIr8LFFBflw35yKEbcDzpoPIiJ-pfUydTB5yvNEMHgW9pWPtfmRtJ2sTMRLJkkkOPRj01T9ElqLeSCgNIv-veLDzl2sNy1SkjVqodI4vjvKEMR-7Uy21vX58bl09SUm&amp;uniplatform=NZKPT</w:t>
+        </w:r>
+      </w:hyperlink>
+    </w:p>
+    <w:p/>
+    <w:p>
+      <w:pPr>
+        <w:pStyle w:val="a9"/>
+        <w:numPr>
+          <w:ilvl w:val="0"/>
+          <w:numId w:val="16"/>
+        </w:numPr>
+      </w:pPr>
+      <w:r>
+        <w:t>J. Romesh Weeramantry, </w:t>
+      </w:r>
+      <w:r>
+        <w:rPr>
+          <w:i/>
+          <w:iCs/>
+        </w:rPr>
+        <w:t>Investor–State Dispute Settlement Provisions in China’s Investment Treaties</w:t>
+      </w:r>
+      <w:r>
+        <w:t>, </w:t>
+      </w:r>
+      <w:r>
+        <w:rPr>
+          <w:i/>
+          <w:iCs/>
+        </w:rPr>
+        <w:t>ICSID Review - Foreign Investment Law Journal</w:t>
+      </w:r>
+      <w:r>
+        <w:t>, Volume 27, Issue 1, Spring 2012, Pages 192–206, </w:t>
+      </w:r>
+      <w:hyperlink r:id="rId32" w:history="1">
+        <w:r>
+          <w:rPr>
+            <w:rStyle w:val="af2"/>
+          </w:rPr>
+          <w:t>https://doi.org/10.1093/icsidreview/sis012</w:t>
+        </w:r>
+      </w:hyperlink>
+    </w:p>
+    <w:p/>
+    <w:p>
+      <w:pPr>
+        <w:pStyle w:val="a9"/>
+        <w:numPr>
+          <w:ilvl w:val="0"/>
+          <w:numId w:val="5"/>
+        </w:numPr>
+      </w:pPr>
+      <w:r>
+        <w:t>Willems, Jane, The Settlement of Investor State Disputes and China: New Developments on ICSID Jurisdiction (August 31, 2011). South Carolina Journal of International Law and Business, Vol. 8, No. 1, 2011, Available at SSRN: </w:t>
+      </w:r>
+      <w:hyperlink r:id="rId33" w:tgtFrame="_blank" w:history="1">
+        <w:r>
+          <w:rPr>
+            <w:rStyle w:val="af2"/>
+          </w:rPr>
+          <w:t>https://ssrn.com/abstract=2242399</w:t>
+        </w:r>
+      </w:hyperlink>
+    </w:p>
+    <w:p>
+      <w:pPr>
+        <w:pStyle w:val="af4"/>
+        <w:numPr>
+          <w:ilvl w:val="0"/>
+          <w:numId w:val="5"/>
+        </w:numPr>
+        <w:shd w:val="clear" w:color="auto" w:fill="FFFFFF"/>
+        <w:spacing w:before="0" w:beforeAutospacing="0" w:after="0" w:afterAutospacing="0" w:line="360" w:lineRule="atLeast"/>
+        <w:rPr>
+          <w:rFonts w:ascii="微软雅黑" w:eastAsia="微软雅黑" w:hAnsi="微软雅黑"/>
+          <w:color w:val="666666"/>
+          <w:spacing w:val="7"/>
+          <w:sz w:val="18"/>
+          <w:szCs w:val="18"/>
+        </w:rPr>
+      </w:pPr>
+      <w:proofErr w:type="gramStart"/>
+      <w:r>
+        <w:rPr>
+          <w:rStyle w:val="reference-label"/>
+          <w:rFonts w:ascii="微软雅黑" w:eastAsia="微软雅黑" w:hAnsi="微软雅黑" w:hint="eastAsia"/>
+          <w:b/>
+          <w:bCs/>
+          <w:color w:val="666666"/>
+          <w:spacing w:val="7"/>
+          <w:sz w:val="18"/>
+          <w:szCs w:val="18"/>
+        </w:rPr>
+        <w:t>陈辉萍</w:t>
+      </w:r>
+      <w:proofErr w:type="gramEnd"/>
+      <w:r>
+        <w:rPr>
+          <w:rStyle w:val="reference-label"/>
+          <w:rFonts w:ascii="微软雅黑" w:eastAsia="微软雅黑" w:hAnsi="微软雅黑" w:hint="eastAsia"/>
+          <w:b/>
+          <w:bCs/>
+          <w:color w:val="666666"/>
+          <w:spacing w:val="7"/>
+          <w:sz w:val="18"/>
+          <w:szCs w:val="18"/>
+        </w:rPr>
+        <w:t>.ICSID仲裁庭扩大管辖权之实践剖析——</w:t>
+      </w:r>
+      <w:proofErr w:type="gramStart"/>
+      <w:r>
+        <w:rPr>
+          <w:rStyle w:val="reference-label"/>
+          <w:rFonts w:ascii="微软雅黑" w:eastAsia="微软雅黑" w:hAnsi="微软雅黑" w:hint="eastAsia"/>
+          <w:b/>
+          <w:bCs/>
+          <w:color w:val="666666"/>
+          <w:spacing w:val="7"/>
+          <w:sz w:val="18"/>
+          <w:szCs w:val="18"/>
+        </w:rPr>
+        <w:t>兼评“谢业深案”[</w:t>
+      </w:r>
+      <w:proofErr w:type="gramEnd"/>
+      <w:r>
+        <w:rPr>
+          <w:rStyle w:val="reference-label"/>
+          <w:rFonts w:ascii="微软雅黑" w:eastAsia="微软雅黑" w:hAnsi="微软雅黑" w:hint="eastAsia"/>
+          <w:b/>
+          <w:bCs/>
+          <w:color w:val="666666"/>
+          <w:spacing w:val="7"/>
+          <w:sz w:val="18"/>
+          <w:szCs w:val="18"/>
+        </w:rPr>
+        <w:t>J</w:t>
+      </w:r>
+      <w:proofErr w:type="gramStart"/>
+      <w:r>
+        <w:rPr>
+          <w:rStyle w:val="reference-label"/>
+          <w:rFonts w:ascii="微软雅黑" w:eastAsia="微软雅黑" w:hAnsi="微软雅黑" w:hint="eastAsia"/>
+          <w:b/>
+          <w:bCs/>
+          <w:color w:val="666666"/>
+          <w:spacing w:val="7"/>
+          <w:sz w:val="18"/>
+          <w:szCs w:val="18"/>
+        </w:rPr>
+        <w:t>].国际经济法学刊</w:t>
+      </w:r>
+      <w:proofErr w:type="gramEnd"/>
+      <w:r>
+        <w:rPr>
+          <w:rStyle w:val="reference-label"/>
+          <w:rFonts w:ascii="微软雅黑" w:eastAsia="微软雅黑" w:hAnsi="微软雅黑" w:hint="eastAsia"/>
+          <w:b/>
+          <w:bCs/>
+          <w:color w:val="666666"/>
+          <w:spacing w:val="7"/>
+          <w:sz w:val="18"/>
+          <w:szCs w:val="18"/>
+        </w:rPr>
+        <w:t>,2010,17(03):78-105.</w:t>
+      </w:r>
+      <w:r>
+        <w:rPr>
+          <w:rFonts w:asciiTheme="minorHAnsi" w:eastAsiaTheme="minorEastAsia" w:hAnsiTheme="minorHAnsi" w:cstheme="minorBidi"/>
+          <w:kern w:val="2"/>
+          <w14:ligatures w14:val="standardContextual"/>
+        </w:rPr>
+        <w:t xml:space="preserve"> </w:t>
+      </w:r>
+      <w:r>
+        <w:rPr>
+          <w:rFonts w:ascii="微软雅黑" w:eastAsia="微软雅黑" w:hAnsi="微软雅黑"/>
+          <w:b/>
+          <w:bCs/>
+          <w:color w:val="666666"/>
+          <w:spacing w:val="7"/>
+          <w:sz w:val="18"/>
+          <w:szCs w:val="18"/>
+        </w:rPr>
+        <w:t>https://kns.cnki.net/kcms2/article/abstract?v=UsPV4INcYzgKn2eiKZXyDa2CZ7unbtVVpyVpY04Rzzn4jk5H9ZNV5macUHWku1qZwXUDhK20X0klXWfbIV4ehLx9uzCYMNOs5P-1OtvDvE8aHVdZm1n39rVKik81hDW-IQPChMkK-LkxrBQxAJXIAVtKZIEGWfl39jd-iIZXCiI=&amp;uniplatform=NZKPT</w:t>
+      </w:r>
+    </w:p>
+    <w:p>
+      <w:pPr>
+        <w:pStyle w:val="af4"/>
+        <w:shd w:val="clear" w:color="auto" w:fill="FFFFFF"/>
+        <w:spacing w:before="0" w:beforeAutospacing="0" w:after="0" w:afterAutospacing="0" w:line="360" w:lineRule="atLeast"/>
+        <w:rPr>
+          <w:rFonts w:ascii="微软雅黑" w:eastAsia="微软雅黑" w:hAnsi="微软雅黑"/>
+          <w:color w:val="666666"/>
+          <w:spacing w:val="7"/>
+          <w:sz w:val="18"/>
+          <w:szCs w:val="18"/>
+        </w:rPr>
+      </w:pPr>
+    </w:p>
+    <w:p>
+      <w:pPr>
+        <w:pStyle w:val="af4"/>
+        <w:numPr>
+          <w:ilvl w:val="0"/>
+          <w:numId w:val="12"/>
+        </w:numPr>
+        <w:shd w:val="clear" w:color="auto" w:fill="FFFFFF"/>
+        <w:spacing w:before="0" w:beforeAutospacing="0" w:after="0" w:afterAutospacing="0" w:line="360" w:lineRule="atLeast"/>
+        <w:ind w:left="360"/>
+      </w:pPr>
+      <w:r>
+        <w:rPr>
+          <w:rStyle w:val="reference-label"/>
+          <w:rFonts w:ascii="微软雅黑" w:eastAsia="微软雅黑" w:hAnsi="微软雅黑" w:hint="eastAsia"/>
+          <w:b/>
+          <w:bCs/>
+          <w:color w:val="666666"/>
+          <w:spacing w:val="7"/>
+          <w:sz w:val="18"/>
+          <w:szCs w:val="18"/>
+        </w:rPr>
+        <w:t>陈安.对香港居民谢业深诉秘鲁</w:t>
+      </w:r>
+      <w:proofErr w:type="gramStart"/>
+      <w:r>
+        <w:rPr>
+          <w:rStyle w:val="reference-label"/>
+          <w:rFonts w:ascii="微软雅黑" w:eastAsia="微软雅黑" w:hAnsi="微软雅黑" w:hint="eastAsia"/>
+          <w:b/>
+          <w:bCs/>
+          <w:color w:val="666666"/>
+          <w:spacing w:val="7"/>
+          <w:sz w:val="18"/>
+          <w:szCs w:val="18"/>
+        </w:rPr>
+        <w:t>政府案</w:t>
+      </w:r>
+      <w:proofErr w:type="gramEnd"/>
+      <w:r>
+        <w:rPr>
+          <w:rStyle w:val="reference-label"/>
+          <w:rFonts w:ascii="微软雅黑" w:eastAsia="微软雅黑" w:hAnsi="微软雅黑" w:hint="eastAsia"/>
+          <w:b/>
+          <w:bCs/>
+          <w:color w:val="666666"/>
+          <w:spacing w:val="7"/>
+          <w:sz w:val="18"/>
+          <w:szCs w:val="18"/>
+        </w:rPr>
+        <w:t>ICSID管辖权裁定的四项质疑——《中国—秘鲁BIT》适用于“一国两制”下的中国香港特别行政区吗[J].国际经济法学刊,2010,17(01):1-40.</w:t>
+      </w:r>
+      <w:r>
+        <w:rPr>
+          <w:rFonts w:ascii="微软雅黑" w:eastAsia="微软雅黑" w:hAnsi="微软雅黑" w:cstheme="minorBidi" w:hint="eastAsia"/>
+          <w:color w:val="666666"/>
+          <w:kern w:val="2"/>
+          <w:sz w:val="18"/>
+          <w:szCs w:val="18"/>
+          <w:shd w:val="clear" w:color="auto" w:fill="FFFFFF"/>
+          <w14:ligatures w14:val="standardContextual"/>
+        </w:rPr>
+        <w:t xml:space="preserve"> </w:t>
+      </w:r>
+      <w:hyperlink r:id="rId34" w:history="1">
+        <w:r>
+          <w:rPr>
+            <w:rStyle w:val="af2"/>
+            <w:rFonts w:ascii="微软雅黑" w:eastAsia="微软雅黑" w:hAnsi="微软雅黑" w:hint="eastAsia"/>
+            <w:b/>
+            <w:bCs/>
+            <w:spacing w:val="7"/>
+            <w:sz w:val="18"/>
+            <w:szCs w:val="18"/>
+          </w:rPr>
+          <w:t>https://kns.cnki.net/kcms2/article/abstract?v=UsPV4INcYzghV4RbdleHfVjDYYgEbUFOJKh3kRU3yIhHe7GYMD5ZsfG73A0EqiD6umr2vjTmoa8rUivyF9znvbxPeiO0VUHPWIozFsVEI_eRsYV6KzX2SD646L0KcIa8j0xImF9verS6hSkgb70xIF_Cq1JqajfBXifveL8ltW4=&amp;uniplatform=NZKPT</w:t>
+        </w:r>
+      </w:hyperlink>
+    </w:p>
+    <w:p>
+      <w:pPr>
+        <w:pStyle w:val="af4"/>
+        <w:shd w:val="clear" w:color="auto" w:fill="FFFFFF"/>
+        <w:spacing w:before="0" w:beforeAutospacing="0" w:after="0" w:afterAutospacing="0" w:line="360" w:lineRule="atLeast"/>
+      </w:pPr>
+    </w:p>
+    <w:p>
+      <w:pPr>
+        <w:ind w:left="360"/>
+      </w:pPr>
+    </w:p>
+    <w:p/>
     <w:p/>
     <w:sectPr>
       <w:pgSz w:w="11906" w:h="16838"/>
@@ -749,6 +2521,2191 @@
     </w:p>
   </w:footnote>
 </w:footnotes>
+</file>
+
+<file path=word/numbering.xml><?xml version="1.0" encoding="utf-8"?>
+<w:numbering xmlns:wpc="http://schemas.microsoft.com/office/word/2010/wordprocessingCanvas" xmlns:cx="http://schemas.microsoft.com/office/drawing/2014/chartex" xmlns:cx1="http://schemas.microsoft.com/office/drawing/2015/9/8/chartex" xmlns:cx2="http://schemas.microsoft.com/office/drawing/2015/10/21/chartex" xmlns:cx3="http://schemas.microsoft.com/office/drawing/2016/5/9/chartex" xmlns:cx4="http://schemas.microsoft.com/office/drawing/2016/5/10/chartex" xmlns:cx5="http://schemas.microsoft.com/office/drawing/2016/5/11/chartex" xmlns:cx6="http://schemas.microsoft.com/office/drawing/2016/5/12/chartex" xmlns:cx7="http://schemas.microsoft.com/office/drawing/2016/5/13/chartex" xmlns:cx8="http://schemas.microsoft.com/office/drawing/2016/5/14/chartex" xmlns:mc="http://schemas.openxmlformats.org/markup-compatibility/2006" xmlns:aink="http://schemas.microsoft.com/office/drawing/2016/ink" xmlns:am3d="http://schemas.microsoft.com/office/drawing/2017/model3d" xmlns:o="urn:schemas-microsoft-com:office:office" xmlns:oel="http://schemas.microsoft.com/office/2019/extlst" xmlns:r="http://schemas.openxmlformats.org/officeDocument/2006/relationships" xmlns:m="http://schemas.openxmlformats.org/officeDocument/2006/math" xmlns:v="urn:schemas-microsoft-com:vml" xmlns:wp14="http://schemas.microsoft.com/office/word/2010/wordprocessingDrawing" xmlns:wp="http://schemas.openxmlformats.org/drawingml/2006/wordprocessingDrawing" xmlns:w10="urn:schemas-microsoft-com:office:word" xmlns:w="http://schemas.openxmlformats.org/wordprocessingml/2006/main" xmlns:w14="http://schemas.microsoft.com/office/word/2010/wordml" xmlns:w15="http://schemas.microsoft.com/office/word/2012/wordml" xmlns:w16cex="http://schemas.microsoft.com/office/word/2018/wordml/cex" xmlns:w16cid="http://schemas.microsoft.com/office/word/2016/wordml/cid" xmlns:w16="http://schemas.microsoft.com/office/word/2018/wordml" xmlns:w16du="http://schemas.microsoft.com/office/word/2023/wordml/word16du" xmlns:w16sdtdh="http://schemas.microsoft.com/office/word/2020/wordml/sdtdatahash" xmlns:w16sdtfl="http://schemas.microsoft.com/office/word/2024/wordml/sdtformatlock" xmlns:w16se="http://schemas.microsoft.com/office/word/2015/wordml/symex" xmlns:wpg="http://schemas.microsoft.com/office/word/2010/wordprocessingGroup" xmlns:wpi="http://schemas.microsoft.com/office/word/2010/wordprocessingInk" xmlns:wne="http://schemas.microsoft.com/office/word/2006/wordml" xmlns:wps="http://schemas.microsoft.com/office/word/2010/wordprocessingShape" mc:Ignorable="w14 w15 w16se w16cid w16 w16cex w16sdtdh w16sdtfl w16du wp14">
+  <w:abstractNum w:abstractNumId="0" w15:restartNumberingAfterBreak="0">
+    <w:nsid w:val="01FC4AEB"/>
+    <w:multiLevelType w:val="hybridMultilevel"/>
+    <w:tmpl w:val="CD38736E"/>
+    <w:lvl w:ilvl="0" w:tplc="08090001">
+      <w:start w:val="1"/>
+      <w:numFmt w:val="bullet"/>
+      <w:lvlText w:val=""/>
+      <w:lvlJc w:val="left"/>
+      <w:pPr>
+        <w:ind w:left="720" w:hanging="360"/>
+      </w:pPr>
+      <w:rPr>
+        <w:rFonts w:ascii="Symbol" w:hAnsi="Symbol" w:hint="default"/>
+      </w:rPr>
+    </w:lvl>
+    <w:lvl w:ilvl="1" w:tplc="08090003" w:tentative="1">
+      <w:start w:val="1"/>
+      <w:numFmt w:val="bullet"/>
+      <w:lvlText w:val="o"/>
+      <w:lvlJc w:val="left"/>
+      <w:pPr>
+        <w:ind w:left="1440" w:hanging="360"/>
+      </w:pPr>
+      <w:rPr>
+        <w:rFonts w:ascii="Courier New" w:hAnsi="Courier New" w:cs="Courier New" w:hint="default"/>
+      </w:rPr>
+    </w:lvl>
+    <w:lvl w:ilvl="2" w:tplc="08090005" w:tentative="1">
+      <w:start w:val="1"/>
+      <w:numFmt w:val="bullet"/>
+      <w:lvlText w:val=""/>
+      <w:lvlJc w:val="left"/>
+      <w:pPr>
+        <w:ind w:left="2160" w:hanging="360"/>
+      </w:pPr>
+      <w:rPr>
+        <w:rFonts w:ascii="Wingdings" w:hAnsi="Wingdings" w:hint="default"/>
+      </w:rPr>
+    </w:lvl>
+    <w:lvl w:ilvl="3" w:tplc="08090001" w:tentative="1">
+      <w:start w:val="1"/>
+      <w:numFmt w:val="bullet"/>
+      <w:lvlText w:val=""/>
+      <w:lvlJc w:val="left"/>
+      <w:pPr>
+        <w:ind w:left="2880" w:hanging="360"/>
+      </w:pPr>
+      <w:rPr>
+        <w:rFonts w:ascii="Symbol" w:hAnsi="Symbol" w:hint="default"/>
+      </w:rPr>
+    </w:lvl>
+    <w:lvl w:ilvl="4" w:tplc="08090003" w:tentative="1">
+      <w:start w:val="1"/>
+      <w:numFmt w:val="bullet"/>
+      <w:lvlText w:val="o"/>
+      <w:lvlJc w:val="left"/>
+      <w:pPr>
+        <w:ind w:left="3600" w:hanging="360"/>
+      </w:pPr>
+      <w:rPr>
+        <w:rFonts w:ascii="Courier New" w:hAnsi="Courier New" w:cs="Courier New" w:hint="default"/>
+      </w:rPr>
+    </w:lvl>
+    <w:lvl w:ilvl="5" w:tplc="08090005" w:tentative="1">
+      <w:start w:val="1"/>
+      <w:numFmt w:val="bullet"/>
+      <w:lvlText w:val=""/>
+      <w:lvlJc w:val="left"/>
+      <w:pPr>
+        <w:ind w:left="4320" w:hanging="360"/>
+      </w:pPr>
+      <w:rPr>
+        <w:rFonts w:ascii="Wingdings" w:hAnsi="Wingdings" w:hint="default"/>
+      </w:rPr>
+    </w:lvl>
+    <w:lvl w:ilvl="6" w:tplc="08090001" w:tentative="1">
+      <w:start w:val="1"/>
+      <w:numFmt w:val="bullet"/>
+      <w:lvlText w:val=""/>
+      <w:lvlJc w:val="left"/>
+      <w:pPr>
+        <w:ind w:left="5040" w:hanging="360"/>
+      </w:pPr>
+      <w:rPr>
+        <w:rFonts w:ascii="Symbol" w:hAnsi="Symbol" w:hint="default"/>
+      </w:rPr>
+    </w:lvl>
+    <w:lvl w:ilvl="7" w:tplc="08090003" w:tentative="1">
+      <w:start w:val="1"/>
+      <w:numFmt w:val="bullet"/>
+      <w:lvlText w:val="o"/>
+      <w:lvlJc w:val="left"/>
+      <w:pPr>
+        <w:ind w:left="5760" w:hanging="360"/>
+      </w:pPr>
+      <w:rPr>
+        <w:rFonts w:ascii="Courier New" w:hAnsi="Courier New" w:cs="Courier New" w:hint="default"/>
+      </w:rPr>
+    </w:lvl>
+    <w:lvl w:ilvl="8" w:tplc="08090005" w:tentative="1">
+      <w:start w:val="1"/>
+      <w:numFmt w:val="bullet"/>
+      <w:lvlText w:val=""/>
+      <w:lvlJc w:val="left"/>
+      <w:pPr>
+        <w:ind w:left="6480" w:hanging="360"/>
+      </w:pPr>
+      <w:rPr>
+        <w:rFonts w:ascii="Wingdings" w:hAnsi="Wingdings" w:hint="default"/>
+      </w:rPr>
+    </w:lvl>
+  </w:abstractNum>
+  <w:abstractNum w:abstractNumId="1" w15:restartNumberingAfterBreak="0">
+    <w:nsid w:val="0F101040"/>
+    <w:multiLevelType w:val="multilevel"/>
+    <w:tmpl w:val="54FEF074"/>
+    <w:lvl w:ilvl="0">
+      <w:start w:val="1"/>
+      <w:numFmt w:val="bullet"/>
+      <w:lvlText w:val=""/>
+      <w:lvlJc w:val="left"/>
+      <w:pPr>
+        <w:tabs>
+          <w:tab w:val="num" w:pos="720"/>
+        </w:tabs>
+        <w:ind w:left="720" w:hanging="360"/>
+      </w:pPr>
+      <w:rPr>
+        <w:rFonts w:ascii="Symbol" w:hAnsi="Symbol" w:hint="default"/>
+        <w:sz w:val="20"/>
+      </w:rPr>
+    </w:lvl>
+    <w:lvl w:ilvl="1" w:tentative="1">
+      <w:start w:val="1"/>
+      <w:numFmt w:val="bullet"/>
+      <w:lvlText w:val="o"/>
+      <w:lvlJc w:val="left"/>
+      <w:pPr>
+        <w:tabs>
+          <w:tab w:val="num" w:pos="1440"/>
+        </w:tabs>
+        <w:ind w:left="1440" w:hanging="360"/>
+      </w:pPr>
+      <w:rPr>
+        <w:rFonts w:ascii="Courier New" w:hAnsi="Courier New" w:hint="default"/>
+        <w:sz w:val="20"/>
+      </w:rPr>
+    </w:lvl>
+    <w:lvl w:ilvl="2" w:tentative="1">
+      <w:start w:val="1"/>
+      <w:numFmt w:val="bullet"/>
+      <w:lvlText w:val=""/>
+      <w:lvlJc w:val="left"/>
+      <w:pPr>
+        <w:tabs>
+          <w:tab w:val="num" w:pos="2160"/>
+        </w:tabs>
+        <w:ind w:left="2160" w:hanging="360"/>
+      </w:pPr>
+      <w:rPr>
+        <w:rFonts w:ascii="Wingdings" w:hAnsi="Wingdings" w:hint="default"/>
+        <w:sz w:val="20"/>
+      </w:rPr>
+    </w:lvl>
+    <w:lvl w:ilvl="3" w:tentative="1">
+      <w:start w:val="1"/>
+      <w:numFmt w:val="bullet"/>
+      <w:lvlText w:val=""/>
+      <w:lvlJc w:val="left"/>
+      <w:pPr>
+        <w:tabs>
+          <w:tab w:val="num" w:pos="2880"/>
+        </w:tabs>
+        <w:ind w:left="2880" w:hanging="360"/>
+      </w:pPr>
+      <w:rPr>
+        <w:rFonts w:ascii="Wingdings" w:hAnsi="Wingdings" w:hint="default"/>
+        <w:sz w:val="20"/>
+      </w:rPr>
+    </w:lvl>
+    <w:lvl w:ilvl="4" w:tentative="1">
+      <w:start w:val="1"/>
+      <w:numFmt w:val="bullet"/>
+      <w:lvlText w:val=""/>
+      <w:lvlJc w:val="left"/>
+      <w:pPr>
+        <w:tabs>
+          <w:tab w:val="num" w:pos="3600"/>
+        </w:tabs>
+        <w:ind w:left="3600" w:hanging="360"/>
+      </w:pPr>
+      <w:rPr>
+        <w:rFonts w:ascii="Wingdings" w:hAnsi="Wingdings" w:hint="default"/>
+        <w:sz w:val="20"/>
+      </w:rPr>
+    </w:lvl>
+    <w:lvl w:ilvl="5" w:tentative="1">
+      <w:start w:val="1"/>
+      <w:numFmt w:val="bullet"/>
+      <w:lvlText w:val=""/>
+      <w:lvlJc w:val="left"/>
+      <w:pPr>
+        <w:tabs>
+          <w:tab w:val="num" w:pos="4320"/>
+        </w:tabs>
+        <w:ind w:left="4320" w:hanging="360"/>
+      </w:pPr>
+      <w:rPr>
+        <w:rFonts w:ascii="Wingdings" w:hAnsi="Wingdings" w:hint="default"/>
+        <w:sz w:val="20"/>
+      </w:rPr>
+    </w:lvl>
+    <w:lvl w:ilvl="6" w:tentative="1">
+      <w:start w:val="1"/>
+      <w:numFmt w:val="bullet"/>
+      <w:lvlText w:val=""/>
+      <w:lvlJc w:val="left"/>
+      <w:pPr>
+        <w:tabs>
+          <w:tab w:val="num" w:pos="5040"/>
+        </w:tabs>
+        <w:ind w:left="5040" w:hanging="360"/>
+      </w:pPr>
+      <w:rPr>
+        <w:rFonts w:ascii="Wingdings" w:hAnsi="Wingdings" w:hint="default"/>
+        <w:sz w:val="20"/>
+      </w:rPr>
+    </w:lvl>
+    <w:lvl w:ilvl="7" w:tentative="1">
+      <w:start w:val="1"/>
+      <w:numFmt w:val="bullet"/>
+      <w:lvlText w:val=""/>
+      <w:lvlJc w:val="left"/>
+      <w:pPr>
+        <w:tabs>
+          <w:tab w:val="num" w:pos="5760"/>
+        </w:tabs>
+        <w:ind w:left="5760" w:hanging="360"/>
+      </w:pPr>
+      <w:rPr>
+        <w:rFonts w:ascii="Wingdings" w:hAnsi="Wingdings" w:hint="default"/>
+        <w:sz w:val="20"/>
+      </w:rPr>
+    </w:lvl>
+    <w:lvl w:ilvl="8" w:tentative="1">
+      <w:start w:val="1"/>
+      <w:numFmt w:val="bullet"/>
+      <w:lvlText w:val=""/>
+      <w:lvlJc w:val="left"/>
+      <w:pPr>
+        <w:tabs>
+          <w:tab w:val="num" w:pos="6480"/>
+        </w:tabs>
+        <w:ind w:left="6480" w:hanging="360"/>
+      </w:pPr>
+      <w:rPr>
+        <w:rFonts w:ascii="Wingdings" w:hAnsi="Wingdings" w:hint="default"/>
+        <w:sz w:val="20"/>
+      </w:rPr>
+    </w:lvl>
+  </w:abstractNum>
+  <w:abstractNum w:abstractNumId="2" w15:restartNumberingAfterBreak="0">
+    <w:nsid w:val="112868A0"/>
+    <w:multiLevelType w:val="multilevel"/>
+    <w:tmpl w:val="0386A82C"/>
+    <w:lvl w:ilvl="0">
+      <w:start w:val="1"/>
+      <w:numFmt w:val="bullet"/>
+      <w:lvlText w:val=""/>
+      <w:lvlJc w:val="left"/>
+      <w:pPr>
+        <w:tabs>
+          <w:tab w:val="num" w:pos="720"/>
+        </w:tabs>
+        <w:ind w:left="720" w:hanging="360"/>
+      </w:pPr>
+      <w:rPr>
+        <w:rFonts w:ascii="Symbol" w:hAnsi="Symbol" w:hint="default"/>
+        <w:sz w:val="20"/>
+      </w:rPr>
+    </w:lvl>
+    <w:lvl w:ilvl="1" w:tentative="1">
+      <w:start w:val="1"/>
+      <w:numFmt w:val="bullet"/>
+      <w:lvlText w:val="o"/>
+      <w:lvlJc w:val="left"/>
+      <w:pPr>
+        <w:tabs>
+          <w:tab w:val="num" w:pos="1440"/>
+        </w:tabs>
+        <w:ind w:left="1440" w:hanging="360"/>
+      </w:pPr>
+      <w:rPr>
+        <w:rFonts w:ascii="Courier New" w:hAnsi="Courier New" w:hint="default"/>
+        <w:sz w:val="20"/>
+      </w:rPr>
+    </w:lvl>
+    <w:lvl w:ilvl="2" w:tentative="1">
+      <w:start w:val="1"/>
+      <w:numFmt w:val="bullet"/>
+      <w:lvlText w:val=""/>
+      <w:lvlJc w:val="left"/>
+      <w:pPr>
+        <w:tabs>
+          <w:tab w:val="num" w:pos="2160"/>
+        </w:tabs>
+        <w:ind w:left="2160" w:hanging="360"/>
+      </w:pPr>
+      <w:rPr>
+        <w:rFonts w:ascii="Wingdings" w:hAnsi="Wingdings" w:hint="default"/>
+        <w:sz w:val="20"/>
+      </w:rPr>
+    </w:lvl>
+    <w:lvl w:ilvl="3" w:tentative="1">
+      <w:start w:val="1"/>
+      <w:numFmt w:val="bullet"/>
+      <w:lvlText w:val=""/>
+      <w:lvlJc w:val="left"/>
+      <w:pPr>
+        <w:tabs>
+          <w:tab w:val="num" w:pos="2880"/>
+        </w:tabs>
+        <w:ind w:left="2880" w:hanging="360"/>
+      </w:pPr>
+      <w:rPr>
+        <w:rFonts w:ascii="Wingdings" w:hAnsi="Wingdings" w:hint="default"/>
+        <w:sz w:val="20"/>
+      </w:rPr>
+    </w:lvl>
+    <w:lvl w:ilvl="4" w:tentative="1">
+      <w:start w:val="1"/>
+      <w:numFmt w:val="bullet"/>
+      <w:lvlText w:val=""/>
+      <w:lvlJc w:val="left"/>
+      <w:pPr>
+        <w:tabs>
+          <w:tab w:val="num" w:pos="3600"/>
+        </w:tabs>
+        <w:ind w:left="3600" w:hanging="360"/>
+      </w:pPr>
+      <w:rPr>
+        <w:rFonts w:ascii="Wingdings" w:hAnsi="Wingdings" w:hint="default"/>
+        <w:sz w:val="20"/>
+      </w:rPr>
+    </w:lvl>
+    <w:lvl w:ilvl="5" w:tentative="1">
+      <w:start w:val="1"/>
+      <w:numFmt w:val="bullet"/>
+      <w:lvlText w:val=""/>
+      <w:lvlJc w:val="left"/>
+      <w:pPr>
+        <w:tabs>
+          <w:tab w:val="num" w:pos="4320"/>
+        </w:tabs>
+        <w:ind w:left="4320" w:hanging="360"/>
+      </w:pPr>
+      <w:rPr>
+        <w:rFonts w:ascii="Wingdings" w:hAnsi="Wingdings" w:hint="default"/>
+        <w:sz w:val="20"/>
+      </w:rPr>
+    </w:lvl>
+    <w:lvl w:ilvl="6" w:tentative="1">
+      <w:start w:val="1"/>
+      <w:numFmt w:val="bullet"/>
+      <w:lvlText w:val=""/>
+      <w:lvlJc w:val="left"/>
+      <w:pPr>
+        <w:tabs>
+          <w:tab w:val="num" w:pos="5040"/>
+        </w:tabs>
+        <w:ind w:left="5040" w:hanging="360"/>
+      </w:pPr>
+      <w:rPr>
+        <w:rFonts w:ascii="Wingdings" w:hAnsi="Wingdings" w:hint="default"/>
+        <w:sz w:val="20"/>
+      </w:rPr>
+    </w:lvl>
+    <w:lvl w:ilvl="7" w:tentative="1">
+      <w:start w:val="1"/>
+      <w:numFmt w:val="bullet"/>
+      <w:lvlText w:val=""/>
+      <w:lvlJc w:val="left"/>
+      <w:pPr>
+        <w:tabs>
+          <w:tab w:val="num" w:pos="5760"/>
+        </w:tabs>
+        <w:ind w:left="5760" w:hanging="360"/>
+      </w:pPr>
+      <w:rPr>
+        <w:rFonts w:ascii="Wingdings" w:hAnsi="Wingdings" w:hint="default"/>
+        <w:sz w:val="20"/>
+      </w:rPr>
+    </w:lvl>
+    <w:lvl w:ilvl="8" w:tentative="1">
+      <w:start w:val="1"/>
+      <w:numFmt w:val="bullet"/>
+      <w:lvlText w:val=""/>
+      <w:lvlJc w:val="left"/>
+      <w:pPr>
+        <w:tabs>
+          <w:tab w:val="num" w:pos="6480"/>
+        </w:tabs>
+        <w:ind w:left="6480" w:hanging="360"/>
+      </w:pPr>
+      <w:rPr>
+        <w:rFonts w:ascii="Wingdings" w:hAnsi="Wingdings" w:hint="default"/>
+        <w:sz w:val="20"/>
+      </w:rPr>
+    </w:lvl>
+  </w:abstractNum>
+  <w:abstractNum w:abstractNumId="3" w15:restartNumberingAfterBreak="0">
+    <w:nsid w:val="177527D2"/>
+    <w:multiLevelType w:val="multilevel"/>
+    <w:tmpl w:val="A6187DFE"/>
+    <w:lvl w:ilvl="0">
+      <w:start w:val="1"/>
+      <w:numFmt w:val="bullet"/>
+      <w:lvlText w:val=""/>
+      <w:lvlJc w:val="left"/>
+      <w:pPr>
+        <w:tabs>
+          <w:tab w:val="num" w:pos="720"/>
+        </w:tabs>
+        <w:ind w:left="720" w:hanging="360"/>
+      </w:pPr>
+      <w:rPr>
+        <w:rFonts w:ascii="Symbol" w:hAnsi="Symbol" w:hint="default"/>
+        <w:sz w:val="20"/>
+      </w:rPr>
+    </w:lvl>
+    <w:lvl w:ilvl="1" w:tentative="1">
+      <w:start w:val="1"/>
+      <w:numFmt w:val="bullet"/>
+      <w:lvlText w:val="o"/>
+      <w:lvlJc w:val="left"/>
+      <w:pPr>
+        <w:tabs>
+          <w:tab w:val="num" w:pos="1440"/>
+        </w:tabs>
+        <w:ind w:left="1440" w:hanging="360"/>
+      </w:pPr>
+      <w:rPr>
+        <w:rFonts w:ascii="Courier New" w:hAnsi="Courier New" w:hint="default"/>
+        <w:sz w:val="20"/>
+      </w:rPr>
+    </w:lvl>
+    <w:lvl w:ilvl="2" w:tentative="1">
+      <w:start w:val="1"/>
+      <w:numFmt w:val="bullet"/>
+      <w:lvlText w:val=""/>
+      <w:lvlJc w:val="left"/>
+      <w:pPr>
+        <w:tabs>
+          <w:tab w:val="num" w:pos="2160"/>
+        </w:tabs>
+        <w:ind w:left="2160" w:hanging="360"/>
+      </w:pPr>
+      <w:rPr>
+        <w:rFonts w:ascii="Wingdings" w:hAnsi="Wingdings" w:hint="default"/>
+        <w:sz w:val="20"/>
+      </w:rPr>
+    </w:lvl>
+    <w:lvl w:ilvl="3" w:tentative="1">
+      <w:start w:val="1"/>
+      <w:numFmt w:val="bullet"/>
+      <w:lvlText w:val=""/>
+      <w:lvlJc w:val="left"/>
+      <w:pPr>
+        <w:tabs>
+          <w:tab w:val="num" w:pos="2880"/>
+        </w:tabs>
+        <w:ind w:left="2880" w:hanging="360"/>
+      </w:pPr>
+      <w:rPr>
+        <w:rFonts w:ascii="Wingdings" w:hAnsi="Wingdings" w:hint="default"/>
+        <w:sz w:val="20"/>
+      </w:rPr>
+    </w:lvl>
+    <w:lvl w:ilvl="4" w:tentative="1">
+      <w:start w:val="1"/>
+      <w:numFmt w:val="bullet"/>
+      <w:lvlText w:val=""/>
+      <w:lvlJc w:val="left"/>
+      <w:pPr>
+        <w:tabs>
+          <w:tab w:val="num" w:pos="3600"/>
+        </w:tabs>
+        <w:ind w:left="3600" w:hanging="360"/>
+      </w:pPr>
+      <w:rPr>
+        <w:rFonts w:ascii="Wingdings" w:hAnsi="Wingdings" w:hint="default"/>
+        <w:sz w:val="20"/>
+      </w:rPr>
+    </w:lvl>
+    <w:lvl w:ilvl="5" w:tentative="1">
+      <w:start w:val="1"/>
+      <w:numFmt w:val="bullet"/>
+      <w:lvlText w:val=""/>
+      <w:lvlJc w:val="left"/>
+      <w:pPr>
+        <w:tabs>
+          <w:tab w:val="num" w:pos="4320"/>
+        </w:tabs>
+        <w:ind w:left="4320" w:hanging="360"/>
+      </w:pPr>
+      <w:rPr>
+        <w:rFonts w:ascii="Wingdings" w:hAnsi="Wingdings" w:hint="default"/>
+        <w:sz w:val="20"/>
+      </w:rPr>
+    </w:lvl>
+    <w:lvl w:ilvl="6" w:tentative="1">
+      <w:start w:val="1"/>
+      <w:numFmt w:val="bullet"/>
+      <w:lvlText w:val=""/>
+      <w:lvlJc w:val="left"/>
+      <w:pPr>
+        <w:tabs>
+          <w:tab w:val="num" w:pos="5040"/>
+        </w:tabs>
+        <w:ind w:left="5040" w:hanging="360"/>
+      </w:pPr>
+      <w:rPr>
+        <w:rFonts w:ascii="Wingdings" w:hAnsi="Wingdings" w:hint="default"/>
+        <w:sz w:val="20"/>
+      </w:rPr>
+    </w:lvl>
+    <w:lvl w:ilvl="7" w:tentative="1">
+      <w:start w:val="1"/>
+      <w:numFmt w:val="bullet"/>
+      <w:lvlText w:val=""/>
+      <w:lvlJc w:val="left"/>
+      <w:pPr>
+        <w:tabs>
+          <w:tab w:val="num" w:pos="5760"/>
+        </w:tabs>
+        <w:ind w:left="5760" w:hanging="360"/>
+      </w:pPr>
+      <w:rPr>
+        <w:rFonts w:ascii="Wingdings" w:hAnsi="Wingdings" w:hint="default"/>
+        <w:sz w:val="20"/>
+      </w:rPr>
+    </w:lvl>
+    <w:lvl w:ilvl="8" w:tentative="1">
+      <w:start w:val="1"/>
+      <w:numFmt w:val="bullet"/>
+      <w:lvlText w:val=""/>
+      <w:lvlJc w:val="left"/>
+      <w:pPr>
+        <w:tabs>
+          <w:tab w:val="num" w:pos="6480"/>
+        </w:tabs>
+        <w:ind w:left="6480" w:hanging="360"/>
+      </w:pPr>
+      <w:rPr>
+        <w:rFonts w:ascii="Wingdings" w:hAnsi="Wingdings" w:hint="default"/>
+        <w:sz w:val="20"/>
+      </w:rPr>
+    </w:lvl>
+  </w:abstractNum>
+  <w:abstractNum w:abstractNumId="4" w15:restartNumberingAfterBreak="0">
+    <w:nsid w:val="200E6D94"/>
+    <w:multiLevelType w:val="hybridMultilevel"/>
+    <w:tmpl w:val="97D0A5F0"/>
+    <w:lvl w:ilvl="0" w:tplc="08090001">
+      <w:start w:val="1"/>
+      <w:numFmt w:val="bullet"/>
+      <w:lvlText w:val=""/>
+      <w:lvlJc w:val="left"/>
+      <w:pPr>
+        <w:ind w:left="720" w:hanging="360"/>
+      </w:pPr>
+      <w:rPr>
+        <w:rFonts w:ascii="Symbol" w:hAnsi="Symbol" w:hint="default"/>
+      </w:rPr>
+    </w:lvl>
+    <w:lvl w:ilvl="1" w:tplc="08090003" w:tentative="1">
+      <w:start w:val="1"/>
+      <w:numFmt w:val="bullet"/>
+      <w:lvlText w:val="o"/>
+      <w:lvlJc w:val="left"/>
+      <w:pPr>
+        <w:ind w:left="1440" w:hanging="360"/>
+      </w:pPr>
+      <w:rPr>
+        <w:rFonts w:ascii="Courier New" w:hAnsi="Courier New" w:cs="Courier New" w:hint="default"/>
+      </w:rPr>
+    </w:lvl>
+    <w:lvl w:ilvl="2" w:tplc="08090005" w:tentative="1">
+      <w:start w:val="1"/>
+      <w:numFmt w:val="bullet"/>
+      <w:lvlText w:val=""/>
+      <w:lvlJc w:val="left"/>
+      <w:pPr>
+        <w:ind w:left="2160" w:hanging="360"/>
+      </w:pPr>
+      <w:rPr>
+        <w:rFonts w:ascii="Wingdings" w:hAnsi="Wingdings" w:hint="default"/>
+      </w:rPr>
+    </w:lvl>
+    <w:lvl w:ilvl="3" w:tplc="08090001" w:tentative="1">
+      <w:start w:val="1"/>
+      <w:numFmt w:val="bullet"/>
+      <w:lvlText w:val=""/>
+      <w:lvlJc w:val="left"/>
+      <w:pPr>
+        <w:ind w:left="2880" w:hanging="360"/>
+      </w:pPr>
+      <w:rPr>
+        <w:rFonts w:ascii="Symbol" w:hAnsi="Symbol" w:hint="default"/>
+      </w:rPr>
+    </w:lvl>
+    <w:lvl w:ilvl="4" w:tplc="08090003" w:tentative="1">
+      <w:start w:val="1"/>
+      <w:numFmt w:val="bullet"/>
+      <w:lvlText w:val="o"/>
+      <w:lvlJc w:val="left"/>
+      <w:pPr>
+        <w:ind w:left="3600" w:hanging="360"/>
+      </w:pPr>
+      <w:rPr>
+        <w:rFonts w:ascii="Courier New" w:hAnsi="Courier New" w:cs="Courier New" w:hint="default"/>
+      </w:rPr>
+    </w:lvl>
+    <w:lvl w:ilvl="5" w:tplc="08090005" w:tentative="1">
+      <w:start w:val="1"/>
+      <w:numFmt w:val="bullet"/>
+      <w:lvlText w:val=""/>
+      <w:lvlJc w:val="left"/>
+      <w:pPr>
+        <w:ind w:left="4320" w:hanging="360"/>
+      </w:pPr>
+      <w:rPr>
+        <w:rFonts w:ascii="Wingdings" w:hAnsi="Wingdings" w:hint="default"/>
+      </w:rPr>
+    </w:lvl>
+    <w:lvl w:ilvl="6" w:tplc="08090001" w:tentative="1">
+      <w:start w:val="1"/>
+      <w:numFmt w:val="bullet"/>
+      <w:lvlText w:val=""/>
+      <w:lvlJc w:val="left"/>
+      <w:pPr>
+        <w:ind w:left="5040" w:hanging="360"/>
+      </w:pPr>
+      <w:rPr>
+        <w:rFonts w:ascii="Symbol" w:hAnsi="Symbol" w:hint="default"/>
+      </w:rPr>
+    </w:lvl>
+    <w:lvl w:ilvl="7" w:tplc="08090003" w:tentative="1">
+      <w:start w:val="1"/>
+      <w:numFmt w:val="bullet"/>
+      <w:lvlText w:val="o"/>
+      <w:lvlJc w:val="left"/>
+      <w:pPr>
+        <w:ind w:left="5760" w:hanging="360"/>
+      </w:pPr>
+      <w:rPr>
+        <w:rFonts w:ascii="Courier New" w:hAnsi="Courier New" w:cs="Courier New" w:hint="default"/>
+      </w:rPr>
+    </w:lvl>
+    <w:lvl w:ilvl="8" w:tplc="08090005" w:tentative="1">
+      <w:start w:val="1"/>
+      <w:numFmt w:val="bullet"/>
+      <w:lvlText w:val=""/>
+      <w:lvlJc w:val="left"/>
+      <w:pPr>
+        <w:ind w:left="6480" w:hanging="360"/>
+      </w:pPr>
+      <w:rPr>
+        <w:rFonts w:ascii="Wingdings" w:hAnsi="Wingdings" w:hint="default"/>
+      </w:rPr>
+    </w:lvl>
+  </w:abstractNum>
+  <w:abstractNum w:abstractNumId="5" w15:restartNumberingAfterBreak="0">
+    <w:nsid w:val="26C3402A"/>
+    <w:multiLevelType w:val="hybridMultilevel"/>
+    <w:tmpl w:val="6D1AE1AA"/>
+    <w:lvl w:ilvl="0" w:tplc="3110937C">
+      <w:numFmt w:val="bullet"/>
+      <w:lvlText w:val="-"/>
+      <w:lvlJc w:val="left"/>
+      <w:pPr>
+        <w:ind w:left="720" w:hanging="360"/>
+      </w:pPr>
+      <w:rPr>
+        <w:rFonts w:ascii="Calibri" w:eastAsiaTheme="minorEastAsia" w:hAnsi="Calibri" w:cs="Calibri" w:hint="default"/>
+      </w:rPr>
+    </w:lvl>
+    <w:lvl w:ilvl="1" w:tplc="08090003" w:tentative="1">
+      <w:start w:val="1"/>
+      <w:numFmt w:val="bullet"/>
+      <w:lvlText w:val="o"/>
+      <w:lvlJc w:val="left"/>
+      <w:pPr>
+        <w:ind w:left="1440" w:hanging="360"/>
+      </w:pPr>
+      <w:rPr>
+        <w:rFonts w:ascii="Courier New" w:hAnsi="Courier New" w:cs="Courier New" w:hint="default"/>
+      </w:rPr>
+    </w:lvl>
+    <w:lvl w:ilvl="2" w:tplc="08090005" w:tentative="1">
+      <w:start w:val="1"/>
+      <w:numFmt w:val="bullet"/>
+      <w:lvlText w:val=""/>
+      <w:lvlJc w:val="left"/>
+      <w:pPr>
+        <w:ind w:left="2160" w:hanging="360"/>
+      </w:pPr>
+      <w:rPr>
+        <w:rFonts w:ascii="Wingdings" w:hAnsi="Wingdings" w:hint="default"/>
+      </w:rPr>
+    </w:lvl>
+    <w:lvl w:ilvl="3" w:tplc="08090001" w:tentative="1">
+      <w:start w:val="1"/>
+      <w:numFmt w:val="bullet"/>
+      <w:lvlText w:val=""/>
+      <w:lvlJc w:val="left"/>
+      <w:pPr>
+        <w:ind w:left="2880" w:hanging="360"/>
+      </w:pPr>
+      <w:rPr>
+        <w:rFonts w:ascii="Symbol" w:hAnsi="Symbol" w:hint="default"/>
+      </w:rPr>
+    </w:lvl>
+    <w:lvl w:ilvl="4" w:tplc="08090003" w:tentative="1">
+      <w:start w:val="1"/>
+      <w:numFmt w:val="bullet"/>
+      <w:lvlText w:val="o"/>
+      <w:lvlJc w:val="left"/>
+      <w:pPr>
+        <w:ind w:left="3600" w:hanging="360"/>
+      </w:pPr>
+      <w:rPr>
+        <w:rFonts w:ascii="Courier New" w:hAnsi="Courier New" w:cs="Courier New" w:hint="default"/>
+      </w:rPr>
+    </w:lvl>
+    <w:lvl w:ilvl="5" w:tplc="08090005" w:tentative="1">
+      <w:start w:val="1"/>
+      <w:numFmt w:val="bullet"/>
+      <w:lvlText w:val=""/>
+      <w:lvlJc w:val="left"/>
+      <w:pPr>
+        <w:ind w:left="4320" w:hanging="360"/>
+      </w:pPr>
+      <w:rPr>
+        <w:rFonts w:ascii="Wingdings" w:hAnsi="Wingdings" w:hint="default"/>
+      </w:rPr>
+    </w:lvl>
+    <w:lvl w:ilvl="6" w:tplc="08090001" w:tentative="1">
+      <w:start w:val="1"/>
+      <w:numFmt w:val="bullet"/>
+      <w:lvlText w:val=""/>
+      <w:lvlJc w:val="left"/>
+      <w:pPr>
+        <w:ind w:left="5040" w:hanging="360"/>
+      </w:pPr>
+      <w:rPr>
+        <w:rFonts w:ascii="Symbol" w:hAnsi="Symbol" w:hint="default"/>
+      </w:rPr>
+    </w:lvl>
+    <w:lvl w:ilvl="7" w:tplc="08090003" w:tentative="1">
+      <w:start w:val="1"/>
+      <w:numFmt w:val="bullet"/>
+      <w:lvlText w:val="o"/>
+      <w:lvlJc w:val="left"/>
+      <w:pPr>
+        <w:ind w:left="5760" w:hanging="360"/>
+      </w:pPr>
+      <w:rPr>
+        <w:rFonts w:ascii="Courier New" w:hAnsi="Courier New" w:cs="Courier New" w:hint="default"/>
+      </w:rPr>
+    </w:lvl>
+    <w:lvl w:ilvl="8" w:tplc="08090005" w:tentative="1">
+      <w:start w:val="1"/>
+      <w:numFmt w:val="bullet"/>
+      <w:lvlText w:val=""/>
+      <w:lvlJc w:val="left"/>
+      <w:pPr>
+        <w:ind w:left="6480" w:hanging="360"/>
+      </w:pPr>
+      <w:rPr>
+        <w:rFonts w:ascii="Wingdings" w:hAnsi="Wingdings" w:hint="default"/>
+      </w:rPr>
+    </w:lvl>
+  </w:abstractNum>
+  <w:abstractNum w:abstractNumId="6" w15:restartNumberingAfterBreak="0">
+    <w:nsid w:val="3C6E7B1C"/>
+    <w:multiLevelType w:val="multilevel"/>
+    <w:tmpl w:val="56160A38"/>
+    <w:lvl w:ilvl="0">
+      <w:start w:val="1"/>
+      <w:numFmt w:val="bullet"/>
+      <w:lvlText w:val=""/>
+      <w:lvlJc w:val="left"/>
+      <w:pPr>
+        <w:tabs>
+          <w:tab w:val="num" w:pos="720"/>
+        </w:tabs>
+        <w:ind w:left="720" w:hanging="360"/>
+      </w:pPr>
+      <w:rPr>
+        <w:rFonts w:ascii="Symbol" w:hAnsi="Symbol" w:hint="default"/>
+        <w:sz w:val="20"/>
+      </w:rPr>
+    </w:lvl>
+    <w:lvl w:ilvl="1" w:tentative="1">
+      <w:start w:val="1"/>
+      <w:numFmt w:val="bullet"/>
+      <w:lvlText w:val="o"/>
+      <w:lvlJc w:val="left"/>
+      <w:pPr>
+        <w:tabs>
+          <w:tab w:val="num" w:pos="1440"/>
+        </w:tabs>
+        <w:ind w:left="1440" w:hanging="360"/>
+      </w:pPr>
+      <w:rPr>
+        <w:rFonts w:ascii="Courier New" w:hAnsi="Courier New" w:hint="default"/>
+        <w:sz w:val="20"/>
+      </w:rPr>
+    </w:lvl>
+    <w:lvl w:ilvl="2" w:tentative="1">
+      <w:start w:val="1"/>
+      <w:numFmt w:val="bullet"/>
+      <w:lvlText w:val=""/>
+      <w:lvlJc w:val="left"/>
+      <w:pPr>
+        <w:tabs>
+          <w:tab w:val="num" w:pos="2160"/>
+        </w:tabs>
+        <w:ind w:left="2160" w:hanging="360"/>
+      </w:pPr>
+      <w:rPr>
+        <w:rFonts w:ascii="Wingdings" w:hAnsi="Wingdings" w:hint="default"/>
+        <w:sz w:val="20"/>
+      </w:rPr>
+    </w:lvl>
+    <w:lvl w:ilvl="3" w:tentative="1">
+      <w:start w:val="1"/>
+      <w:numFmt w:val="bullet"/>
+      <w:lvlText w:val=""/>
+      <w:lvlJc w:val="left"/>
+      <w:pPr>
+        <w:tabs>
+          <w:tab w:val="num" w:pos="2880"/>
+        </w:tabs>
+        <w:ind w:left="2880" w:hanging="360"/>
+      </w:pPr>
+      <w:rPr>
+        <w:rFonts w:ascii="Wingdings" w:hAnsi="Wingdings" w:hint="default"/>
+        <w:sz w:val="20"/>
+      </w:rPr>
+    </w:lvl>
+    <w:lvl w:ilvl="4" w:tentative="1">
+      <w:start w:val="1"/>
+      <w:numFmt w:val="bullet"/>
+      <w:lvlText w:val=""/>
+      <w:lvlJc w:val="left"/>
+      <w:pPr>
+        <w:tabs>
+          <w:tab w:val="num" w:pos="3600"/>
+        </w:tabs>
+        <w:ind w:left="3600" w:hanging="360"/>
+      </w:pPr>
+      <w:rPr>
+        <w:rFonts w:ascii="Wingdings" w:hAnsi="Wingdings" w:hint="default"/>
+        <w:sz w:val="20"/>
+      </w:rPr>
+    </w:lvl>
+    <w:lvl w:ilvl="5" w:tentative="1">
+      <w:start w:val="1"/>
+      <w:numFmt w:val="bullet"/>
+      <w:lvlText w:val=""/>
+      <w:lvlJc w:val="left"/>
+      <w:pPr>
+        <w:tabs>
+          <w:tab w:val="num" w:pos="4320"/>
+        </w:tabs>
+        <w:ind w:left="4320" w:hanging="360"/>
+      </w:pPr>
+      <w:rPr>
+        <w:rFonts w:ascii="Wingdings" w:hAnsi="Wingdings" w:hint="default"/>
+        <w:sz w:val="20"/>
+      </w:rPr>
+    </w:lvl>
+    <w:lvl w:ilvl="6" w:tentative="1">
+      <w:start w:val="1"/>
+      <w:numFmt w:val="bullet"/>
+      <w:lvlText w:val=""/>
+      <w:lvlJc w:val="left"/>
+      <w:pPr>
+        <w:tabs>
+          <w:tab w:val="num" w:pos="5040"/>
+        </w:tabs>
+        <w:ind w:left="5040" w:hanging="360"/>
+      </w:pPr>
+      <w:rPr>
+        <w:rFonts w:ascii="Wingdings" w:hAnsi="Wingdings" w:hint="default"/>
+        <w:sz w:val="20"/>
+      </w:rPr>
+    </w:lvl>
+    <w:lvl w:ilvl="7" w:tentative="1">
+      <w:start w:val="1"/>
+      <w:numFmt w:val="bullet"/>
+      <w:lvlText w:val=""/>
+      <w:lvlJc w:val="left"/>
+      <w:pPr>
+        <w:tabs>
+          <w:tab w:val="num" w:pos="5760"/>
+        </w:tabs>
+        <w:ind w:left="5760" w:hanging="360"/>
+      </w:pPr>
+      <w:rPr>
+        <w:rFonts w:ascii="Wingdings" w:hAnsi="Wingdings" w:hint="default"/>
+        <w:sz w:val="20"/>
+      </w:rPr>
+    </w:lvl>
+    <w:lvl w:ilvl="8" w:tentative="1">
+      <w:start w:val="1"/>
+      <w:numFmt w:val="bullet"/>
+      <w:lvlText w:val=""/>
+      <w:lvlJc w:val="left"/>
+      <w:pPr>
+        <w:tabs>
+          <w:tab w:val="num" w:pos="6480"/>
+        </w:tabs>
+        <w:ind w:left="6480" w:hanging="360"/>
+      </w:pPr>
+      <w:rPr>
+        <w:rFonts w:ascii="Wingdings" w:hAnsi="Wingdings" w:hint="default"/>
+        <w:sz w:val="20"/>
+      </w:rPr>
+    </w:lvl>
+  </w:abstractNum>
+  <w:abstractNum w:abstractNumId="7" w15:restartNumberingAfterBreak="0">
+    <w:nsid w:val="3DC159BB"/>
+    <w:multiLevelType w:val="hybridMultilevel"/>
+    <w:tmpl w:val="467423DE"/>
+    <w:lvl w:ilvl="0" w:tplc="08090001">
+      <w:start w:val="1"/>
+      <w:numFmt w:val="bullet"/>
+      <w:lvlText w:val=""/>
+      <w:lvlJc w:val="left"/>
+      <w:pPr>
+        <w:ind w:left="720" w:hanging="360"/>
+      </w:pPr>
+      <w:rPr>
+        <w:rFonts w:ascii="Symbol" w:hAnsi="Symbol" w:hint="default"/>
+      </w:rPr>
+    </w:lvl>
+    <w:lvl w:ilvl="1" w:tplc="08090003" w:tentative="1">
+      <w:start w:val="1"/>
+      <w:numFmt w:val="bullet"/>
+      <w:lvlText w:val="o"/>
+      <w:lvlJc w:val="left"/>
+      <w:pPr>
+        <w:ind w:left="1440" w:hanging="360"/>
+      </w:pPr>
+      <w:rPr>
+        <w:rFonts w:ascii="Courier New" w:hAnsi="Courier New" w:cs="Courier New" w:hint="default"/>
+      </w:rPr>
+    </w:lvl>
+    <w:lvl w:ilvl="2" w:tplc="08090005" w:tentative="1">
+      <w:start w:val="1"/>
+      <w:numFmt w:val="bullet"/>
+      <w:lvlText w:val=""/>
+      <w:lvlJc w:val="left"/>
+      <w:pPr>
+        <w:ind w:left="2160" w:hanging="360"/>
+      </w:pPr>
+      <w:rPr>
+        <w:rFonts w:ascii="Wingdings" w:hAnsi="Wingdings" w:hint="default"/>
+      </w:rPr>
+    </w:lvl>
+    <w:lvl w:ilvl="3" w:tplc="08090001" w:tentative="1">
+      <w:start w:val="1"/>
+      <w:numFmt w:val="bullet"/>
+      <w:lvlText w:val=""/>
+      <w:lvlJc w:val="left"/>
+      <w:pPr>
+        <w:ind w:left="2880" w:hanging="360"/>
+      </w:pPr>
+      <w:rPr>
+        <w:rFonts w:ascii="Symbol" w:hAnsi="Symbol" w:hint="default"/>
+      </w:rPr>
+    </w:lvl>
+    <w:lvl w:ilvl="4" w:tplc="08090003" w:tentative="1">
+      <w:start w:val="1"/>
+      <w:numFmt w:val="bullet"/>
+      <w:lvlText w:val="o"/>
+      <w:lvlJc w:val="left"/>
+      <w:pPr>
+        <w:ind w:left="3600" w:hanging="360"/>
+      </w:pPr>
+      <w:rPr>
+        <w:rFonts w:ascii="Courier New" w:hAnsi="Courier New" w:cs="Courier New" w:hint="default"/>
+      </w:rPr>
+    </w:lvl>
+    <w:lvl w:ilvl="5" w:tplc="08090005" w:tentative="1">
+      <w:start w:val="1"/>
+      <w:numFmt w:val="bullet"/>
+      <w:lvlText w:val=""/>
+      <w:lvlJc w:val="left"/>
+      <w:pPr>
+        <w:ind w:left="4320" w:hanging="360"/>
+      </w:pPr>
+      <w:rPr>
+        <w:rFonts w:ascii="Wingdings" w:hAnsi="Wingdings" w:hint="default"/>
+      </w:rPr>
+    </w:lvl>
+    <w:lvl w:ilvl="6" w:tplc="08090001" w:tentative="1">
+      <w:start w:val="1"/>
+      <w:numFmt w:val="bullet"/>
+      <w:lvlText w:val=""/>
+      <w:lvlJc w:val="left"/>
+      <w:pPr>
+        <w:ind w:left="5040" w:hanging="360"/>
+      </w:pPr>
+      <w:rPr>
+        <w:rFonts w:ascii="Symbol" w:hAnsi="Symbol" w:hint="default"/>
+      </w:rPr>
+    </w:lvl>
+    <w:lvl w:ilvl="7" w:tplc="08090003" w:tentative="1">
+      <w:start w:val="1"/>
+      <w:numFmt w:val="bullet"/>
+      <w:lvlText w:val="o"/>
+      <w:lvlJc w:val="left"/>
+      <w:pPr>
+        <w:ind w:left="5760" w:hanging="360"/>
+      </w:pPr>
+      <w:rPr>
+        <w:rFonts w:ascii="Courier New" w:hAnsi="Courier New" w:cs="Courier New" w:hint="default"/>
+      </w:rPr>
+    </w:lvl>
+    <w:lvl w:ilvl="8" w:tplc="08090005" w:tentative="1">
+      <w:start w:val="1"/>
+      <w:numFmt w:val="bullet"/>
+      <w:lvlText w:val=""/>
+      <w:lvlJc w:val="left"/>
+      <w:pPr>
+        <w:ind w:left="6480" w:hanging="360"/>
+      </w:pPr>
+      <w:rPr>
+        <w:rFonts w:ascii="Wingdings" w:hAnsi="Wingdings" w:hint="default"/>
+      </w:rPr>
+    </w:lvl>
+  </w:abstractNum>
+  <w:abstractNum w:abstractNumId="8" w15:restartNumberingAfterBreak="0">
+    <w:nsid w:val="3EEB0ABE"/>
+    <w:multiLevelType w:val="hybridMultilevel"/>
+    <w:tmpl w:val="7A9AF392"/>
+    <w:lvl w:ilvl="0" w:tplc="08090001">
+      <w:start w:val="1"/>
+      <w:numFmt w:val="bullet"/>
+      <w:lvlText w:val=""/>
+      <w:lvlJc w:val="left"/>
+      <w:pPr>
+        <w:ind w:left="1440" w:hanging="360"/>
+      </w:pPr>
+      <w:rPr>
+        <w:rFonts w:ascii="Symbol" w:hAnsi="Symbol" w:hint="default"/>
+      </w:rPr>
+    </w:lvl>
+    <w:lvl w:ilvl="1" w:tplc="08090003" w:tentative="1">
+      <w:start w:val="1"/>
+      <w:numFmt w:val="bullet"/>
+      <w:lvlText w:val="o"/>
+      <w:lvlJc w:val="left"/>
+      <w:pPr>
+        <w:ind w:left="2160" w:hanging="360"/>
+      </w:pPr>
+      <w:rPr>
+        <w:rFonts w:ascii="Courier New" w:hAnsi="Courier New" w:cs="Courier New" w:hint="default"/>
+      </w:rPr>
+    </w:lvl>
+    <w:lvl w:ilvl="2" w:tplc="08090005" w:tentative="1">
+      <w:start w:val="1"/>
+      <w:numFmt w:val="bullet"/>
+      <w:lvlText w:val=""/>
+      <w:lvlJc w:val="left"/>
+      <w:pPr>
+        <w:ind w:left="2880" w:hanging="360"/>
+      </w:pPr>
+      <w:rPr>
+        <w:rFonts w:ascii="Wingdings" w:hAnsi="Wingdings" w:hint="default"/>
+      </w:rPr>
+    </w:lvl>
+    <w:lvl w:ilvl="3" w:tplc="08090001" w:tentative="1">
+      <w:start w:val="1"/>
+      <w:numFmt w:val="bullet"/>
+      <w:lvlText w:val=""/>
+      <w:lvlJc w:val="left"/>
+      <w:pPr>
+        <w:ind w:left="3600" w:hanging="360"/>
+      </w:pPr>
+      <w:rPr>
+        <w:rFonts w:ascii="Symbol" w:hAnsi="Symbol" w:hint="default"/>
+      </w:rPr>
+    </w:lvl>
+    <w:lvl w:ilvl="4" w:tplc="08090003" w:tentative="1">
+      <w:start w:val="1"/>
+      <w:numFmt w:val="bullet"/>
+      <w:lvlText w:val="o"/>
+      <w:lvlJc w:val="left"/>
+      <w:pPr>
+        <w:ind w:left="4320" w:hanging="360"/>
+      </w:pPr>
+      <w:rPr>
+        <w:rFonts w:ascii="Courier New" w:hAnsi="Courier New" w:cs="Courier New" w:hint="default"/>
+      </w:rPr>
+    </w:lvl>
+    <w:lvl w:ilvl="5" w:tplc="08090005" w:tentative="1">
+      <w:start w:val="1"/>
+      <w:numFmt w:val="bullet"/>
+      <w:lvlText w:val=""/>
+      <w:lvlJc w:val="left"/>
+      <w:pPr>
+        <w:ind w:left="5040" w:hanging="360"/>
+      </w:pPr>
+      <w:rPr>
+        <w:rFonts w:ascii="Wingdings" w:hAnsi="Wingdings" w:hint="default"/>
+      </w:rPr>
+    </w:lvl>
+    <w:lvl w:ilvl="6" w:tplc="08090001" w:tentative="1">
+      <w:start w:val="1"/>
+      <w:numFmt w:val="bullet"/>
+      <w:lvlText w:val=""/>
+      <w:lvlJc w:val="left"/>
+      <w:pPr>
+        <w:ind w:left="5760" w:hanging="360"/>
+      </w:pPr>
+      <w:rPr>
+        <w:rFonts w:ascii="Symbol" w:hAnsi="Symbol" w:hint="default"/>
+      </w:rPr>
+    </w:lvl>
+    <w:lvl w:ilvl="7" w:tplc="08090003" w:tentative="1">
+      <w:start w:val="1"/>
+      <w:numFmt w:val="bullet"/>
+      <w:lvlText w:val="o"/>
+      <w:lvlJc w:val="left"/>
+      <w:pPr>
+        <w:ind w:left="6480" w:hanging="360"/>
+      </w:pPr>
+      <w:rPr>
+        <w:rFonts w:ascii="Courier New" w:hAnsi="Courier New" w:cs="Courier New" w:hint="default"/>
+      </w:rPr>
+    </w:lvl>
+    <w:lvl w:ilvl="8" w:tplc="08090005" w:tentative="1">
+      <w:start w:val="1"/>
+      <w:numFmt w:val="bullet"/>
+      <w:lvlText w:val=""/>
+      <w:lvlJc w:val="left"/>
+      <w:pPr>
+        <w:ind w:left="7200" w:hanging="360"/>
+      </w:pPr>
+      <w:rPr>
+        <w:rFonts w:ascii="Wingdings" w:hAnsi="Wingdings" w:hint="default"/>
+      </w:rPr>
+    </w:lvl>
+  </w:abstractNum>
+  <w:abstractNum w:abstractNumId="9" w15:restartNumberingAfterBreak="0">
+    <w:nsid w:val="431D7081"/>
+    <w:multiLevelType w:val="multilevel"/>
+    <w:tmpl w:val="54FEF074"/>
+    <w:lvl w:ilvl="0">
+      <w:start w:val="1"/>
+      <w:numFmt w:val="bullet"/>
+      <w:lvlText w:val=""/>
+      <w:lvlJc w:val="left"/>
+      <w:pPr>
+        <w:tabs>
+          <w:tab w:val="num" w:pos="720"/>
+        </w:tabs>
+        <w:ind w:left="720" w:hanging="360"/>
+      </w:pPr>
+      <w:rPr>
+        <w:rFonts w:ascii="Symbol" w:hAnsi="Symbol" w:hint="default"/>
+        <w:sz w:val="20"/>
+      </w:rPr>
+    </w:lvl>
+    <w:lvl w:ilvl="1" w:tentative="1">
+      <w:start w:val="1"/>
+      <w:numFmt w:val="bullet"/>
+      <w:lvlText w:val="o"/>
+      <w:lvlJc w:val="left"/>
+      <w:pPr>
+        <w:tabs>
+          <w:tab w:val="num" w:pos="1440"/>
+        </w:tabs>
+        <w:ind w:left="1440" w:hanging="360"/>
+      </w:pPr>
+      <w:rPr>
+        <w:rFonts w:ascii="Courier New" w:hAnsi="Courier New" w:hint="default"/>
+        <w:sz w:val="20"/>
+      </w:rPr>
+    </w:lvl>
+    <w:lvl w:ilvl="2" w:tentative="1">
+      <w:start w:val="1"/>
+      <w:numFmt w:val="bullet"/>
+      <w:lvlText w:val=""/>
+      <w:lvlJc w:val="left"/>
+      <w:pPr>
+        <w:tabs>
+          <w:tab w:val="num" w:pos="2160"/>
+        </w:tabs>
+        <w:ind w:left="2160" w:hanging="360"/>
+      </w:pPr>
+      <w:rPr>
+        <w:rFonts w:ascii="Wingdings" w:hAnsi="Wingdings" w:hint="default"/>
+        <w:sz w:val="20"/>
+      </w:rPr>
+    </w:lvl>
+    <w:lvl w:ilvl="3" w:tentative="1">
+      <w:start w:val="1"/>
+      <w:numFmt w:val="bullet"/>
+      <w:lvlText w:val=""/>
+      <w:lvlJc w:val="left"/>
+      <w:pPr>
+        <w:tabs>
+          <w:tab w:val="num" w:pos="2880"/>
+        </w:tabs>
+        <w:ind w:left="2880" w:hanging="360"/>
+      </w:pPr>
+      <w:rPr>
+        <w:rFonts w:ascii="Wingdings" w:hAnsi="Wingdings" w:hint="default"/>
+        <w:sz w:val="20"/>
+      </w:rPr>
+    </w:lvl>
+    <w:lvl w:ilvl="4" w:tentative="1">
+      <w:start w:val="1"/>
+      <w:numFmt w:val="bullet"/>
+      <w:lvlText w:val=""/>
+      <w:lvlJc w:val="left"/>
+      <w:pPr>
+        <w:tabs>
+          <w:tab w:val="num" w:pos="3600"/>
+        </w:tabs>
+        <w:ind w:left="3600" w:hanging="360"/>
+      </w:pPr>
+      <w:rPr>
+        <w:rFonts w:ascii="Wingdings" w:hAnsi="Wingdings" w:hint="default"/>
+        <w:sz w:val="20"/>
+      </w:rPr>
+    </w:lvl>
+    <w:lvl w:ilvl="5" w:tentative="1">
+      <w:start w:val="1"/>
+      <w:numFmt w:val="bullet"/>
+      <w:lvlText w:val=""/>
+      <w:lvlJc w:val="left"/>
+      <w:pPr>
+        <w:tabs>
+          <w:tab w:val="num" w:pos="4320"/>
+        </w:tabs>
+        <w:ind w:left="4320" w:hanging="360"/>
+      </w:pPr>
+      <w:rPr>
+        <w:rFonts w:ascii="Wingdings" w:hAnsi="Wingdings" w:hint="default"/>
+        <w:sz w:val="20"/>
+      </w:rPr>
+    </w:lvl>
+    <w:lvl w:ilvl="6" w:tentative="1">
+      <w:start w:val="1"/>
+      <w:numFmt w:val="bullet"/>
+      <w:lvlText w:val=""/>
+      <w:lvlJc w:val="left"/>
+      <w:pPr>
+        <w:tabs>
+          <w:tab w:val="num" w:pos="5040"/>
+        </w:tabs>
+        <w:ind w:left="5040" w:hanging="360"/>
+      </w:pPr>
+      <w:rPr>
+        <w:rFonts w:ascii="Wingdings" w:hAnsi="Wingdings" w:hint="default"/>
+        <w:sz w:val="20"/>
+      </w:rPr>
+    </w:lvl>
+    <w:lvl w:ilvl="7" w:tentative="1">
+      <w:start w:val="1"/>
+      <w:numFmt w:val="bullet"/>
+      <w:lvlText w:val=""/>
+      <w:lvlJc w:val="left"/>
+      <w:pPr>
+        <w:tabs>
+          <w:tab w:val="num" w:pos="5760"/>
+        </w:tabs>
+        <w:ind w:left="5760" w:hanging="360"/>
+      </w:pPr>
+      <w:rPr>
+        <w:rFonts w:ascii="Wingdings" w:hAnsi="Wingdings" w:hint="default"/>
+        <w:sz w:val="20"/>
+      </w:rPr>
+    </w:lvl>
+    <w:lvl w:ilvl="8" w:tentative="1">
+      <w:start w:val="1"/>
+      <w:numFmt w:val="bullet"/>
+      <w:lvlText w:val=""/>
+      <w:lvlJc w:val="left"/>
+      <w:pPr>
+        <w:tabs>
+          <w:tab w:val="num" w:pos="6480"/>
+        </w:tabs>
+        <w:ind w:left="6480" w:hanging="360"/>
+      </w:pPr>
+      <w:rPr>
+        <w:rFonts w:ascii="Wingdings" w:hAnsi="Wingdings" w:hint="default"/>
+        <w:sz w:val="20"/>
+      </w:rPr>
+    </w:lvl>
+  </w:abstractNum>
+  <w:abstractNum w:abstractNumId="10" w15:restartNumberingAfterBreak="0">
+    <w:nsid w:val="55E203ED"/>
+    <w:multiLevelType w:val="hybridMultilevel"/>
+    <w:tmpl w:val="DE60A002"/>
+    <w:lvl w:ilvl="0" w:tplc="08090001">
+      <w:start w:val="1"/>
+      <w:numFmt w:val="bullet"/>
+      <w:lvlText w:val=""/>
+      <w:lvlJc w:val="left"/>
+      <w:pPr>
+        <w:ind w:left="720" w:hanging="360"/>
+      </w:pPr>
+      <w:rPr>
+        <w:rFonts w:ascii="Symbol" w:hAnsi="Symbol" w:hint="default"/>
+      </w:rPr>
+    </w:lvl>
+    <w:lvl w:ilvl="1" w:tplc="08090003" w:tentative="1">
+      <w:start w:val="1"/>
+      <w:numFmt w:val="bullet"/>
+      <w:lvlText w:val="o"/>
+      <w:lvlJc w:val="left"/>
+      <w:pPr>
+        <w:ind w:left="1440" w:hanging="360"/>
+      </w:pPr>
+      <w:rPr>
+        <w:rFonts w:ascii="Courier New" w:hAnsi="Courier New" w:cs="Courier New" w:hint="default"/>
+      </w:rPr>
+    </w:lvl>
+    <w:lvl w:ilvl="2" w:tplc="08090005" w:tentative="1">
+      <w:start w:val="1"/>
+      <w:numFmt w:val="bullet"/>
+      <w:lvlText w:val=""/>
+      <w:lvlJc w:val="left"/>
+      <w:pPr>
+        <w:ind w:left="2160" w:hanging="360"/>
+      </w:pPr>
+      <w:rPr>
+        <w:rFonts w:ascii="Wingdings" w:hAnsi="Wingdings" w:hint="default"/>
+      </w:rPr>
+    </w:lvl>
+    <w:lvl w:ilvl="3" w:tplc="08090001" w:tentative="1">
+      <w:start w:val="1"/>
+      <w:numFmt w:val="bullet"/>
+      <w:lvlText w:val=""/>
+      <w:lvlJc w:val="left"/>
+      <w:pPr>
+        <w:ind w:left="2880" w:hanging="360"/>
+      </w:pPr>
+      <w:rPr>
+        <w:rFonts w:ascii="Symbol" w:hAnsi="Symbol" w:hint="default"/>
+      </w:rPr>
+    </w:lvl>
+    <w:lvl w:ilvl="4" w:tplc="08090003" w:tentative="1">
+      <w:start w:val="1"/>
+      <w:numFmt w:val="bullet"/>
+      <w:lvlText w:val="o"/>
+      <w:lvlJc w:val="left"/>
+      <w:pPr>
+        <w:ind w:left="3600" w:hanging="360"/>
+      </w:pPr>
+      <w:rPr>
+        <w:rFonts w:ascii="Courier New" w:hAnsi="Courier New" w:cs="Courier New" w:hint="default"/>
+      </w:rPr>
+    </w:lvl>
+    <w:lvl w:ilvl="5" w:tplc="08090005" w:tentative="1">
+      <w:start w:val="1"/>
+      <w:numFmt w:val="bullet"/>
+      <w:lvlText w:val=""/>
+      <w:lvlJc w:val="left"/>
+      <w:pPr>
+        <w:ind w:left="4320" w:hanging="360"/>
+      </w:pPr>
+      <w:rPr>
+        <w:rFonts w:ascii="Wingdings" w:hAnsi="Wingdings" w:hint="default"/>
+      </w:rPr>
+    </w:lvl>
+    <w:lvl w:ilvl="6" w:tplc="08090001" w:tentative="1">
+      <w:start w:val="1"/>
+      <w:numFmt w:val="bullet"/>
+      <w:lvlText w:val=""/>
+      <w:lvlJc w:val="left"/>
+      <w:pPr>
+        <w:ind w:left="5040" w:hanging="360"/>
+      </w:pPr>
+      <w:rPr>
+        <w:rFonts w:ascii="Symbol" w:hAnsi="Symbol" w:hint="default"/>
+      </w:rPr>
+    </w:lvl>
+    <w:lvl w:ilvl="7" w:tplc="08090003" w:tentative="1">
+      <w:start w:val="1"/>
+      <w:numFmt w:val="bullet"/>
+      <w:lvlText w:val="o"/>
+      <w:lvlJc w:val="left"/>
+      <w:pPr>
+        <w:ind w:left="5760" w:hanging="360"/>
+      </w:pPr>
+      <w:rPr>
+        <w:rFonts w:ascii="Courier New" w:hAnsi="Courier New" w:cs="Courier New" w:hint="default"/>
+      </w:rPr>
+    </w:lvl>
+    <w:lvl w:ilvl="8" w:tplc="08090005" w:tentative="1">
+      <w:start w:val="1"/>
+      <w:numFmt w:val="bullet"/>
+      <w:lvlText w:val=""/>
+      <w:lvlJc w:val="left"/>
+      <w:pPr>
+        <w:ind w:left="6480" w:hanging="360"/>
+      </w:pPr>
+      <w:rPr>
+        <w:rFonts w:ascii="Wingdings" w:hAnsi="Wingdings" w:hint="default"/>
+      </w:rPr>
+    </w:lvl>
+  </w:abstractNum>
+  <w:abstractNum w:abstractNumId="11" w15:restartNumberingAfterBreak="0">
+    <w:nsid w:val="55EA3CA7"/>
+    <w:multiLevelType w:val="multilevel"/>
+    <w:tmpl w:val="8C2E57AE"/>
+    <w:lvl w:ilvl="0">
+      <w:start w:val="1"/>
+      <w:numFmt w:val="bullet"/>
+      <w:lvlText w:val=""/>
+      <w:lvlJc w:val="left"/>
+      <w:pPr>
+        <w:tabs>
+          <w:tab w:val="num" w:pos="720"/>
+        </w:tabs>
+        <w:ind w:left="720" w:hanging="360"/>
+      </w:pPr>
+      <w:rPr>
+        <w:rFonts w:ascii="Symbol" w:hAnsi="Symbol" w:hint="default"/>
+        <w:sz w:val="20"/>
+      </w:rPr>
+    </w:lvl>
+    <w:lvl w:ilvl="1">
+      <w:numFmt w:val="bullet"/>
+      <w:lvlText w:val="-"/>
+      <w:lvlJc w:val="left"/>
+      <w:pPr>
+        <w:ind w:left="1440" w:hanging="360"/>
+      </w:pPr>
+      <w:rPr>
+        <w:rFonts w:ascii="Calibri" w:eastAsiaTheme="minorEastAsia" w:hAnsi="Calibri" w:cs="Calibri" w:hint="default"/>
+      </w:rPr>
+    </w:lvl>
+    <w:lvl w:ilvl="2" w:tentative="1">
+      <w:start w:val="1"/>
+      <w:numFmt w:val="bullet"/>
+      <w:lvlText w:val=""/>
+      <w:lvlJc w:val="left"/>
+      <w:pPr>
+        <w:tabs>
+          <w:tab w:val="num" w:pos="2160"/>
+        </w:tabs>
+        <w:ind w:left="2160" w:hanging="360"/>
+      </w:pPr>
+      <w:rPr>
+        <w:rFonts w:ascii="Wingdings" w:hAnsi="Wingdings" w:hint="default"/>
+        <w:sz w:val="20"/>
+      </w:rPr>
+    </w:lvl>
+    <w:lvl w:ilvl="3" w:tentative="1">
+      <w:start w:val="1"/>
+      <w:numFmt w:val="bullet"/>
+      <w:lvlText w:val=""/>
+      <w:lvlJc w:val="left"/>
+      <w:pPr>
+        <w:tabs>
+          <w:tab w:val="num" w:pos="2880"/>
+        </w:tabs>
+        <w:ind w:left="2880" w:hanging="360"/>
+      </w:pPr>
+      <w:rPr>
+        <w:rFonts w:ascii="Wingdings" w:hAnsi="Wingdings" w:hint="default"/>
+        <w:sz w:val="20"/>
+      </w:rPr>
+    </w:lvl>
+    <w:lvl w:ilvl="4" w:tentative="1">
+      <w:start w:val="1"/>
+      <w:numFmt w:val="bullet"/>
+      <w:lvlText w:val=""/>
+      <w:lvlJc w:val="left"/>
+      <w:pPr>
+        <w:tabs>
+          <w:tab w:val="num" w:pos="3600"/>
+        </w:tabs>
+        <w:ind w:left="3600" w:hanging="360"/>
+      </w:pPr>
+      <w:rPr>
+        <w:rFonts w:ascii="Wingdings" w:hAnsi="Wingdings" w:hint="default"/>
+        <w:sz w:val="20"/>
+      </w:rPr>
+    </w:lvl>
+    <w:lvl w:ilvl="5" w:tentative="1">
+      <w:start w:val="1"/>
+      <w:numFmt w:val="bullet"/>
+      <w:lvlText w:val=""/>
+      <w:lvlJc w:val="left"/>
+      <w:pPr>
+        <w:tabs>
+          <w:tab w:val="num" w:pos="4320"/>
+        </w:tabs>
+        <w:ind w:left="4320" w:hanging="360"/>
+      </w:pPr>
+      <w:rPr>
+        <w:rFonts w:ascii="Wingdings" w:hAnsi="Wingdings" w:hint="default"/>
+        <w:sz w:val="20"/>
+      </w:rPr>
+    </w:lvl>
+    <w:lvl w:ilvl="6" w:tentative="1">
+      <w:start w:val="1"/>
+      <w:numFmt w:val="bullet"/>
+      <w:lvlText w:val=""/>
+      <w:lvlJc w:val="left"/>
+      <w:pPr>
+        <w:tabs>
+          <w:tab w:val="num" w:pos="5040"/>
+        </w:tabs>
+        <w:ind w:left="5040" w:hanging="360"/>
+      </w:pPr>
+      <w:rPr>
+        <w:rFonts w:ascii="Wingdings" w:hAnsi="Wingdings" w:hint="default"/>
+        <w:sz w:val="20"/>
+      </w:rPr>
+    </w:lvl>
+    <w:lvl w:ilvl="7" w:tentative="1">
+      <w:start w:val="1"/>
+      <w:numFmt w:val="bullet"/>
+      <w:lvlText w:val=""/>
+      <w:lvlJc w:val="left"/>
+      <w:pPr>
+        <w:tabs>
+          <w:tab w:val="num" w:pos="5760"/>
+        </w:tabs>
+        <w:ind w:left="5760" w:hanging="360"/>
+      </w:pPr>
+      <w:rPr>
+        <w:rFonts w:ascii="Wingdings" w:hAnsi="Wingdings" w:hint="default"/>
+        <w:sz w:val="20"/>
+      </w:rPr>
+    </w:lvl>
+    <w:lvl w:ilvl="8" w:tentative="1">
+      <w:start w:val="1"/>
+      <w:numFmt w:val="bullet"/>
+      <w:lvlText w:val=""/>
+      <w:lvlJc w:val="left"/>
+      <w:pPr>
+        <w:tabs>
+          <w:tab w:val="num" w:pos="6480"/>
+        </w:tabs>
+        <w:ind w:left="6480" w:hanging="360"/>
+      </w:pPr>
+      <w:rPr>
+        <w:rFonts w:ascii="Wingdings" w:hAnsi="Wingdings" w:hint="default"/>
+        <w:sz w:val="20"/>
+      </w:rPr>
+    </w:lvl>
+  </w:abstractNum>
+  <w:abstractNum w:abstractNumId="12" w15:restartNumberingAfterBreak="0">
+    <w:nsid w:val="5B191C59"/>
+    <w:multiLevelType w:val="hybridMultilevel"/>
+    <w:tmpl w:val="68E8FBB6"/>
+    <w:lvl w:ilvl="0" w:tplc="3110937C">
+      <w:numFmt w:val="bullet"/>
+      <w:lvlText w:val="-"/>
+      <w:lvlJc w:val="left"/>
+      <w:pPr>
+        <w:ind w:left="720" w:hanging="360"/>
+      </w:pPr>
+      <w:rPr>
+        <w:rFonts w:ascii="Calibri" w:eastAsiaTheme="minorEastAsia" w:hAnsi="Calibri" w:cs="Calibri" w:hint="default"/>
+      </w:rPr>
+    </w:lvl>
+    <w:lvl w:ilvl="1" w:tplc="08090003" w:tentative="1">
+      <w:start w:val="1"/>
+      <w:numFmt w:val="bullet"/>
+      <w:lvlText w:val="o"/>
+      <w:lvlJc w:val="left"/>
+      <w:pPr>
+        <w:ind w:left="1440" w:hanging="360"/>
+      </w:pPr>
+      <w:rPr>
+        <w:rFonts w:ascii="Courier New" w:hAnsi="Courier New" w:cs="Courier New" w:hint="default"/>
+      </w:rPr>
+    </w:lvl>
+    <w:lvl w:ilvl="2" w:tplc="08090005" w:tentative="1">
+      <w:start w:val="1"/>
+      <w:numFmt w:val="bullet"/>
+      <w:lvlText w:val=""/>
+      <w:lvlJc w:val="left"/>
+      <w:pPr>
+        <w:ind w:left="2160" w:hanging="360"/>
+      </w:pPr>
+      <w:rPr>
+        <w:rFonts w:ascii="Wingdings" w:hAnsi="Wingdings" w:hint="default"/>
+      </w:rPr>
+    </w:lvl>
+    <w:lvl w:ilvl="3" w:tplc="08090001" w:tentative="1">
+      <w:start w:val="1"/>
+      <w:numFmt w:val="bullet"/>
+      <w:lvlText w:val=""/>
+      <w:lvlJc w:val="left"/>
+      <w:pPr>
+        <w:ind w:left="2880" w:hanging="360"/>
+      </w:pPr>
+      <w:rPr>
+        <w:rFonts w:ascii="Symbol" w:hAnsi="Symbol" w:hint="default"/>
+      </w:rPr>
+    </w:lvl>
+    <w:lvl w:ilvl="4" w:tplc="08090003" w:tentative="1">
+      <w:start w:val="1"/>
+      <w:numFmt w:val="bullet"/>
+      <w:lvlText w:val="o"/>
+      <w:lvlJc w:val="left"/>
+      <w:pPr>
+        <w:ind w:left="3600" w:hanging="360"/>
+      </w:pPr>
+      <w:rPr>
+        <w:rFonts w:ascii="Courier New" w:hAnsi="Courier New" w:cs="Courier New" w:hint="default"/>
+      </w:rPr>
+    </w:lvl>
+    <w:lvl w:ilvl="5" w:tplc="08090005" w:tentative="1">
+      <w:start w:val="1"/>
+      <w:numFmt w:val="bullet"/>
+      <w:lvlText w:val=""/>
+      <w:lvlJc w:val="left"/>
+      <w:pPr>
+        <w:ind w:left="4320" w:hanging="360"/>
+      </w:pPr>
+      <w:rPr>
+        <w:rFonts w:ascii="Wingdings" w:hAnsi="Wingdings" w:hint="default"/>
+      </w:rPr>
+    </w:lvl>
+    <w:lvl w:ilvl="6" w:tplc="08090001" w:tentative="1">
+      <w:start w:val="1"/>
+      <w:numFmt w:val="bullet"/>
+      <w:lvlText w:val=""/>
+      <w:lvlJc w:val="left"/>
+      <w:pPr>
+        <w:ind w:left="5040" w:hanging="360"/>
+      </w:pPr>
+      <w:rPr>
+        <w:rFonts w:ascii="Symbol" w:hAnsi="Symbol" w:hint="default"/>
+      </w:rPr>
+    </w:lvl>
+    <w:lvl w:ilvl="7" w:tplc="08090003" w:tentative="1">
+      <w:start w:val="1"/>
+      <w:numFmt w:val="bullet"/>
+      <w:lvlText w:val="o"/>
+      <w:lvlJc w:val="left"/>
+      <w:pPr>
+        <w:ind w:left="5760" w:hanging="360"/>
+      </w:pPr>
+      <w:rPr>
+        <w:rFonts w:ascii="Courier New" w:hAnsi="Courier New" w:cs="Courier New" w:hint="default"/>
+      </w:rPr>
+    </w:lvl>
+    <w:lvl w:ilvl="8" w:tplc="08090005" w:tentative="1">
+      <w:start w:val="1"/>
+      <w:numFmt w:val="bullet"/>
+      <w:lvlText w:val=""/>
+      <w:lvlJc w:val="left"/>
+      <w:pPr>
+        <w:ind w:left="6480" w:hanging="360"/>
+      </w:pPr>
+      <w:rPr>
+        <w:rFonts w:ascii="Wingdings" w:hAnsi="Wingdings" w:hint="default"/>
+      </w:rPr>
+    </w:lvl>
+  </w:abstractNum>
+  <w:abstractNum w:abstractNumId="13" w15:restartNumberingAfterBreak="0">
+    <w:nsid w:val="603D40F6"/>
+    <w:multiLevelType w:val="hybridMultilevel"/>
+    <w:tmpl w:val="141A7728"/>
+    <w:lvl w:ilvl="0" w:tplc="08090001">
+      <w:start w:val="1"/>
+      <w:numFmt w:val="bullet"/>
+      <w:lvlText w:val=""/>
+      <w:lvlJc w:val="left"/>
+      <w:pPr>
+        <w:ind w:left="720" w:hanging="360"/>
+      </w:pPr>
+      <w:rPr>
+        <w:rFonts w:ascii="Symbol" w:hAnsi="Symbol" w:hint="default"/>
+      </w:rPr>
+    </w:lvl>
+    <w:lvl w:ilvl="1" w:tplc="FFFFFFFF" w:tentative="1">
+      <w:start w:val="1"/>
+      <w:numFmt w:val="bullet"/>
+      <w:lvlText w:val="o"/>
+      <w:lvlJc w:val="left"/>
+      <w:pPr>
+        <w:ind w:left="1440" w:hanging="360"/>
+      </w:pPr>
+      <w:rPr>
+        <w:rFonts w:ascii="Courier New" w:hAnsi="Courier New" w:cs="Courier New" w:hint="default"/>
+      </w:rPr>
+    </w:lvl>
+    <w:lvl w:ilvl="2" w:tplc="FFFFFFFF" w:tentative="1">
+      <w:start w:val="1"/>
+      <w:numFmt w:val="bullet"/>
+      <w:lvlText w:val=""/>
+      <w:lvlJc w:val="left"/>
+      <w:pPr>
+        <w:ind w:left="2160" w:hanging="360"/>
+      </w:pPr>
+      <w:rPr>
+        <w:rFonts w:ascii="Wingdings" w:hAnsi="Wingdings" w:hint="default"/>
+      </w:rPr>
+    </w:lvl>
+    <w:lvl w:ilvl="3" w:tplc="FFFFFFFF" w:tentative="1">
+      <w:start w:val="1"/>
+      <w:numFmt w:val="bullet"/>
+      <w:lvlText w:val=""/>
+      <w:lvlJc w:val="left"/>
+      <w:pPr>
+        <w:ind w:left="2880" w:hanging="360"/>
+      </w:pPr>
+      <w:rPr>
+        <w:rFonts w:ascii="Symbol" w:hAnsi="Symbol" w:hint="default"/>
+      </w:rPr>
+    </w:lvl>
+    <w:lvl w:ilvl="4" w:tplc="FFFFFFFF" w:tentative="1">
+      <w:start w:val="1"/>
+      <w:numFmt w:val="bullet"/>
+      <w:lvlText w:val="o"/>
+      <w:lvlJc w:val="left"/>
+      <w:pPr>
+        <w:ind w:left="3600" w:hanging="360"/>
+      </w:pPr>
+      <w:rPr>
+        <w:rFonts w:ascii="Courier New" w:hAnsi="Courier New" w:cs="Courier New" w:hint="default"/>
+      </w:rPr>
+    </w:lvl>
+    <w:lvl w:ilvl="5" w:tplc="FFFFFFFF" w:tentative="1">
+      <w:start w:val="1"/>
+      <w:numFmt w:val="bullet"/>
+      <w:lvlText w:val=""/>
+      <w:lvlJc w:val="left"/>
+      <w:pPr>
+        <w:ind w:left="4320" w:hanging="360"/>
+      </w:pPr>
+      <w:rPr>
+        <w:rFonts w:ascii="Wingdings" w:hAnsi="Wingdings" w:hint="default"/>
+      </w:rPr>
+    </w:lvl>
+    <w:lvl w:ilvl="6" w:tplc="FFFFFFFF" w:tentative="1">
+      <w:start w:val="1"/>
+      <w:numFmt w:val="bullet"/>
+      <w:lvlText w:val=""/>
+      <w:lvlJc w:val="left"/>
+      <w:pPr>
+        <w:ind w:left="5040" w:hanging="360"/>
+      </w:pPr>
+      <w:rPr>
+        <w:rFonts w:ascii="Symbol" w:hAnsi="Symbol" w:hint="default"/>
+      </w:rPr>
+    </w:lvl>
+    <w:lvl w:ilvl="7" w:tplc="FFFFFFFF" w:tentative="1">
+      <w:start w:val="1"/>
+      <w:numFmt w:val="bullet"/>
+      <w:lvlText w:val="o"/>
+      <w:lvlJc w:val="left"/>
+      <w:pPr>
+        <w:ind w:left="5760" w:hanging="360"/>
+      </w:pPr>
+      <w:rPr>
+        <w:rFonts w:ascii="Courier New" w:hAnsi="Courier New" w:cs="Courier New" w:hint="default"/>
+      </w:rPr>
+    </w:lvl>
+    <w:lvl w:ilvl="8" w:tplc="FFFFFFFF" w:tentative="1">
+      <w:start w:val="1"/>
+      <w:numFmt w:val="bullet"/>
+      <w:lvlText w:val=""/>
+      <w:lvlJc w:val="left"/>
+      <w:pPr>
+        <w:ind w:left="6480" w:hanging="360"/>
+      </w:pPr>
+      <w:rPr>
+        <w:rFonts w:ascii="Wingdings" w:hAnsi="Wingdings" w:hint="default"/>
+      </w:rPr>
+    </w:lvl>
+  </w:abstractNum>
+  <w:abstractNum w:abstractNumId="14" w15:restartNumberingAfterBreak="0">
+    <w:nsid w:val="716465F7"/>
+    <w:multiLevelType w:val="hybridMultilevel"/>
+    <w:tmpl w:val="DEAC2776"/>
+    <w:lvl w:ilvl="0" w:tplc="08090001">
+      <w:start w:val="1"/>
+      <w:numFmt w:val="bullet"/>
+      <w:lvlText w:val=""/>
+      <w:lvlJc w:val="left"/>
+      <w:pPr>
+        <w:ind w:left="720" w:hanging="360"/>
+      </w:pPr>
+      <w:rPr>
+        <w:rFonts w:ascii="Symbol" w:hAnsi="Symbol" w:hint="default"/>
+      </w:rPr>
+    </w:lvl>
+    <w:lvl w:ilvl="1" w:tplc="08090003" w:tentative="1">
+      <w:start w:val="1"/>
+      <w:numFmt w:val="bullet"/>
+      <w:lvlText w:val="o"/>
+      <w:lvlJc w:val="left"/>
+      <w:pPr>
+        <w:ind w:left="1440" w:hanging="360"/>
+      </w:pPr>
+      <w:rPr>
+        <w:rFonts w:ascii="Courier New" w:hAnsi="Courier New" w:cs="Courier New" w:hint="default"/>
+      </w:rPr>
+    </w:lvl>
+    <w:lvl w:ilvl="2" w:tplc="08090005" w:tentative="1">
+      <w:start w:val="1"/>
+      <w:numFmt w:val="bullet"/>
+      <w:lvlText w:val=""/>
+      <w:lvlJc w:val="left"/>
+      <w:pPr>
+        <w:ind w:left="2160" w:hanging="360"/>
+      </w:pPr>
+      <w:rPr>
+        <w:rFonts w:ascii="Wingdings" w:hAnsi="Wingdings" w:hint="default"/>
+      </w:rPr>
+    </w:lvl>
+    <w:lvl w:ilvl="3" w:tplc="08090001" w:tentative="1">
+      <w:start w:val="1"/>
+      <w:numFmt w:val="bullet"/>
+      <w:lvlText w:val=""/>
+      <w:lvlJc w:val="left"/>
+      <w:pPr>
+        <w:ind w:left="2880" w:hanging="360"/>
+      </w:pPr>
+      <w:rPr>
+        <w:rFonts w:ascii="Symbol" w:hAnsi="Symbol" w:hint="default"/>
+      </w:rPr>
+    </w:lvl>
+    <w:lvl w:ilvl="4" w:tplc="08090003" w:tentative="1">
+      <w:start w:val="1"/>
+      <w:numFmt w:val="bullet"/>
+      <w:lvlText w:val="o"/>
+      <w:lvlJc w:val="left"/>
+      <w:pPr>
+        <w:ind w:left="3600" w:hanging="360"/>
+      </w:pPr>
+      <w:rPr>
+        <w:rFonts w:ascii="Courier New" w:hAnsi="Courier New" w:cs="Courier New" w:hint="default"/>
+      </w:rPr>
+    </w:lvl>
+    <w:lvl w:ilvl="5" w:tplc="08090005" w:tentative="1">
+      <w:start w:val="1"/>
+      <w:numFmt w:val="bullet"/>
+      <w:lvlText w:val=""/>
+      <w:lvlJc w:val="left"/>
+      <w:pPr>
+        <w:ind w:left="4320" w:hanging="360"/>
+      </w:pPr>
+      <w:rPr>
+        <w:rFonts w:ascii="Wingdings" w:hAnsi="Wingdings" w:hint="default"/>
+      </w:rPr>
+    </w:lvl>
+    <w:lvl w:ilvl="6" w:tplc="08090001" w:tentative="1">
+      <w:start w:val="1"/>
+      <w:numFmt w:val="bullet"/>
+      <w:lvlText w:val=""/>
+      <w:lvlJc w:val="left"/>
+      <w:pPr>
+        <w:ind w:left="5040" w:hanging="360"/>
+      </w:pPr>
+      <w:rPr>
+        <w:rFonts w:ascii="Symbol" w:hAnsi="Symbol" w:hint="default"/>
+      </w:rPr>
+    </w:lvl>
+    <w:lvl w:ilvl="7" w:tplc="08090003" w:tentative="1">
+      <w:start w:val="1"/>
+      <w:numFmt w:val="bullet"/>
+      <w:lvlText w:val="o"/>
+      <w:lvlJc w:val="left"/>
+      <w:pPr>
+        <w:ind w:left="5760" w:hanging="360"/>
+      </w:pPr>
+      <w:rPr>
+        <w:rFonts w:ascii="Courier New" w:hAnsi="Courier New" w:cs="Courier New" w:hint="default"/>
+      </w:rPr>
+    </w:lvl>
+    <w:lvl w:ilvl="8" w:tplc="08090005" w:tentative="1">
+      <w:start w:val="1"/>
+      <w:numFmt w:val="bullet"/>
+      <w:lvlText w:val=""/>
+      <w:lvlJc w:val="left"/>
+      <w:pPr>
+        <w:ind w:left="6480" w:hanging="360"/>
+      </w:pPr>
+      <w:rPr>
+        <w:rFonts w:ascii="Wingdings" w:hAnsi="Wingdings" w:hint="default"/>
+      </w:rPr>
+    </w:lvl>
+  </w:abstractNum>
+  <w:abstractNum w:abstractNumId="15" w15:restartNumberingAfterBreak="0">
+    <w:nsid w:val="7C8D7C56"/>
+    <w:multiLevelType w:val="hybridMultilevel"/>
+    <w:tmpl w:val="6B620A60"/>
+    <w:lvl w:ilvl="0" w:tplc="08090001">
+      <w:start w:val="1"/>
+      <w:numFmt w:val="bullet"/>
+      <w:lvlText w:val=""/>
+      <w:lvlJc w:val="left"/>
+      <w:pPr>
+        <w:ind w:left="720" w:hanging="360"/>
+      </w:pPr>
+      <w:rPr>
+        <w:rFonts w:ascii="Symbol" w:hAnsi="Symbol" w:hint="default"/>
+      </w:rPr>
+    </w:lvl>
+    <w:lvl w:ilvl="1" w:tplc="08090003" w:tentative="1">
+      <w:start w:val="1"/>
+      <w:numFmt w:val="bullet"/>
+      <w:lvlText w:val="o"/>
+      <w:lvlJc w:val="left"/>
+      <w:pPr>
+        <w:ind w:left="1440" w:hanging="360"/>
+      </w:pPr>
+      <w:rPr>
+        <w:rFonts w:ascii="Courier New" w:hAnsi="Courier New" w:cs="Courier New" w:hint="default"/>
+      </w:rPr>
+    </w:lvl>
+    <w:lvl w:ilvl="2" w:tplc="08090005" w:tentative="1">
+      <w:start w:val="1"/>
+      <w:numFmt w:val="bullet"/>
+      <w:lvlText w:val=""/>
+      <w:lvlJc w:val="left"/>
+      <w:pPr>
+        <w:ind w:left="2160" w:hanging="360"/>
+      </w:pPr>
+      <w:rPr>
+        <w:rFonts w:ascii="Wingdings" w:hAnsi="Wingdings" w:hint="default"/>
+      </w:rPr>
+    </w:lvl>
+    <w:lvl w:ilvl="3" w:tplc="08090001" w:tentative="1">
+      <w:start w:val="1"/>
+      <w:numFmt w:val="bullet"/>
+      <w:lvlText w:val=""/>
+      <w:lvlJc w:val="left"/>
+      <w:pPr>
+        <w:ind w:left="2880" w:hanging="360"/>
+      </w:pPr>
+      <w:rPr>
+        <w:rFonts w:ascii="Symbol" w:hAnsi="Symbol" w:hint="default"/>
+      </w:rPr>
+    </w:lvl>
+    <w:lvl w:ilvl="4" w:tplc="08090003" w:tentative="1">
+      <w:start w:val="1"/>
+      <w:numFmt w:val="bullet"/>
+      <w:lvlText w:val="o"/>
+      <w:lvlJc w:val="left"/>
+      <w:pPr>
+        <w:ind w:left="3600" w:hanging="360"/>
+      </w:pPr>
+      <w:rPr>
+        <w:rFonts w:ascii="Courier New" w:hAnsi="Courier New" w:cs="Courier New" w:hint="default"/>
+      </w:rPr>
+    </w:lvl>
+    <w:lvl w:ilvl="5" w:tplc="08090005" w:tentative="1">
+      <w:start w:val="1"/>
+      <w:numFmt w:val="bullet"/>
+      <w:lvlText w:val=""/>
+      <w:lvlJc w:val="left"/>
+      <w:pPr>
+        <w:ind w:left="4320" w:hanging="360"/>
+      </w:pPr>
+      <w:rPr>
+        <w:rFonts w:ascii="Wingdings" w:hAnsi="Wingdings" w:hint="default"/>
+      </w:rPr>
+    </w:lvl>
+    <w:lvl w:ilvl="6" w:tplc="08090001" w:tentative="1">
+      <w:start w:val="1"/>
+      <w:numFmt w:val="bullet"/>
+      <w:lvlText w:val=""/>
+      <w:lvlJc w:val="left"/>
+      <w:pPr>
+        <w:ind w:left="5040" w:hanging="360"/>
+      </w:pPr>
+      <w:rPr>
+        <w:rFonts w:ascii="Symbol" w:hAnsi="Symbol" w:hint="default"/>
+      </w:rPr>
+    </w:lvl>
+    <w:lvl w:ilvl="7" w:tplc="08090003" w:tentative="1">
+      <w:start w:val="1"/>
+      <w:numFmt w:val="bullet"/>
+      <w:lvlText w:val="o"/>
+      <w:lvlJc w:val="left"/>
+      <w:pPr>
+        <w:ind w:left="5760" w:hanging="360"/>
+      </w:pPr>
+      <w:rPr>
+        <w:rFonts w:ascii="Courier New" w:hAnsi="Courier New" w:cs="Courier New" w:hint="default"/>
+      </w:rPr>
+    </w:lvl>
+    <w:lvl w:ilvl="8" w:tplc="08090005" w:tentative="1">
+      <w:start w:val="1"/>
+      <w:numFmt w:val="bullet"/>
+      <w:lvlText w:val=""/>
+      <w:lvlJc w:val="left"/>
+      <w:pPr>
+        <w:ind w:left="6480" w:hanging="360"/>
+      </w:pPr>
+      <w:rPr>
+        <w:rFonts w:ascii="Wingdings" w:hAnsi="Wingdings" w:hint="default"/>
+      </w:rPr>
+    </w:lvl>
+  </w:abstractNum>
+  <w:abstractNum w:abstractNumId="16" w15:restartNumberingAfterBreak="0">
+    <w:nsid w:val="7E1A0655"/>
+    <w:multiLevelType w:val="hybridMultilevel"/>
+    <w:tmpl w:val="CDD62500"/>
+    <w:lvl w:ilvl="0" w:tplc="3110937C">
+      <w:numFmt w:val="bullet"/>
+      <w:lvlText w:val="-"/>
+      <w:lvlJc w:val="left"/>
+      <w:pPr>
+        <w:ind w:left="720" w:hanging="360"/>
+      </w:pPr>
+      <w:rPr>
+        <w:rFonts w:ascii="Calibri" w:eastAsiaTheme="minorEastAsia" w:hAnsi="Calibri" w:cs="Calibri" w:hint="default"/>
+      </w:rPr>
+    </w:lvl>
+    <w:lvl w:ilvl="1" w:tplc="08090003" w:tentative="1">
+      <w:start w:val="1"/>
+      <w:numFmt w:val="bullet"/>
+      <w:lvlText w:val="o"/>
+      <w:lvlJc w:val="left"/>
+      <w:pPr>
+        <w:ind w:left="1440" w:hanging="360"/>
+      </w:pPr>
+      <w:rPr>
+        <w:rFonts w:ascii="Courier New" w:hAnsi="Courier New" w:cs="Courier New" w:hint="default"/>
+      </w:rPr>
+    </w:lvl>
+    <w:lvl w:ilvl="2" w:tplc="08090005" w:tentative="1">
+      <w:start w:val="1"/>
+      <w:numFmt w:val="bullet"/>
+      <w:lvlText w:val=""/>
+      <w:lvlJc w:val="left"/>
+      <w:pPr>
+        <w:ind w:left="2160" w:hanging="360"/>
+      </w:pPr>
+      <w:rPr>
+        <w:rFonts w:ascii="Wingdings" w:hAnsi="Wingdings" w:hint="default"/>
+      </w:rPr>
+    </w:lvl>
+    <w:lvl w:ilvl="3" w:tplc="08090001" w:tentative="1">
+      <w:start w:val="1"/>
+      <w:numFmt w:val="bullet"/>
+      <w:lvlText w:val=""/>
+      <w:lvlJc w:val="left"/>
+      <w:pPr>
+        <w:ind w:left="2880" w:hanging="360"/>
+      </w:pPr>
+      <w:rPr>
+        <w:rFonts w:ascii="Symbol" w:hAnsi="Symbol" w:hint="default"/>
+      </w:rPr>
+    </w:lvl>
+    <w:lvl w:ilvl="4" w:tplc="08090003" w:tentative="1">
+      <w:start w:val="1"/>
+      <w:numFmt w:val="bullet"/>
+      <w:lvlText w:val="o"/>
+      <w:lvlJc w:val="left"/>
+      <w:pPr>
+        <w:ind w:left="3600" w:hanging="360"/>
+      </w:pPr>
+      <w:rPr>
+        <w:rFonts w:ascii="Courier New" w:hAnsi="Courier New" w:cs="Courier New" w:hint="default"/>
+      </w:rPr>
+    </w:lvl>
+    <w:lvl w:ilvl="5" w:tplc="08090005" w:tentative="1">
+      <w:start w:val="1"/>
+      <w:numFmt w:val="bullet"/>
+      <w:lvlText w:val=""/>
+      <w:lvlJc w:val="left"/>
+      <w:pPr>
+        <w:ind w:left="4320" w:hanging="360"/>
+      </w:pPr>
+      <w:rPr>
+        <w:rFonts w:ascii="Wingdings" w:hAnsi="Wingdings" w:hint="default"/>
+      </w:rPr>
+    </w:lvl>
+    <w:lvl w:ilvl="6" w:tplc="08090001" w:tentative="1">
+      <w:start w:val="1"/>
+      <w:numFmt w:val="bullet"/>
+      <w:lvlText w:val=""/>
+      <w:lvlJc w:val="left"/>
+      <w:pPr>
+        <w:ind w:left="5040" w:hanging="360"/>
+      </w:pPr>
+      <w:rPr>
+        <w:rFonts w:ascii="Symbol" w:hAnsi="Symbol" w:hint="default"/>
+      </w:rPr>
+    </w:lvl>
+    <w:lvl w:ilvl="7" w:tplc="08090003" w:tentative="1">
+      <w:start w:val="1"/>
+      <w:numFmt w:val="bullet"/>
+      <w:lvlText w:val="o"/>
+      <w:lvlJc w:val="left"/>
+      <w:pPr>
+        <w:ind w:left="5760" w:hanging="360"/>
+      </w:pPr>
+      <w:rPr>
+        <w:rFonts w:ascii="Courier New" w:hAnsi="Courier New" w:cs="Courier New" w:hint="default"/>
+      </w:rPr>
+    </w:lvl>
+    <w:lvl w:ilvl="8" w:tplc="08090005" w:tentative="1">
+      <w:start w:val="1"/>
+      <w:numFmt w:val="bullet"/>
+      <w:lvlText w:val=""/>
+      <w:lvlJc w:val="left"/>
+      <w:pPr>
+        <w:ind w:left="6480" w:hanging="360"/>
+      </w:pPr>
+      <w:rPr>
+        <w:rFonts w:ascii="Wingdings" w:hAnsi="Wingdings" w:hint="default"/>
+      </w:rPr>
+    </w:lvl>
+  </w:abstractNum>
+  <w:num w:numId="1" w16cid:durableId="280497959">
+    <w:abstractNumId w:val="2"/>
+  </w:num>
+  <w:num w:numId="2" w16cid:durableId="759715276">
+    <w:abstractNumId w:val="11"/>
+  </w:num>
+  <w:num w:numId="3" w16cid:durableId="1827747641">
+    <w:abstractNumId w:val="7"/>
+  </w:num>
+  <w:num w:numId="4" w16cid:durableId="921061016">
+    <w:abstractNumId w:val="14"/>
+  </w:num>
+  <w:num w:numId="5" w16cid:durableId="426391432">
+    <w:abstractNumId w:val="1"/>
+  </w:num>
+  <w:num w:numId="6" w16cid:durableId="1509901332">
+    <w:abstractNumId w:val="0"/>
+  </w:num>
+  <w:num w:numId="7" w16cid:durableId="594555110">
+    <w:abstractNumId w:val="5"/>
+  </w:num>
+  <w:num w:numId="8" w16cid:durableId="1095202809">
+    <w:abstractNumId w:val="10"/>
+  </w:num>
+  <w:num w:numId="9" w16cid:durableId="436145337">
+    <w:abstractNumId w:val="8"/>
+  </w:num>
+  <w:num w:numId="10" w16cid:durableId="1666670505">
+    <w:abstractNumId w:val="4"/>
+  </w:num>
+  <w:num w:numId="11" w16cid:durableId="648097358">
+    <w:abstractNumId w:val="12"/>
+  </w:num>
+  <w:num w:numId="12" w16cid:durableId="1459567442">
+    <w:abstractNumId w:val="13"/>
+  </w:num>
+  <w:num w:numId="13" w16cid:durableId="774666353">
+    <w:abstractNumId w:val="6"/>
+  </w:num>
+  <w:num w:numId="14" w16cid:durableId="1825510688">
+    <w:abstractNumId w:val="3"/>
+  </w:num>
+  <w:num w:numId="15" w16cid:durableId="1500537911">
+    <w:abstractNumId w:val="16"/>
+  </w:num>
+  <w:num w:numId="16" w16cid:durableId="1630277168">
+    <w:abstractNumId w:val="15"/>
+  </w:num>
+  <w:num w:numId="17" w16cid:durableId="1300183678">
+    <w:abstractNumId w:val="9"/>
+  </w:num>
+</w:numbering>
 </file>
 
 <file path=word/styles.xml><?xml version="1.0" encoding="utf-8"?>
@@ -1735,6 +5692,38 @@
       <w:shd w:val="clear" w:color="auto" w:fill="E1DFDD"/>
     </w:rPr>
   </w:style>
+  <w:style w:type="paragraph" w:styleId="af4">
+    <w:name w:val="Normal (Web)"/>
+    <w:basedOn w:val="a"/>
+    <w:uiPriority w:val="99"/>
+    <w:unhideWhenUsed/>
+    <w:rsid w:val="00624ABD"/>
+    <w:pPr>
+      <w:spacing w:before="100" w:beforeAutospacing="1" w:after="100" w:afterAutospacing="1" w:line="240" w:lineRule="auto"/>
+    </w:pPr>
+    <w:rPr>
+      <w:rFonts w:ascii="Times New Roman" w:eastAsia="Times New Roman" w:hAnsi="Times New Roman" w:cs="Times New Roman"/>
+      <w:kern w:val="0"/>
+      <w14:ligatures w14:val="none"/>
+    </w:rPr>
+  </w:style>
+  <w:style w:type="character" w:customStyle="1" w:styleId="reference-label">
+    <w:name w:val="reference-label"/>
+    <w:basedOn w:val="a0"/>
+    <w:rsid w:val="00624ABD"/>
+  </w:style>
+  <w:style w:type="character" w:styleId="af5">
+    <w:name w:val="FollowedHyperlink"/>
+    <w:basedOn w:val="a0"/>
+    <w:uiPriority w:val="99"/>
+    <w:semiHidden/>
+    <w:unhideWhenUsed/>
+    <w:rsid w:val="000A550D"/>
+    <w:rPr>
+      <w:color w:val="954F72" w:themeColor="followedHyperlink"/>
+      <w:u w:val="single"/>
+    </w:rPr>
+  </w:style>
 </w:styles>
 </file>
 
